--- a/doc/Análisis_M06_Klassy.docx
+++ b/doc/Análisis_M06_Klassy.docx
@@ -18,7 +18,21 @@
         <w:rPr>
           <w:rFonts w:cstheme="minorHAnsi"/>
         </w:rPr>
-        <w:t xml:space="preserve">a gestión de este módulo o plan de estudios busca responder a las siguientes preguntas: ¿Qué se estudia, en qué grado, con qué intensidad y cómo se consolida académicamente? . Este módulo no debe gestionar nada de: </w:t>
+        <w:t>a gestión de este módulo o plan de estudios busca responder a las siguientes preguntas: ¿Qué se estudia, en qué grado, con qué intensidad y cómo se consolida académicamente</w:t>
+      </w:r>
+      <w:proofErr w:type="gramStart"/>
+      <w:r>
+        <w:rPr>
+          <w:rFonts w:cstheme="minorHAnsi"/>
+        </w:rPr>
+        <w:t>? .</w:t>
+      </w:r>
+      <w:proofErr w:type="gramEnd"/>
+      <w:r>
+        <w:rPr>
+          <w:rFonts w:cstheme="minorHAnsi"/>
+        </w:rPr>
+        <w:t xml:space="preserve"> Este módulo no debe gestionar nada de: </w:t>
       </w:r>
       <w:r>
         <w:rPr>
@@ -93,10 +107,21 @@
     </w:p>
     <w:p>
       <w:pPr>
-        <w:rPr>
-          <w:rFonts w:cstheme="minorHAnsi"/>
-        </w:rPr>
-      </w:pPr>
+        <w:pStyle w:val="Prrafodelista"/>
+        <w:numPr>
+          <w:ilvl w:val="0"/>
+          <w:numId w:val="12"/>
+        </w:numPr>
+        <w:rPr>
+          <w:rFonts w:cstheme="minorHAnsi"/>
+        </w:rPr>
+      </w:pPr>
+      <w:r>
+        <w:rPr>
+          <w:rFonts w:cstheme="minorHAnsi"/>
+        </w:rPr>
+        <w:t xml:space="preserve">2.1 </w:t>
+      </w:r>
       <w:r>
         <w:rPr>
           <w:rFonts w:cstheme="minorHAnsi"/>
@@ -106,10 +131,21 @@
     </w:p>
     <w:p>
       <w:pPr>
-        <w:rPr>
-          <w:rFonts w:cstheme="minorHAnsi"/>
-        </w:rPr>
-      </w:pPr>
+        <w:pStyle w:val="Prrafodelista"/>
+        <w:numPr>
+          <w:ilvl w:val="0"/>
+          <w:numId w:val="12"/>
+        </w:numPr>
+        <w:rPr>
+          <w:rFonts w:cstheme="minorHAnsi"/>
+        </w:rPr>
+      </w:pPr>
+      <w:r>
+        <w:rPr>
+          <w:rFonts w:cstheme="minorHAnsi"/>
+        </w:rPr>
+        <w:t xml:space="preserve">2.2 </w:t>
+      </w:r>
       <w:r>
         <w:rPr>
           <w:rFonts w:cstheme="minorHAnsi"/>
@@ -119,10 +155,21 @@
     </w:p>
     <w:p>
       <w:pPr>
-        <w:rPr>
-          <w:rFonts w:cstheme="minorHAnsi"/>
-        </w:rPr>
-      </w:pPr>
+        <w:pStyle w:val="Prrafodelista"/>
+        <w:numPr>
+          <w:ilvl w:val="0"/>
+          <w:numId w:val="12"/>
+        </w:numPr>
+        <w:rPr>
+          <w:rFonts w:cstheme="minorHAnsi"/>
+        </w:rPr>
+      </w:pPr>
+      <w:r>
+        <w:rPr>
+          <w:rFonts w:cstheme="minorHAnsi"/>
+        </w:rPr>
+        <w:t xml:space="preserve">2.3 </w:t>
+      </w:r>
       <w:r>
         <w:rPr>
           <w:rFonts w:cstheme="minorHAnsi"/>
@@ -178,7 +225,43 @@
         <w:rPr>
           <w:rFonts w:cstheme="minorHAnsi"/>
         </w:rPr>
-        <w:t xml:space="preserve"> 1. Gestión del Catálogo Académico</w:t>
+        <w:t xml:space="preserve"> 1. Gesti</w:t>
+      </w:r>
+      <w:r>
+        <w:rPr>
+          <w:rFonts w:ascii="Calibri" w:hAnsi="Calibri" w:cs="Calibri"/>
+        </w:rPr>
+        <w:t>ó</w:t>
+      </w:r>
+      <w:r>
+        <w:rPr>
+          <w:rFonts w:cstheme="minorHAnsi"/>
+        </w:rPr>
+        <w:t>n del Cat</w:t>
+      </w:r>
+      <w:r>
+        <w:rPr>
+          <w:rFonts w:ascii="Calibri" w:hAnsi="Calibri" w:cs="Calibri"/>
+        </w:rPr>
+        <w:t>á</w:t>
+      </w:r>
+      <w:r>
+        <w:rPr>
+          <w:rFonts w:cstheme="minorHAnsi"/>
+        </w:rPr>
+        <w:t>logo Acad</w:t>
+      </w:r>
+      <w:r>
+        <w:rPr>
+          <w:rFonts w:ascii="Calibri" w:hAnsi="Calibri" w:cs="Calibri"/>
+        </w:rPr>
+        <w:t>é</w:t>
+      </w:r>
+      <w:r>
+        <w:rPr>
+          <w:rFonts w:cstheme="minorHAnsi"/>
+        </w:rPr>
+        <w:t>mico</w:t>
       </w:r>
     </w:p>
     <w:p>
@@ -299,7 +382,46 @@
         <w:rPr>
           <w:rFonts w:cstheme="minorHAnsi"/>
         </w:rPr>
-        <w:t xml:space="preserve">        </w:t>
+        <w:t xml:space="preserve">         │</w:t>
+      </w:r>
+    </w:p>
+    <w:p>
+      <w:pPr>
+        <w:rPr>
+          <w:rFonts w:cstheme="minorHAnsi"/>
+        </w:rPr>
+      </w:pPr>
+      <w:r>
+        <w:rPr>
+          <w:rFonts w:cstheme="minorHAnsi"/>
+        </w:rPr>
+        <w:t xml:space="preserve">         └── Versión del Plan de Estudios</w:t>
+      </w:r>
+    </w:p>
+    <w:p>
+      <w:pPr>
+        <w:rPr>
+          <w:rFonts w:cstheme="minorHAnsi"/>
+        </w:rPr>
+      </w:pPr>
+      <w:r>
+        <w:rPr>
+          <w:rFonts w:cstheme="minorHAnsi"/>
+        </w:rPr>
+        <w:t xml:space="preserve">              │</w:t>
+      </w:r>
+    </w:p>
+    <w:p>
+      <w:pPr>
+        <w:rPr>
+          <w:rFonts w:cstheme="minorHAnsi"/>
+        </w:rPr>
+      </w:pPr>
+      <w:r>
+        <w:rPr>
+          <w:rFonts w:cstheme="minorHAnsi"/>
+        </w:rPr>
+        <w:t xml:space="preserve">              </w:t>
       </w:r>
       <w:r>
         <w:rPr>
@@ -342,7 +464,7 @@
         <w:rPr>
           <w:rFonts w:cstheme="minorHAnsi"/>
         </w:rPr>
-        <w:t xml:space="preserve">        </w:t>
+        <w:t xml:space="preserve">              </w:t>
       </w:r>
       <w:r>
         <w:rPr>
@@ -385,26 +507,20 @@
         <w:rPr>
           <w:rFonts w:cstheme="minorHAnsi"/>
         </w:rPr>
-        <w:t xml:space="preserve">        └── Configuración de Evaluación</w:t>
-      </w:r>
-    </w:p>
-    <w:p>
-      <w:pPr>
-        <w:rPr>
-          <w:rFonts w:cstheme="minorHAnsi"/>
-        </w:rPr>
-      </w:pPr>
-    </w:p>
-    <w:p>
-      <w:pPr>
-        <w:rPr>
-          <w:rFonts w:cstheme="minorHAnsi"/>
-        </w:rPr>
-      </w:pPr>
-      <w:r>
-        <w:rPr>
-          <w:rFonts w:cstheme="minorHAnsi"/>
-        </w:rPr>
+        <w:t xml:space="preserve">              └── Configuración de Evaluación</w:t>
+      </w:r>
+    </w:p>
+    <w:p>
+      <w:pPr>
+        <w:rPr>
+          <w:rFonts w:cstheme="minorHAnsi"/>
+        </w:rPr>
+      </w:pPr>
+      <w:r>
+        <w:rPr>
+          <w:rFonts w:cstheme="minorHAnsi"/>
+        </w:rPr>
+        <w:lastRenderedPageBreak/>
         <w:t>Posdata: A</w:t>
       </w:r>
       <w:r>
@@ -442,9 +558,16 @@
       <w:r>
         <w:rPr>
           <w:rFonts w:cstheme="minorHAnsi"/>
-        </w:rPr>
-        <w:lastRenderedPageBreak/>
-        <w:t xml:space="preserve">1. El catálogo académico: </w:t>
+          <w:b/>
+          <w:bCs/>
+        </w:rPr>
+        <w:t>1. El catálogo académico:</w:t>
+      </w:r>
+      <w:r>
+        <w:rPr>
+          <w:rFonts w:cstheme="minorHAnsi"/>
+        </w:rPr>
+        <w:t xml:space="preserve"> </w:t>
       </w:r>
       <w:r>
         <w:rPr>
@@ -523,15 +646,35 @@
         <w:rPr>
           <w:rFonts w:cstheme="minorHAnsi"/>
         </w:rPr>
-        <w:t xml:space="preserve">Se podrá Crear( agregar), editar e Inactivar o Activar, NO ELIMINAR, debido a que estas asignaturas o áreas pueden tener ya información académica asociada, como notas boletines desarrollos curriculares, horarios, etc. Con esto se cumple con el principio de trazabilidad y datos centralizados del documento. </w:t>
-      </w:r>
-    </w:p>
-    <w:p>
-      <w:pPr>
-        <w:rPr>
-          <w:rFonts w:cstheme="minorHAnsi"/>
-        </w:rPr>
-      </w:pPr>
+        <w:t xml:space="preserve">Se podrá </w:t>
+      </w:r>
+      <w:proofErr w:type="gramStart"/>
+      <w:r>
+        <w:rPr>
+          <w:rFonts w:cstheme="minorHAnsi"/>
+        </w:rPr>
+        <w:t>Crear( agregar</w:t>
+      </w:r>
+      <w:proofErr w:type="gramEnd"/>
+      <w:r>
+        <w:rPr>
+          <w:rFonts w:cstheme="minorHAnsi"/>
+        </w:rPr>
+        <w:t xml:space="preserve">), editar e Inactivar o Activar, NO ELIMINAR, debido a que estas asignaturas o áreas pueden tener ya información académica asociada, como notas boletines desarrollos curriculares, horarios, etc. Con esto se cumple con el principio de trazabilidad y datos centralizados del documento. </w:t>
+      </w:r>
+    </w:p>
+    <w:p>
+      <w:pPr>
+        <w:rPr>
+          <w:rFonts w:cstheme="minorHAnsi"/>
+        </w:rPr>
+      </w:pPr>
+      <w:r>
+        <w:rPr>
+          <w:rFonts w:cstheme="minorHAnsi"/>
+        </w:rPr>
+        <w:t xml:space="preserve">1.1 </w:t>
+      </w:r>
       <w:r>
         <w:rPr>
           <w:rFonts w:cstheme="minorHAnsi"/>
@@ -698,6 +841,12 @@
         <w:rPr>
           <w:rFonts w:cstheme="minorHAnsi"/>
         </w:rPr>
+        <w:t xml:space="preserve">1.2 </w:t>
+      </w:r>
+      <w:r>
+        <w:rPr>
+          <w:rFonts w:cstheme="minorHAnsi"/>
+        </w:rPr>
         <w:t>Gestión de Asignaturas:</w:t>
       </w:r>
     </w:p>
@@ -999,6 +1148,7 @@
         <w:rPr>
           <w:rFonts w:cstheme="minorHAnsi"/>
         </w:rPr>
+        <w:lastRenderedPageBreak/>
         <w:t>El sistema</w:t>
       </w:r>
       <w:r>
@@ -1041,14 +1191,21 @@
         <w:rPr>
           <w:rFonts w:cstheme="minorHAnsi"/>
         </w:rPr>
-        <w:t xml:space="preserve">con esto se busca que en el siguiente apartado de este módulo, cuando el usuario seleccione un nivel académico el sistema </w:t>
-      </w:r>
-      <w:r>
-        <w:rPr>
-          <w:rFonts w:cstheme="minorHAnsi"/>
-        </w:rPr>
-        <w:lastRenderedPageBreak/>
-        <w:t xml:space="preserve">muestre solo las materias asignadas y no aquellas materias creadas que no tengan que ver con el nivel académico. </w:t>
+        <w:t xml:space="preserve">con esto se busca </w:t>
+      </w:r>
+      <w:proofErr w:type="gramStart"/>
+      <w:r>
+        <w:rPr>
+          <w:rFonts w:cstheme="minorHAnsi"/>
+        </w:rPr>
+        <w:t>que</w:t>
+      </w:r>
+      <w:proofErr w:type="gramEnd"/>
+      <w:r>
+        <w:rPr>
+          <w:rFonts w:cstheme="minorHAnsi"/>
+        </w:rPr>
+        <w:t xml:space="preserve"> en el siguiente apartado de este módulo, cuando el usuario seleccione un nivel académico el sistema muestre solo las materias asignadas y no aquellas materias creadas que no tengan que ver con el nivel académico. </w:t>
       </w:r>
     </w:p>
     <w:p>
@@ -1206,17 +1363,23 @@
       <w:pPr>
         <w:rPr>
           <w:rFonts w:cstheme="minorHAnsi"/>
-        </w:rPr>
-      </w:pPr>
-      <w:r>
-        <w:rPr>
-          <w:rFonts w:cstheme="minorHAnsi"/>
+          <w:b/>
+          <w:bCs/>
+        </w:rPr>
+      </w:pPr>
+      <w:r>
+        <w:rPr>
+          <w:rFonts w:cstheme="minorHAnsi"/>
+          <w:b/>
+          <w:bCs/>
         </w:rPr>
         <w:t>2. Gestión de planes de estudio</w:t>
       </w:r>
       <w:r>
         <w:rPr>
           <w:rFonts w:cstheme="minorHAnsi"/>
+          <w:b/>
+          <w:bCs/>
         </w:rPr>
         <w:t xml:space="preserve">: </w:t>
       </w:r>
@@ -1235,11 +1398,6 @@
       </w:r>
     </w:p>
     <w:p>
-      <w:pPr>
-        <w:rPr>
-          <w:rFonts w:cstheme="minorHAnsi"/>
-        </w:rPr>
-      </w:pPr>
       <w:r>
         <w:rPr>
           <w:rFonts w:cstheme="minorHAnsi"/>
@@ -1263,6 +1421,15 @@
           <w:rFonts w:cstheme="minorHAnsi"/>
         </w:rPr>
         <w:t xml:space="preserve">. </w:t>
+      </w:r>
+      <w:r>
+        <w:rPr>
+          <w:rFonts w:cstheme="minorHAnsi"/>
+        </w:rPr>
+        <w:t xml:space="preserve">Entonces: </w:t>
+      </w:r>
+      <w:r>
+        <w:t>Un Plan de Estudios corresponde a un año lectivo y se administra mediante versiones de vigencia.</w:t>
       </w:r>
     </w:p>
     <w:p>
@@ -1467,14 +1634,6 @@
     </w:p>
     <w:p>
       <w:pPr>
-        <w:pStyle w:val="Prrafodelista"/>
-        <w:rPr>
-          <w:rFonts w:cstheme="minorHAnsi"/>
-        </w:rPr>
-      </w:pPr>
-    </w:p>
-    <w:p>
-      <w:pPr>
         <w:rPr>
           <w:rFonts w:cstheme="minorHAnsi"/>
         </w:rPr>
@@ -1664,7 +1823,28 @@
         <w:rPr>
           <w:rFonts w:cstheme="minorHAnsi"/>
         </w:rPr>
-        <w:t>. Ej: En grado décimo puede ser que los estudiantes vean la asignatura de economía, pero l</w:t>
+        <w:t xml:space="preserve">. </w:t>
+      </w:r>
+      <w:proofErr w:type="spellStart"/>
+      <w:r>
+        <w:rPr>
+          <w:rFonts w:cstheme="minorHAnsi"/>
+        </w:rPr>
+        <w:t>Ej</w:t>
+      </w:r>
+      <w:proofErr w:type="spellEnd"/>
+      <w:r>
+        <w:rPr>
+          <w:rFonts w:cstheme="minorHAnsi"/>
+        </w:rPr>
+        <w:t xml:space="preserve">: En grado décimo puede ser que los estudiantes vean la </w:t>
+      </w:r>
+      <w:r>
+        <w:rPr>
+          <w:rFonts w:cstheme="minorHAnsi"/>
+        </w:rPr>
+        <w:lastRenderedPageBreak/>
+        <w:t>asignatura de economía, pero l</w:t>
       </w:r>
       <w:r>
         <w:rPr>
@@ -1719,7 +1899,21 @@
         <w:rPr>
           <w:rFonts w:cstheme="minorHAnsi"/>
         </w:rPr>
-        <w:t>cuando selecciona editar se habilitan las opciones de la intensidad horaria, los grados en los que se imparte por ejemplo 10 y 11 con checkbox para seleccionar.</w:t>
+        <w:t xml:space="preserve">cuando selecciona editar se habilitan las opciones de la intensidad horaria, los grados en los que se imparte por ejemplo 10 y 11 con </w:t>
+      </w:r>
+      <w:proofErr w:type="spellStart"/>
+      <w:r>
+        <w:rPr>
+          <w:rFonts w:cstheme="minorHAnsi"/>
+        </w:rPr>
+        <w:t>checkbox</w:t>
+      </w:r>
+      <w:proofErr w:type="spellEnd"/>
+      <w:r>
+        <w:rPr>
+          <w:rFonts w:cstheme="minorHAnsi"/>
+        </w:rPr>
+        <w:t xml:space="preserve"> para seleccionar.</w:t>
       </w:r>
       <w:r>
         <w:rPr>
@@ -1750,7 +1944,6 @@
         <w:rPr>
           <w:rFonts w:cstheme="minorHAnsi"/>
         </w:rPr>
-        <w:lastRenderedPageBreak/>
         <w:t xml:space="preserve">Podrá eliminar la relación de materia y grado dentro del plan (No modifica la información del Catálogo académico). </w:t>
       </w:r>
     </w:p>
@@ -2129,7 +2322,21 @@
         <w:rPr>
           <w:rFonts w:cstheme="minorHAnsi"/>
         </w:rPr>
-        <w:t>Grupo: Al haber seleccionado el grado, el sistema filtra los grupos correspondientes al grado especificado. Además el sistema debe mostrar la información relacionada al grupo: Sede · Jornada - Nivel educativo. Ejemplo: El usuario seleccionó: 10°A — Sede Norte — Jornada Mañana— Nivel Media</w:t>
+        <w:t xml:space="preserve">Grupo: Al haber seleccionado el grado, el sistema filtra los grupos correspondientes al grado especificado. </w:t>
+      </w:r>
+      <w:proofErr w:type="gramStart"/>
+      <w:r>
+        <w:rPr>
+          <w:rFonts w:cstheme="minorHAnsi"/>
+        </w:rPr>
+        <w:t>Además</w:t>
+      </w:r>
+      <w:proofErr w:type="gramEnd"/>
+      <w:r>
+        <w:rPr>
+          <w:rFonts w:cstheme="minorHAnsi"/>
+        </w:rPr>
+        <w:t xml:space="preserve"> el sistema debe mostrar la información relacionada al grupo: Sede · Jornada - Nivel educativo. Ejemplo: El usuario seleccionó: 10°A — Sede Norte — Jornada Mañana— Nivel Media</w:t>
       </w:r>
       <w:r>
         <w:rPr>
@@ -2150,7 +2357,21 @@
         <w:rPr>
           <w:rFonts w:cstheme="minorHAnsi"/>
         </w:rPr>
-        <w:t>Esto porque puede pasar que en una más de una sede tengan los mismos grados, entonces el sistema no filtra y muestra solamente uno sino</w:t>
+        <w:t xml:space="preserve">Esto porque puede pasar que en una más de una sede tengan los mismos grados, entonces el sistema no filtra y muestra solamente </w:t>
+      </w:r>
+      <w:proofErr w:type="gramStart"/>
+      <w:r>
+        <w:rPr>
+          <w:rFonts w:cstheme="minorHAnsi"/>
+        </w:rPr>
+        <w:t>uno</w:t>
+      </w:r>
+      <w:proofErr w:type="gramEnd"/>
+      <w:r>
+        <w:rPr>
+          <w:rFonts w:cstheme="minorHAnsi"/>
+        </w:rPr>
+        <w:t xml:space="preserve"> sino</w:t>
       </w:r>
       <w:r>
         <w:rPr>
@@ -2180,6 +2401,7 @@
         <w:rPr>
           <w:rFonts w:cstheme="minorHAnsi"/>
         </w:rPr>
+        <w:lastRenderedPageBreak/>
         <w:t xml:space="preserve">Al estar </w:t>
       </w:r>
       <w:r>
@@ -2278,7 +2500,21 @@
         <w:rPr>
           <w:rFonts w:cstheme="minorHAnsi"/>
         </w:rPr>
-        <w:t xml:space="preserve">Modificar la intensidad horaria del grupo y añadir una observación del por qué, para describir la razón por la cual se establece el cambio (ej Asignatura exclusiva del grupo por modalidad de formación). </w:t>
+        <w:t>Modificar la intensidad horaria del grupo y añadir una observación del por qué, para describir la razón por la cual se establece el cambio (</w:t>
+      </w:r>
+      <w:proofErr w:type="spellStart"/>
+      <w:r>
+        <w:rPr>
+          <w:rFonts w:cstheme="minorHAnsi"/>
+        </w:rPr>
+        <w:t>ej</w:t>
+      </w:r>
+      <w:proofErr w:type="spellEnd"/>
+      <w:r>
+        <w:rPr>
+          <w:rFonts w:cstheme="minorHAnsi"/>
+        </w:rPr>
+        <w:t xml:space="preserve"> Asignatura exclusiva del grupo por modalidad de formación). </w:t>
       </w:r>
     </w:p>
     <w:p>
@@ -2567,6 +2803,7 @@
         <w:rPr>
           <w:rFonts w:cstheme="minorHAnsi"/>
         </w:rPr>
+        <w:lastRenderedPageBreak/>
         <w:t xml:space="preserve">       │</w:t>
       </w:r>
     </w:p>
@@ -2715,7 +2952,6 @@
         <w:rPr>
           <w:rFonts w:cstheme="minorHAnsi"/>
         </w:rPr>
-        <w:lastRenderedPageBreak/>
         <w:t xml:space="preserve">                         │</w:t>
       </w:r>
     </w:p>
@@ -2947,7 +3183,21 @@
         <w:rPr>
           <w:rFonts w:cstheme="minorHAnsi"/>
         </w:rPr>
-        <w:t xml:space="preserve">      igual        igual      personaliza</w:t>
+        <w:t xml:space="preserve">      igual        </w:t>
+      </w:r>
+      <w:proofErr w:type="spellStart"/>
+      <w:r>
+        <w:rPr>
+          <w:rFonts w:cstheme="minorHAnsi"/>
+        </w:rPr>
+        <w:t>igual</w:t>
+      </w:r>
+      <w:proofErr w:type="spellEnd"/>
+      <w:r>
+        <w:rPr>
+          <w:rFonts w:cstheme="minorHAnsi"/>
+        </w:rPr>
+        <w:t xml:space="preserve">      personaliza</w:t>
       </w:r>
     </w:p>
     <w:p>
@@ -3036,9 +3286,497 @@
           <w:rFonts w:cstheme="minorHAnsi"/>
         </w:rPr>
       </w:pPr>
-      <w:r>
-        <w:rPr>
-          <w:rFonts w:cstheme="minorHAnsi"/>
+    </w:p>
+    <w:p>
+      <w:pPr>
+        <w:pStyle w:val="Ttulo3"/>
+        <w:rPr>
+          <w:rFonts w:asciiTheme="minorHAnsi" w:hAnsiTheme="minorHAnsi" w:cstheme="minorHAnsi"/>
+          <w:b w:val="0"/>
+          <w:bCs w:val="0"/>
+          <w:sz w:val="22"/>
+          <w:szCs w:val="22"/>
+        </w:rPr>
+      </w:pPr>
+      <w:r>
+        <w:rPr>
+          <w:rFonts w:asciiTheme="minorHAnsi" w:hAnsiTheme="minorHAnsi" w:cstheme="minorHAnsi"/>
+          <w:b w:val="0"/>
+          <w:bCs w:val="0"/>
+          <w:sz w:val="22"/>
+          <w:szCs w:val="22"/>
+        </w:rPr>
+        <w:lastRenderedPageBreak/>
+        <w:t xml:space="preserve">2.3 </w:t>
+      </w:r>
+      <w:r>
+        <w:rPr>
+          <w:rFonts w:asciiTheme="minorHAnsi" w:hAnsiTheme="minorHAnsi" w:cstheme="minorHAnsi"/>
+          <w:b w:val="0"/>
+          <w:bCs w:val="0"/>
+          <w:sz w:val="22"/>
+          <w:szCs w:val="22"/>
+        </w:rPr>
+        <w:t>Configuración de Evaluación</w:t>
+      </w:r>
+    </w:p>
+    <w:p>
+      <w:pPr>
+        <w:spacing w:before="100" w:beforeAutospacing="1" w:after="100" w:afterAutospacing="1" w:line="240" w:lineRule="auto"/>
+        <w:rPr>
+          <w:rFonts w:eastAsia="Times New Roman" w:cstheme="minorHAnsi"/>
+          <w:lang w:eastAsia="es-CO"/>
+        </w:rPr>
+      </w:pPr>
+      <w:r>
+        <w:rPr>
+          <w:rFonts w:eastAsia="Times New Roman" w:cstheme="minorHAnsi"/>
+          <w:lang w:eastAsia="es-CO"/>
+        </w:rPr>
+        <w:t>Objetivo: establecer cómo se calculará el resultado de cada área a partir de las asignaturas que la componen.</w:t>
+      </w:r>
+    </w:p>
+    <w:p>
+      <w:pPr>
+        <w:numPr>
+          <w:ilvl w:val="0"/>
+          <w:numId w:val="8"/>
+        </w:numPr>
+        <w:spacing w:before="100" w:beforeAutospacing="1" w:after="100" w:afterAutospacing="1" w:line="240" w:lineRule="auto"/>
+        <w:rPr>
+          <w:rFonts w:eastAsia="Times New Roman" w:cstheme="minorHAnsi"/>
+          <w:lang w:eastAsia="es-CO"/>
+        </w:rPr>
+      </w:pPr>
+      <w:r>
+        <w:rPr>
+          <w:rFonts w:eastAsia="Times New Roman" w:cstheme="minorHAnsi"/>
+          <w:lang w:eastAsia="es-CO"/>
+        </w:rPr>
+        <w:t xml:space="preserve">Asignaturas que componen el área </w:t>
+      </w:r>
+    </w:p>
+    <w:p>
+      <w:pPr>
+        <w:numPr>
+          <w:ilvl w:val="1"/>
+          <w:numId w:val="8"/>
+        </w:numPr>
+        <w:spacing w:before="100" w:beforeAutospacing="1" w:after="100" w:afterAutospacing="1" w:line="240" w:lineRule="auto"/>
+        <w:rPr>
+          <w:rFonts w:eastAsia="Times New Roman" w:cstheme="minorHAnsi"/>
+          <w:lang w:eastAsia="es-CO"/>
+        </w:rPr>
+      </w:pPr>
+      <w:r>
+        <w:rPr>
+          <w:rFonts w:eastAsia="Times New Roman" w:cstheme="minorHAnsi"/>
+          <w:lang w:eastAsia="es-CO"/>
+        </w:rPr>
+        <w:t xml:space="preserve">El sistema muestra las asignaturas relacionadas con cada área según la configuración del plan de estudios. </w:t>
+      </w:r>
+    </w:p>
+    <w:p>
+      <w:pPr>
+        <w:numPr>
+          <w:ilvl w:val="1"/>
+          <w:numId w:val="8"/>
+        </w:numPr>
+        <w:spacing w:before="100" w:beforeAutospacing="1" w:after="100" w:afterAutospacing="1" w:line="240" w:lineRule="auto"/>
+        <w:rPr>
+          <w:rFonts w:eastAsia="Times New Roman" w:cstheme="minorHAnsi"/>
+          <w:lang w:eastAsia="es-CO"/>
+        </w:rPr>
+      </w:pPr>
+      <w:r>
+        <w:rPr>
+          <w:rFonts w:eastAsia="Times New Roman" w:cstheme="minorHAnsi"/>
+          <w:lang w:eastAsia="es-CO"/>
+        </w:rPr>
+        <w:t xml:space="preserve">El administrador establece qué porcentaje aporta cada asignatura al resultado final del área. </w:t>
+      </w:r>
+    </w:p>
+    <w:p>
+      <w:pPr>
+        <w:numPr>
+          <w:ilvl w:val="0"/>
+          <w:numId w:val="8"/>
+        </w:numPr>
+        <w:spacing w:before="100" w:beforeAutospacing="1" w:after="100" w:afterAutospacing="1" w:line="240" w:lineRule="auto"/>
+        <w:rPr>
+          <w:rFonts w:eastAsia="Times New Roman" w:cstheme="minorHAnsi"/>
+          <w:lang w:eastAsia="es-CO"/>
+        </w:rPr>
+      </w:pPr>
+      <w:r>
+        <w:rPr>
+          <w:rFonts w:eastAsia="Times New Roman" w:cstheme="minorHAnsi"/>
+          <w:lang w:eastAsia="es-CO"/>
+        </w:rPr>
+        <w:t xml:space="preserve">Ponderación de las asignaturas </w:t>
+      </w:r>
+    </w:p>
+    <w:p>
+      <w:pPr>
+        <w:numPr>
+          <w:ilvl w:val="1"/>
+          <w:numId w:val="8"/>
+        </w:numPr>
+        <w:spacing w:before="100" w:beforeAutospacing="1" w:after="100" w:afterAutospacing="1" w:line="240" w:lineRule="auto"/>
+        <w:rPr>
+          <w:rFonts w:eastAsia="Times New Roman" w:cstheme="minorHAnsi"/>
+          <w:lang w:eastAsia="es-CO"/>
+        </w:rPr>
+      </w:pPr>
+      <w:r>
+        <w:rPr>
+          <w:rFonts w:eastAsia="Times New Roman" w:cstheme="minorHAnsi"/>
+          <w:lang w:eastAsia="es-CO"/>
+        </w:rPr>
+        <w:t xml:space="preserve">Se define el porcentaje de contribución de cada asignatura. </w:t>
+      </w:r>
+    </w:p>
+    <w:p>
+      <w:pPr>
+        <w:numPr>
+          <w:ilvl w:val="1"/>
+          <w:numId w:val="8"/>
+        </w:numPr>
+        <w:spacing w:before="100" w:beforeAutospacing="1" w:after="100" w:afterAutospacing="1" w:line="240" w:lineRule="auto"/>
+        <w:rPr>
+          <w:rFonts w:eastAsia="Times New Roman" w:cstheme="minorHAnsi"/>
+          <w:lang w:eastAsia="es-CO"/>
+        </w:rPr>
+      </w:pPr>
+      <w:r>
+        <w:rPr>
+          <w:rFonts w:eastAsia="Times New Roman" w:cstheme="minorHAnsi"/>
+          <w:lang w:eastAsia="es-CO"/>
+        </w:rPr>
+        <w:t xml:space="preserve">La suma de las ponderaciones de las asignaturas que componen un área debe ser 100 %. </w:t>
+      </w:r>
+    </w:p>
+    <w:p>
+      <w:pPr>
+        <w:numPr>
+          <w:ilvl w:val="1"/>
+          <w:numId w:val="8"/>
+        </w:numPr>
+        <w:spacing w:before="100" w:beforeAutospacing="1" w:after="100" w:afterAutospacing="1" w:line="240" w:lineRule="auto"/>
+        <w:rPr>
+          <w:rFonts w:eastAsia="Times New Roman" w:cstheme="minorHAnsi"/>
+          <w:lang w:eastAsia="es-CO"/>
+        </w:rPr>
+      </w:pPr>
+      <w:r>
+        <w:rPr>
+          <w:rFonts w:eastAsia="Times New Roman" w:cstheme="minorHAnsi"/>
+          <w:lang w:eastAsia="es-CO"/>
+        </w:rPr>
+        <w:t xml:space="preserve">Ejemplo: </w:t>
+      </w:r>
+    </w:p>
+    <w:p>
+      <w:pPr>
+        <w:numPr>
+          <w:ilvl w:val="2"/>
+          <w:numId w:val="8"/>
+        </w:numPr>
+        <w:spacing w:before="100" w:beforeAutospacing="1" w:after="100" w:afterAutospacing="1" w:line="240" w:lineRule="auto"/>
+        <w:rPr>
+          <w:rFonts w:eastAsia="Times New Roman" w:cstheme="minorHAnsi"/>
+          <w:lang w:eastAsia="es-CO"/>
+        </w:rPr>
+      </w:pPr>
+      <w:r>
+        <w:rPr>
+          <w:rFonts w:eastAsia="Times New Roman" w:cstheme="minorHAnsi"/>
+          <w:lang w:eastAsia="es-CO"/>
+        </w:rPr>
+        <w:t xml:space="preserve">Ciencias Naturales </w:t>
+      </w:r>
+    </w:p>
+    <w:p>
+      <w:pPr>
+        <w:numPr>
+          <w:ilvl w:val="3"/>
+          <w:numId w:val="8"/>
+        </w:numPr>
+        <w:spacing w:before="100" w:beforeAutospacing="1" w:after="100" w:afterAutospacing="1" w:line="240" w:lineRule="auto"/>
+        <w:rPr>
+          <w:rFonts w:eastAsia="Times New Roman" w:cstheme="minorHAnsi"/>
+          <w:lang w:eastAsia="es-CO"/>
+        </w:rPr>
+      </w:pPr>
+      <w:r>
+        <w:rPr>
+          <w:rFonts w:eastAsia="Times New Roman" w:cstheme="minorHAnsi"/>
+          <w:lang w:eastAsia="es-CO"/>
+        </w:rPr>
+        <w:t xml:space="preserve">Biología → 50 % </w:t>
+      </w:r>
+    </w:p>
+    <w:p>
+      <w:pPr>
+        <w:numPr>
+          <w:ilvl w:val="3"/>
+          <w:numId w:val="8"/>
+        </w:numPr>
+        <w:spacing w:before="100" w:beforeAutospacing="1" w:after="100" w:afterAutospacing="1" w:line="240" w:lineRule="auto"/>
+        <w:rPr>
+          <w:rFonts w:eastAsia="Times New Roman" w:cstheme="minorHAnsi"/>
+          <w:lang w:eastAsia="es-CO"/>
+        </w:rPr>
+      </w:pPr>
+      <w:r>
+        <w:rPr>
+          <w:rFonts w:eastAsia="Times New Roman" w:cstheme="minorHAnsi"/>
+          <w:lang w:eastAsia="es-CO"/>
+        </w:rPr>
+        <w:t xml:space="preserve">Química → 30 % </w:t>
+      </w:r>
+    </w:p>
+    <w:p>
+      <w:pPr>
+        <w:numPr>
+          <w:ilvl w:val="3"/>
+          <w:numId w:val="8"/>
+        </w:numPr>
+        <w:spacing w:before="100" w:beforeAutospacing="1" w:after="100" w:afterAutospacing="1" w:line="240" w:lineRule="auto"/>
+        <w:rPr>
+          <w:rFonts w:eastAsia="Times New Roman" w:cstheme="minorHAnsi"/>
+          <w:lang w:eastAsia="es-CO"/>
+        </w:rPr>
+      </w:pPr>
+      <w:r>
+        <w:rPr>
+          <w:rFonts w:eastAsia="Times New Roman" w:cstheme="minorHAnsi"/>
+          <w:lang w:eastAsia="es-CO"/>
+        </w:rPr>
+        <w:t xml:space="preserve">Física → 20 % </w:t>
+      </w:r>
+    </w:p>
+    <w:p>
+      <w:pPr>
+        <w:numPr>
+          <w:ilvl w:val="0"/>
+          <w:numId w:val="8"/>
+        </w:numPr>
+        <w:spacing w:before="100" w:beforeAutospacing="1" w:after="100" w:afterAutospacing="1" w:line="240" w:lineRule="auto"/>
+        <w:rPr>
+          <w:rFonts w:eastAsia="Times New Roman" w:cstheme="minorHAnsi"/>
+          <w:lang w:eastAsia="es-CO"/>
+        </w:rPr>
+      </w:pPr>
+      <w:r>
+        <w:rPr>
+          <w:rFonts w:eastAsia="Times New Roman" w:cstheme="minorHAnsi"/>
+          <w:lang w:eastAsia="es-CO"/>
+        </w:rPr>
+        <w:t xml:space="preserve">Método de cálculo del resultado del área </w:t>
+      </w:r>
+    </w:p>
+    <w:p>
+      <w:pPr>
+        <w:numPr>
+          <w:ilvl w:val="1"/>
+          <w:numId w:val="8"/>
+        </w:numPr>
+        <w:spacing w:before="100" w:beforeAutospacing="1" w:after="100" w:afterAutospacing="1" w:line="240" w:lineRule="auto"/>
+        <w:rPr>
+          <w:rFonts w:eastAsia="Times New Roman" w:cstheme="minorHAnsi"/>
+          <w:lang w:eastAsia="es-CO"/>
+        </w:rPr>
+      </w:pPr>
+      <w:r>
+        <w:rPr>
+          <w:rFonts w:eastAsia="Times New Roman" w:cstheme="minorHAnsi"/>
+          <w:lang w:eastAsia="es-CO"/>
+        </w:rPr>
+        <w:t xml:space="preserve">Promedio ponderado: el resultado depende de los porcentajes establecidos para cada asignatura. </w:t>
+      </w:r>
+    </w:p>
+    <w:p>
+      <w:pPr>
+        <w:numPr>
+          <w:ilvl w:val="1"/>
+          <w:numId w:val="8"/>
+        </w:numPr>
+        <w:spacing w:before="100" w:beforeAutospacing="1" w:after="100" w:afterAutospacing="1" w:line="240" w:lineRule="auto"/>
+        <w:rPr>
+          <w:rFonts w:eastAsia="Times New Roman" w:cstheme="minorHAnsi"/>
+          <w:lang w:eastAsia="es-CO"/>
+        </w:rPr>
+      </w:pPr>
+      <w:r>
+        <w:rPr>
+          <w:rFonts w:eastAsia="Times New Roman" w:cstheme="minorHAnsi"/>
+          <w:lang w:eastAsia="es-CO"/>
+        </w:rPr>
+        <w:t xml:space="preserve">Promedio aritmético: las asignaturas tienen el mismo peso, independientemente de la intensidad horaria u otros factores. </w:t>
+      </w:r>
+    </w:p>
+    <w:p>
+      <w:pPr>
+        <w:spacing w:before="100" w:beforeAutospacing="1" w:after="100" w:afterAutospacing="1" w:line="240" w:lineRule="auto"/>
+        <w:outlineLvl w:val="2"/>
+        <w:rPr>
+          <w:rFonts w:eastAsia="Times New Roman" w:cstheme="minorHAnsi"/>
+          <w:lang w:eastAsia="es-CO"/>
+        </w:rPr>
+      </w:pPr>
+      <w:r>
+        <w:rPr>
+          <w:rFonts w:eastAsia="Times New Roman" w:cstheme="minorHAnsi"/>
+          <w:lang w:eastAsia="es-CO"/>
+        </w:rPr>
+        <w:t>Regla de negocio</w:t>
+      </w:r>
+    </w:p>
+    <w:p>
+      <w:pPr>
+        <w:spacing w:beforeAutospacing="1" w:after="100" w:afterAutospacing="1" w:line="240" w:lineRule="auto"/>
+        <w:rPr>
+          <w:rFonts w:eastAsia="Times New Roman" w:cstheme="minorHAnsi"/>
+          <w:lang w:eastAsia="es-CO"/>
+        </w:rPr>
+      </w:pPr>
+      <w:r>
+        <w:rPr>
+          <w:rFonts w:eastAsia="Times New Roman" w:cstheme="minorHAnsi"/>
+          <w:lang w:eastAsia="es-CO"/>
+        </w:rPr>
+        <w:t>RN — Ponderación de asignaturas: La suma de las ponderaciones asignadas a las asignaturas que conforman un área debe ser igual al 100 % cuando se utilice el método de promedio ponderado.</w:t>
+      </w:r>
+    </w:p>
+    <w:p>
+      <w:pPr>
+        <w:spacing w:before="100" w:beforeAutospacing="1" w:after="100" w:afterAutospacing="1" w:line="240" w:lineRule="auto"/>
+        <w:rPr>
+          <w:rFonts w:eastAsia="Times New Roman" w:cstheme="minorHAnsi"/>
+          <w:lang w:eastAsia="es-CO"/>
+        </w:rPr>
+      </w:pPr>
+      <w:r>
+        <w:rPr>
+          <w:rFonts w:eastAsia="Times New Roman" w:cstheme="minorHAnsi"/>
+          <w:lang w:eastAsia="es-CO"/>
+        </w:rPr>
+        <w:t>Y otra:</w:t>
+      </w:r>
+    </w:p>
+    <w:p>
+      <w:pPr>
+        <w:spacing w:beforeAutospacing="1" w:after="100" w:afterAutospacing="1" w:line="240" w:lineRule="auto"/>
+        <w:rPr>
+          <w:rFonts w:eastAsia="Times New Roman" w:cstheme="minorHAnsi"/>
+          <w:lang w:eastAsia="es-CO"/>
+        </w:rPr>
+      </w:pPr>
+      <w:r>
+        <w:rPr>
+          <w:rFonts w:eastAsia="Times New Roman" w:cstheme="minorHAnsi"/>
+          <w:lang w:eastAsia="es-CO"/>
+        </w:rPr>
+        <w:t>RN — Método de cálculo: El resultado del área se calculará utilizando el método de evaluación configurado por la institución: promedio ponderado o promedio aritm</w:t>
+      </w:r>
+      <w:r>
+        <w:rPr>
+          <w:rFonts w:eastAsia="Times New Roman" w:cstheme="minorHAnsi"/>
+          <w:lang w:eastAsia="es-CO"/>
+        </w:rPr>
+        <w:t>ético</w:t>
+      </w:r>
+    </w:p>
+    <w:p>
+      <w:pPr>
+        <w:spacing w:before="100" w:beforeAutospacing="1" w:after="100" w:afterAutospacing="1" w:line="240" w:lineRule="auto"/>
+        <w:rPr>
+          <w:rFonts w:eastAsia="Times New Roman" w:cstheme="minorHAnsi"/>
+          <w:lang w:eastAsia="es-CO"/>
+        </w:rPr>
+      </w:pPr>
+      <w:r>
+        <w:rPr>
+          <w:rFonts w:eastAsia="Times New Roman" w:cstheme="minorHAnsi"/>
+          <w:lang w:eastAsia="es-CO"/>
+        </w:rPr>
+        <w:t>RN-EVAL-01 — Alcance de la configuración de evaluación por área: La configuración de evaluación de un área (método de cálculo y, si aplica, ponderación de asignaturas) se define por grado, dentro de cada versión vigente del plan de estudios, dado que la composición de asignaturas de un área puede variar según el grado.</w:t>
+      </w:r>
+    </w:p>
+    <w:p>
+      <w:pPr>
+        <w:spacing w:before="100" w:beforeAutospacing="1" w:after="100" w:afterAutospacing="1" w:line="240" w:lineRule="auto"/>
+        <w:rPr>
+          <w:rFonts w:eastAsia="Times New Roman" w:cstheme="minorHAnsi"/>
+          <w:lang w:eastAsia="es-CO"/>
+        </w:rPr>
+      </w:pPr>
+      <w:r>
+        <w:rPr>
+          <w:rFonts w:eastAsia="Times New Roman" w:cstheme="minorHAnsi"/>
+          <w:highlight w:val="cyan"/>
+          <w:lang w:eastAsia="es-CO"/>
+        </w:rPr>
+        <w:t>RN-EVAL-02 — Herencia de la configuración de evaluación: Los grupos heredan automáticamente la configuración de evaluación definida para su grado. Un grupo solo requiere una configuración de evaluación propia cuando su personalización del plan de estudios modifica la composición de asignaturas de un área para ese grupo (agrega o excluye una asignatura de dicha área). En ese caso, el sistema debe exigir que el usuario reconfigure la ponderación de esa área para el grupo antes de guardar, validando que la suma sea 100 % si el método es promedio ponderado.</w:t>
+      </w:r>
+    </w:p>
+    <w:p>
+      <w:pPr>
+        <w:spacing w:before="100" w:beforeAutospacing="1" w:after="100" w:afterAutospacing="1" w:line="240" w:lineRule="auto"/>
+        <w:rPr>
+          <w:rFonts w:eastAsia="Times New Roman" w:cstheme="minorHAnsi"/>
+          <w:lang w:eastAsia="es-CO"/>
+        </w:rPr>
+      </w:pPr>
+      <w:r>
+        <w:rPr>
+          <w:rFonts w:eastAsia="Times New Roman" w:cstheme="minorHAnsi"/>
+          <w:lang w:eastAsia="es-CO"/>
+        </w:rPr>
+        <w:lastRenderedPageBreak/>
+        <w:t>RN-EVAL-03 — Método de cálculo por defecto: El método (ponderado o aritmético) configurado a nivel de grado aplica a los grupos que hereden esa configuración. Cambiar el método para un grado dentro de una versión vigente sigue la misma regla de versionado que la intensidad horaria (nueva versión, motivo del cambio, revisión de impacto).</w:t>
+      </w:r>
+    </w:p>
+    <w:p>
+      <w:pPr>
+        <w:spacing w:before="100" w:beforeAutospacing="1" w:after="100" w:afterAutospacing="1" w:line="240" w:lineRule="auto"/>
+        <w:rPr>
+          <w:rFonts w:eastAsia="Times New Roman" w:cstheme="minorHAnsi"/>
+          <w:lang w:eastAsia="es-CO"/>
+        </w:rPr>
+      </w:pPr>
+      <w:r>
+        <w:rPr>
+          <w:rFonts w:eastAsia="Times New Roman" w:cstheme="minorHAnsi"/>
+          <w:lang w:eastAsia="es-CO"/>
+        </w:rPr>
+        <w:t>RN-EVAL-04 — Independencia de la intensidad horaria: La intensidad horaria de una asignatura no influye en su ponderación dentro del área; son valores independientes que el usuario configura por separado.</w:t>
+      </w:r>
+    </w:p>
+    <w:p>
+      <w:pPr>
+        <w:spacing w:before="100" w:beforeAutospacing="1" w:after="100" w:afterAutospacing="1" w:line="240" w:lineRule="auto"/>
+        <w:rPr>
+          <w:rFonts w:cstheme="minorHAnsi"/>
+          <w:b/>
+          <w:bCs/>
+        </w:rPr>
+      </w:pPr>
+    </w:p>
+    <w:p>
+      <w:pPr>
+        <w:rPr>
+          <w:rFonts w:cstheme="minorHAnsi"/>
+          <w:b/>
+          <w:bCs/>
+        </w:rPr>
+      </w:pPr>
+      <w:r>
+        <w:rPr>
+          <w:rFonts w:cstheme="minorHAnsi"/>
+          <w:b/>
+          <w:bCs/>
           <w:noProof/>
         </w:rPr>
         <w:t xml:space="preserve">Versiones: </w:t>
@@ -3054,19 +3792,7 @@
         <w:rPr>
           <w:rFonts w:cstheme="minorHAnsi"/>
         </w:rPr>
-        <w:t>Se establecen las siguientes re</w:t>
-      </w:r>
-      <w:r>
-        <w:rPr>
-          <w:rFonts w:cstheme="minorHAnsi"/>
-        </w:rPr>
-        <w:t>g</w:t>
-      </w:r>
-      <w:r>
-        <w:rPr>
-          <w:rFonts w:cstheme="minorHAnsi"/>
-        </w:rPr>
-        <w:t xml:space="preserve">las: </w:t>
+        <w:t xml:space="preserve">Se establecen las siguientes reglas: </w:t>
       </w:r>
     </w:p>
     <w:p>
@@ -3080,449 +3806,879 @@
           <w:rFonts w:cstheme="minorHAnsi"/>
           <w:highlight w:val="yellow"/>
         </w:rPr>
-        <w:t>Se establece que el</w:t>
+        <w:t xml:space="preserve">Se establece que el Plan de estudios tenga los siguientes Estados: </w:t>
       </w:r>
       <w:r>
         <w:rPr>
           <w:rFonts w:cstheme="minorHAnsi"/>
           <w:highlight w:val="yellow"/>
         </w:rPr>
-        <w:t xml:space="preserve"> Plan de estudios</w:t>
-      </w:r>
-      <w:r>
-        <w:rPr>
-          <w:rFonts w:cstheme="minorHAnsi"/>
-          <w:highlight w:val="yellow"/>
-        </w:rPr>
-        <w:t xml:space="preserve"> tenga los siguientes Estados: </w:t>
-      </w:r>
-      <w:r>
-        <w:rPr>
-          <w:rFonts w:cstheme="minorHAnsi"/>
-          <w:highlight w:val="yellow"/>
-        </w:rPr>
         <w:br/>
-        <w:t>En preparación →</w:t>
-      </w:r>
-      <w:r>
-        <w:rPr>
-          <w:rFonts w:cstheme="minorHAnsi"/>
-          <w:highlight w:val="yellow"/>
-        </w:rPr>
-        <w:t xml:space="preserve"> Programado</w:t>
-      </w:r>
-      <w:r>
-        <w:rPr>
-          <w:rFonts w:cstheme="minorHAnsi"/>
-          <w:highlight w:val="yellow"/>
-        </w:rPr>
-        <w:t xml:space="preserve"> → Vigente → Cerrado</w:t>
-      </w:r>
-    </w:p>
-    <w:p>
-      <w:pPr>
-        <w:rPr>
-          <w:rFonts w:eastAsia="Times New Roman" w:cstheme="minorHAnsi"/>
-          <w:lang w:eastAsia="es-CO"/>
-        </w:rPr>
-      </w:pPr>
-      <w:r>
-        <w:rPr>
-          <w:rFonts w:cstheme="minorHAnsi"/>
-        </w:rPr>
+        <w:t>En preparación → Programado → Vigente → Cerrado</w:t>
+      </w:r>
+    </w:p>
+    <w:p>
+      <w:pPr>
+        <w:rPr>
+          <w:rFonts w:cstheme="minorHAnsi"/>
+        </w:rPr>
+      </w:pPr>
+      <w:r>
+        <w:rPr>
+          <w:rFonts w:cstheme="minorHAnsi"/>
+        </w:rPr>
+        <w:t xml:space="preserve">Cuando el usuario esté gestionando el plan de estudios para el año lectivo, el estado del plan sería En preparación, en este caso podrá configurar libremente cada aspecto del plan como áreas asignaturas, Grados, intensidades </w:t>
+      </w:r>
+      <w:proofErr w:type="spellStart"/>
+      <w:r>
+        <w:rPr>
+          <w:rFonts w:cstheme="minorHAnsi"/>
+        </w:rPr>
+        <w:t>etc</w:t>
+      </w:r>
+      <w:proofErr w:type="spellEnd"/>
+      <w:r>
+        <w:rPr>
+          <w:rFonts w:cstheme="minorHAnsi"/>
+        </w:rPr>
+        <w:t xml:space="preserve">, cuando terminen de configurar y Publiquen el plan, este pasa a estado programado, entrará en vigencia según el calendario académico que se haya establecido en el m05. </w:t>
+      </w:r>
+    </w:p>
+    <w:p>
+      <w:pPr>
+        <w:rPr>
+          <w:rFonts w:cstheme="minorHAnsi"/>
+        </w:rPr>
+      </w:pPr>
+      <w:r>
+        <w:rPr>
+          <w:rFonts w:cstheme="minorHAnsi"/>
+        </w:rPr>
+        <w:t>Sin embargo, Si el año escolar ya entró en vigencia</w:t>
+      </w:r>
+      <w:r>
+        <w:rPr>
+          <w:rFonts w:cstheme="minorHAnsi"/>
+        </w:rPr>
+        <w:t>, es decir que el Plan de estudio ya se encuentra en vigencia,</w:t>
+      </w:r>
+      <w:r>
+        <w:rPr>
+          <w:rFonts w:cstheme="minorHAnsi"/>
+        </w:rPr>
+        <w:t xml:space="preserve"> el sistema </w:t>
+      </w:r>
+      <w:r>
+        <w:rPr>
+          <w:rFonts w:cstheme="minorHAnsi"/>
+        </w:rPr>
+        <w:t xml:space="preserve">debe comportarse de la siguiente manera: </w:t>
+      </w:r>
+    </w:p>
+    <w:p>
+      <w:pPr>
+        <w:pStyle w:val="Prrafodelista"/>
+        <w:numPr>
+          <w:ilvl w:val="0"/>
+          <w:numId w:val="6"/>
+        </w:numPr>
+      </w:pPr>
+      <w:r>
+        <w:t xml:space="preserve">Corregir nombre, abreviatura o descripción de área/asignatura </w:t>
+      </w:r>
+    </w:p>
+    <w:p>
+      <w:pPr>
+        <w:pStyle w:val="Prrafodelista"/>
+        <w:numPr>
+          <w:ilvl w:val="0"/>
+          <w:numId w:val="6"/>
+        </w:numPr>
+      </w:pPr>
+      <w:r>
+        <w:t xml:space="preserve">Personalizar intensidad horaria de un grupo </w:t>
+      </w:r>
+    </w:p>
+    <w:p>
+      <w:pPr>
+        <w:pStyle w:val="Prrafodelista"/>
+        <w:numPr>
+          <w:ilvl w:val="0"/>
+          <w:numId w:val="6"/>
+        </w:numPr>
+      </w:pPr>
+      <w:r>
+        <w:t xml:space="preserve">Agregar o quitar asignatura solo para un grupo </w:t>
+      </w:r>
+    </w:p>
+    <w:p>
+      <w:pPr>
+        <w:pStyle w:val="Prrafodelista"/>
+        <w:numPr>
+          <w:ilvl w:val="0"/>
+          <w:numId w:val="6"/>
+        </w:numPr>
+      </w:pPr>
+      <w:r>
+        <w:t>Cambiar observaciones de personalización de grupo</w:t>
+      </w:r>
+    </w:p>
+    <w:p>
+      <w:pPr>
+        <w:rPr>
+          <w:rFonts w:cstheme="minorHAnsi"/>
+        </w:rPr>
+      </w:pPr>
+      <w:r>
+        <w:rPr>
+          <w:rFonts w:cstheme="minorHAnsi"/>
+        </w:rPr>
+        <w:t xml:space="preserve">Para cualquiera de las siguientes acciones o modificaciones de un plan vigente, el sistema obliga a crear una nueva versión: </w:t>
+      </w:r>
+    </w:p>
+    <w:p>
+      <w:pPr>
+        <w:pStyle w:val="Prrafodelista"/>
+        <w:numPr>
+          <w:ilvl w:val="0"/>
+          <w:numId w:val="6"/>
+        </w:numPr>
+      </w:pPr>
+      <w:r>
+        <w:t xml:space="preserve">Crear o inactivar un Área </w:t>
+      </w:r>
+    </w:p>
+    <w:p>
+      <w:pPr>
+        <w:pStyle w:val="Prrafodelista"/>
+        <w:numPr>
+          <w:ilvl w:val="0"/>
+          <w:numId w:val="6"/>
+        </w:numPr>
+      </w:pPr>
+      <w:r>
+        <w:t xml:space="preserve">Crear, inactivar o cambiar el tipo (Obligatoria/Optativa) de una Asignatura </w:t>
+      </w:r>
+    </w:p>
+    <w:p>
+      <w:pPr>
+        <w:pStyle w:val="Prrafodelista"/>
+        <w:numPr>
+          <w:ilvl w:val="0"/>
+          <w:numId w:val="6"/>
+        </w:numPr>
+      </w:pPr>
+      <w:r>
+        <w:t xml:space="preserve">Agregar o quitar una Asignatura de un Grado </w:t>
+      </w:r>
+    </w:p>
+    <w:p>
+      <w:pPr>
+        <w:pStyle w:val="Prrafodelista"/>
+        <w:numPr>
+          <w:ilvl w:val="0"/>
+          <w:numId w:val="6"/>
+        </w:numPr>
+      </w:pPr>
+      <w:r>
+        <w:t xml:space="preserve">Cambiar la intensidad horaria de una Asignatura en un Grado </w:t>
+      </w:r>
+    </w:p>
+    <w:p>
+      <w:pPr>
+        <w:pStyle w:val="Prrafodelista"/>
+        <w:numPr>
+          <w:ilvl w:val="0"/>
+          <w:numId w:val="6"/>
+        </w:numPr>
+      </w:pPr>
+      <w:r>
+        <w:t xml:space="preserve">Cambiar el método de cálculo del área </w:t>
+      </w:r>
+    </w:p>
+    <w:p>
+      <w:pPr>
+        <w:pStyle w:val="Prrafodelista"/>
+        <w:numPr>
+          <w:ilvl w:val="0"/>
+          <w:numId w:val="6"/>
+        </w:numPr>
+      </w:pPr>
+      <w:r>
+        <w:t xml:space="preserve">Cambiar los porcentajes de contribución de las asignaturas de un área </w:t>
+      </w:r>
+    </w:p>
+    <w:p>
+      <w:pPr>
+        <w:ind w:left="360"/>
+      </w:pPr>
+      <w:r>
+        <w:t xml:space="preserve">En estos casos, el sistema detecta que la versión está vigente e informa al usuario: </w:t>
+      </w:r>
+    </w:p>
+    <w:p>
+      <w:r>
+        <w:t>“Esta versión del Plan de Estudios ya está vigente.</w:t>
+      </w:r>
+    </w:p>
+    <w:p>
+      <w:r>
+        <w:t>Para realizar este cambio se debe crear una nueva versión.</w:t>
+      </w:r>
+    </w:p>
+    <w:p>
+      <w:r>
+        <w:t>¿Desea continuar?”</w:t>
+      </w:r>
+    </w:p>
+    <w:p>
+      <w:pPr>
+        <w:ind w:left="360"/>
+      </w:pPr>
+      <w:r>
+        <w:t xml:space="preserve">Si el usuario acepta, el sistema debe: </w:t>
+      </w:r>
+    </w:p>
+    <w:p>
+      <w:pPr>
+        <w:pStyle w:val="Prrafodelista"/>
+        <w:numPr>
+          <w:ilvl w:val="0"/>
+          <w:numId w:val="6"/>
+        </w:numPr>
+      </w:pPr>
+      <w:r>
         <w:lastRenderedPageBreak/>
-        <w:t>Cuando el usuario esté</w:t>
-      </w:r>
-      <w:r>
-        <w:rPr>
-          <w:rFonts w:cstheme="minorHAnsi"/>
-        </w:rPr>
-        <w:t xml:space="preserve"> gestionando</w:t>
-      </w:r>
-      <w:r>
-        <w:rPr>
-          <w:rFonts w:cstheme="minorHAnsi"/>
-        </w:rPr>
-        <w:t xml:space="preserve"> el plan de estudios para el año lectivo, el estado del plan sería En preparación, en este caso podrá configurar libremente cada aspecto del plan como áreas asignaturas, Grados, intensidades etc, cuando terminen de configurar y Publiquen el plan, este pasa a estado programado, entrará en vigencia según el calendario académico que se haya establecido </w:t>
-      </w:r>
-      <w:r>
-        <w:rPr>
-          <w:rFonts w:cstheme="minorHAnsi"/>
-        </w:rPr>
-        <w:t>en el m05</w:t>
-      </w:r>
-      <w:r>
-        <w:rPr>
-          <w:rFonts w:cstheme="minorHAnsi"/>
-        </w:rPr>
-        <w:t>. Sin embargo, Si el año escolar ya entró en vigencia el sistema no debe permitir editar la información excepto en</w:t>
-      </w:r>
-      <w:r>
-        <w:rPr>
-          <w:rFonts w:cstheme="minorHAnsi"/>
-        </w:rPr>
-        <w:t xml:space="preserve"> los casos en que se debe editar la intensidad horaria o el porcentaje: Biología 10° pasa de 3 a 4 horas semanales., En esos casos</w:t>
-      </w:r>
-      <w:r>
-        <w:rPr>
-          <w:rFonts w:cstheme="minorHAnsi"/>
-        </w:rPr>
+        <w:t>Solicita</w:t>
+      </w:r>
+      <w:r>
+        <w:t xml:space="preserve">r </w:t>
+      </w:r>
+      <w:r>
+        <w:t xml:space="preserve">motivo del cambio (obligatorio). </w:t>
+      </w:r>
+    </w:p>
+    <w:p>
+      <w:pPr>
+        <w:pStyle w:val="Prrafodelista"/>
+        <w:numPr>
+          <w:ilvl w:val="0"/>
+          <w:numId w:val="6"/>
+        </w:numPr>
+      </w:pPr>
+      <w:r>
+        <w:t>Solicita</w:t>
+      </w:r>
+      <w:r>
+        <w:t>r</w:t>
+      </w:r>
+      <w:r>
+        <w:t xml:space="preserve"> fecha de inicio de la nueva versión (</w:t>
+      </w:r>
+      <w:proofErr w:type="spellStart"/>
+      <w:r>
+        <w:t>vigente_desde</w:t>
+      </w:r>
+      <w:proofErr w:type="spellEnd"/>
+      <w:r>
+        <w:t xml:space="preserve"> ≥ mañana y ≤ fecha fin del año lectivo). </w:t>
+      </w:r>
+    </w:p>
+    <w:p>
+      <w:pPr>
+        <w:pStyle w:val="Prrafodelista"/>
+        <w:numPr>
+          <w:ilvl w:val="0"/>
+          <w:numId w:val="6"/>
+        </w:numPr>
+      </w:pPr>
+      <w:r>
+        <w:t xml:space="preserve">Realizar una revisión de impacto: Recorrer la configuración actual y determinar el impacto real de los cambios: </w:t>
+      </w:r>
+    </w:p>
+    <w:p>
+      <w:pPr>
+        <w:pStyle w:val="Prrafodelista"/>
+        <w:numPr>
+          <w:ilvl w:val="1"/>
+          <w:numId w:val="6"/>
+        </w:numPr>
+      </w:pPr>
+      <w:r>
+        <w:t>Grupos afectados</w:t>
+      </w:r>
+      <w:r>
+        <w:br/>
+        <w:t xml:space="preserve">Cuántos y cuáles grupos del grado (o grados) involucrados se verán impactados. </w:t>
+      </w:r>
+    </w:p>
+    <w:p>
+      <w:pPr>
+        <w:pStyle w:val="Prrafodelista"/>
+        <w:numPr>
+          <w:ilvl w:val="1"/>
+          <w:numId w:val="6"/>
+        </w:numPr>
+      </w:pPr>
+      <w:r>
+        <w:t>Docentes afectados</w:t>
+      </w:r>
+      <w:r>
+        <w:br/>
+        <w:t xml:space="preserve">Cuántos docentes tienen asignación académica en las asignaturas o áreas que cambian. </w:t>
+      </w:r>
+    </w:p>
+    <w:p>
+      <w:pPr>
+        <w:pStyle w:val="Prrafodelista"/>
+        <w:numPr>
+          <w:ilvl w:val="1"/>
+          <w:numId w:val="6"/>
+        </w:numPr>
+      </w:pPr>
+      <w:r>
+        <w:t>Horarios</w:t>
+      </w:r>
+      <w:r>
+        <w:br/>
+        <w:t xml:space="preserve">Si el cambio de intensidad horaria o de asignaturas implica modificar horarios ya programados. </w:t>
+      </w:r>
+    </w:p>
+    <w:p>
+      <w:pPr>
+        <w:pStyle w:val="Prrafodelista"/>
+        <w:numPr>
+          <w:ilvl w:val="1"/>
+          <w:numId w:val="6"/>
+        </w:numPr>
+      </w:pPr>
+      <w:r>
+        <w:t>Calificaciones históricas</w:t>
+      </w:r>
+      <w:r>
+        <w:br/>
+        <w:t>Cuántas notas ya registradas existen bajo la versión actual.</w:t>
+      </w:r>
+      <w:r>
+        <w:br/>
+        <w:t xml:space="preserve">Estas no se modifican (quedan protegidas). </w:t>
+      </w:r>
+    </w:p>
+    <w:p>
+      <w:pPr>
+        <w:pStyle w:val="Prrafodelista"/>
+        <w:numPr>
+          <w:ilvl w:val="1"/>
+          <w:numId w:val="6"/>
+        </w:numPr>
+      </w:pPr>
+      <w:r>
+        <w:t>Períodos académicos</w:t>
+      </w:r>
+    </w:p>
+    <w:p>
+      <w:pPr>
+        <w:pStyle w:val="Prrafodelista"/>
+        <w:numPr>
+          <w:ilvl w:val="1"/>
+          <w:numId w:val="6"/>
+        </w:numPr>
+      </w:pPr>
+      <w:r>
+        <w:t>Períodos ya cerrados → no se afectan.</w:t>
+      </w:r>
+    </w:p>
+    <w:p>
+      <w:pPr>
+        <w:pStyle w:val="Prrafodelista"/>
+        <w:numPr>
+          <w:ilvl w:val="1"/>
+          <w:numId w:val="6"/>
+        </w:numPr>
+      </w:pPr>
+      <w:r>
+        <w:t>Período en curso → se indica si el cambio aplica desde la fecha seleccionada.</w:t>
+      </w:r>
+    </w:p>
+    <w:p>
+      <w:pPr>
+        <w:pStyle w:val="Prrafodelista"/>
+        <w:numPr>
+          <w:ilvl w:val="1"/>
+          <w:numId w:val="6"/>
+        </w:numPr>
+      </w:pPr>
+      <w:r>
+        <w:t>Períodos futuros → usarán la nueva versión.</w:t>
+      </w:r>
+    </w:p>
+    <w:p>
+      <w:pPr>
+        <w:pStyle w:val="Prrafodelista"/>
+        <w:numPr>
+          <w:ilvl w:val="1"/>
+          <w:numId w:val="6"/>
+        </w:numPr>
+      </w:pPr>
+      <w:r>
+        <w:t>Boletines ya emitidos</w:t>
+      </w:r>
+      <w:r>
+        <w:br/>
+        <w:t>Cantidad de boletines generados que permanecen inmutables.</w:t>
+      </w:r>
+    </w:p>
+    <w:p>
+      <w:pPr>
+        <w:rPr>
+          <w:rFonts w:cstheme="minorHAnsi"/>
+        </w:rPr>
+      </w:pPr>
+    </w:p>
+    <w:p>
+      <w:pPr>
+        <w:rPr>
+          <w:rFonts w:cstheme="minorHAnsi"/>
+        </w:rPr>
+      </w:pPr>
+      <w:r>
+        <w:rPr>
+          <w:rFonts w:cstheme="minorHAnsi"/>
+        </w:rPr>
+        <w:t>Estructura propuesta de la revisión de Impacto (Mostrar como modal)</w:t>
+      </w:r>
+    </w:p>
+    <w:p>
+      <w:pPr>
+        <w:rPr>
+          <w:rFonts w:cstheme="minorHAnsi"/>
+        </w:rPr>
+      </w:pPr>
+      <w:r>
+        <w:rPr>
+          <w:rFonts w:cstheme="minorHAnsi"/>
+        </w:rPr>
+        <w:t>CAMBIO PROPUESTO</w:t>
+      </w:r>
+    </w:p>
+    <w:p>
+      <w:pPr>
+        <w:rPr>
+          <w:rFonts w:cstheme="minorHAnsi"/>
+        </w:rPr>
+      </w:pPr>
+      <w:r>
+        <w:rPr>
+          <w:rFonts w:cstheme="minorHAnsi"/>
+        </w:rPr>
+        <w:t>Biología 10°</w:t>
+      </w:r>
+    </w:p>
+    <w:p>
+      <w:pPr>
+        <w:rPr>
+          <w:rFonts w:cstheme="minorHAnsi"/>
+        </w:rPr>
+      </w:pPr>
+      <w:r>
+        <w:rPr>
+          <w:rFonts w:cstheme="minorHAnsi"/>
+        </w:rPr>
+        <w:t>3 h → 4 h</w:t>
+      </w:r>
+    </w:p>
+    <w:p>
+      <w:pPr>
+        <w:rPr>
+          <w:rFonts w:cstheme="minorHAnsi"/>
+        </w:rPr>
+      </w:pPr>
+    </w:p>
+    <w:p>
+      <w:pPr>
+        <w:spacing w:before="100" w:beforeAutospacing="1" w:after="100" w:afterAutospacing="1" w:line="240" w:lineRule="auto"/>
+        <w:rPr>
+          <w:rFonts w:eastAsia="Times New Roman" w:cstheme="minorHAnsi"/>
+          <w:lang w:eastAsia="es-CO"/>
+        </w:rPr>
+      </w:pPr>
+      <w:r>
+        <w:rPr>
+          <w:rFonts w:eastAsia="Times New Roman" w:cstheme="minorHAnsi"/>
+          <w:lang w:eastAsia="es-CO"/>
+        </w:rPr>
+        <w:t>Impacto encontrado:</w:t>
+      </w:r>
+    </w:p>
+    <w:p>
+      <w:pPr>
+        <w:spacing w:before="100" w:beforeAutospacing="1" w:after="100" w:afterAutospacing="1" w:line="240" w:lineRule="auto"/>
+        <w:rPr>
+          <w:rFonts w:eastAsia="Times New Roman" w:cstheme="minorHAnsi"/>
+          <w:lang w:eastAsia="es-CO"/>
+        </w:rPr>
+      </w:pPr>
+      <w:r>
+        <w:rPr>
+          <w:rFonts w:ascii="Segoe UI Symbol" w:eastAsia="Times New Roman" w:hAnsi="Segoe UI Symbol" w:cs="Segoe UI Symbol"/>
+          <w:lang w:eastAsia="es-CO"/>
+        </w:rPr>
+        <w:t>✓</w:t>
+      </w:r>
+      <w:r>
+        <w:rPr>
+          <w:rFonts w:eastAsia="Times New Roman" w:cstheme="minorHAnsi"/>
+          <w:lang w:eastAsia="es-CO"/>
+        </w:rPr>
+        <w:t xml:space="preserve"> 3 grupos de 10</w:t>
+      </w:r>
+      <w:r>
+        <w:rPr>
+          <w:rFonts w:ascii="Calibri" w:eastAsia="Times New Roman" w:hAnsi="Calibri" w:cs="Calibri"/>
+          <w:lang w:eastAsia="es-CO"/>
+        </w:rPr>
+        <w:t>°</w:t>
+      </w:r>
+      <w:r>
+        <w:rPr>
+          <w:rFonts w:eastAsia="Times New Roman" w:cstheme="minorHAnsi"/>
+          <w:lang w:eastAsia="es-CO"/>
+        </w:rPr>
+        <w:t xml:space="preserve"> afectados (10</w:t>
+      </w:r>
+      <w:r>
+        <w:rPr>
+          <w:rFonts w:ascii="Calibri" w:eastAsia="Times New Roman" w:hAnsi="Calibri" w:cs="Calibri"/>
+          <w:lang w:eastAsia="es-CO"/>
+        </w:rPr>
+        <w:t>°</w:t>
+      </w:r>
+      <w:r>
+        <w:rPr>
+          <w:rFonts w:eastAsia="Times New Roman" w:cstheme="minorHAnsi"/>
+          <w:lang w:eastAsia="es-CO"/>
+        </w:rPr>
+        <w:t>A, 10</w:t>
+      </w:r>
+      <w:r>
+        <w:rPr>
+          <w:rFonts w:ascii="Calibri" w:eastAsia="Times New Roman" w:hAnsi="Calibri" w:cs="Calibri"/>
+          <w:lang w:eastAsia="es-CO"/>
+        </w:rPr>
+        <w:t>°</w:t>
+      </w:r>
+      <w:r>
+        <w:rPr>
+          <w:rFonts w:eastAsia="Times New Roman" w:cstheme="minorHAnsi"/>
+          <w:lang w:eastAsia="es-CO"/>
+        </w:rPr>
+        <w:t>B, 10</w:t>
+      </w:r>
+      <w:r>
+        <w:rPr>
+          <w:rFonts w:ascii="Calibri" w:eastAsia="Times New Roman" w:hAnsi="Calibri" w:cs="Calibri"/>
+          <w:lang w:eastAsia="es-CO"/>
+        </w:rPr>
+        <w:t>°</w:t>
+      </w:r>
+      <w:r>
+        <w:rPr>
+          <w:rFonts w:eastAsia="Times New Roman" w:cstheme="minorHAnsi"/>
+          <w:lang w:eastAsia="es-CO"/>
+        </w:rPr>
+        <w:t xml:space="preserve">C) </w:t>
+      </w:r>
+    </w:p>
+    <w:p>
+      <w:pPr>
+        <w:spacing w:before="100" w:beforeAutospacing="1" w:after="100" w:afterAutospacing="1" w:line="240" w:lineRule="auto"/>
+        <w:rPr>
+          <w:rFonts w:eastAsia="Times New Roman" w:cstheme="minorHAnsi"/>
+          <w:lang w:eastAsia="es-CO"/>
+        </w:rPr>
+      </w:pPr>
+      <w:r>
+        <w:rPr>
+          <w:rFonts w:ascii="Segoe UI Symbol" w:eastAsia="Times New Roman" w:hAnsi="Segoe UI Symbol" w:cs="Segoe UI Symbol"/>
+          <w:lang w:eastAsia="es-CO"/>
+        </w:rPr>
+        <w:t>✓</w:t>
+      </w:r>
+      <w:r>
+        <w:rPr>
+          <w:rFonts w:eastAsia="Times New Roman" w:cstheme="minorHAnsi"/>
+          <w:lang w:eastAsia="es-CO"/>
+        </w:rPr>
+        <w:t xml:space="preserve"> 3 docentes con asignaci</w:t>
+      </w:r>
+      <w:r>
+        <w:rPr>
+          <w:rFonts w:ascii="Calibri" w:eastAsia="Times New Roman" w:hAnsi="Calibri" w:cs="Calibri"/>
+          <w:lang w:eastAsia="es-CO"/>
+        </w:rPr>
+        <w:t>ó</w:t>
+      </w:r>
+      <w:r>
+        <w:rPr>
+          <w:rFonts w:eastAsia="Times New Roman" w:cstheme="minorHAnsi"/>
+          <w:lang w:eastAsia="es-CO"/>
+        </w:rPr>
+        <w:t>n acad</w:t>
+      </w:r>
+      <w:r>
+        <w:rPr>
+          <w:rFonts w:ascii="Calibri" w:eastAsia="Times New Roman" w:hAnsi="Calibri" w:cs="Calibri"/>
+          <w:lang w:eastAsia="es-CO"/>
+        </w:rPr>
+        <w:t>é</w:t>
+      </w:r>
+      <w:r>
+        <w:rPr>
+          <w:rFonts w:eastAsia="Times New Roman" w:cstheme="minorHAnsi"/>
+          <w:lang w:eastAsia="es-CO"/>
+        </w:rPr>
+        <w:t xml:space="preserve">mica impactada </w:t>
+      </w:r>
+    </w:p>
+    <w:p>
+      <w:pPr>
+        <w:spacing w:before="100" w:beforeAutospacing="1" w:after="100" w:afterAutospacing="1" w:line="240" w:lineRule="auto"/>
+        <w:rPr>
+          <w:rFonts w:eastAsia="Times New Roman" w:cstheme="minorHAnsi"/>
+          <w:lang w:eastAsia="es-CO"/>
+        </w:rPr>
+      </w:pPr>
+      <w:r>
+        <w:rPr>
+          <w:rFonts w:ascii="Segoe UI Emoji" w:eastAsia="Times New Roman" w:hAnsi="Segoe UI Emoji" w:cs="Segoe UI Emoji"/>
+          <w:lang w:eastAsia="es-CO"/>
+        </w:rPr>
+        <w:t>⚠</w:t>
+      </w:r>
+      <w:r>
+        <w:rPr>
+          <w:rFonts w:eastAsia="Times New Roman" w:cstheme="minorHAnsi"/>
+          <w:lang w:eastAsia="es-CO"/>
+        </w:rPr>
+        <w:t xml:space="preserve"> Se requiere revisi</w:t>
+      </w:r>
+      <w:r>
+        <w:rPr>
+          <w:rFonts w:ascii="Calibri" w:eastAsia="Times New Roman" w:hAnsi="Calibri" w:cs="Calibri"/>
+          <w:lang w:eastAsia="es-CO"/>
+        </w:rPr>
+        <w:t>ó</w:t>
+      </w:r>
+      <w:r>
+        <w:rPr>
+          <w:rFonts w:eastAsia="Times New Roman" w:cstheme="minorHAnsi"/>
+          <w:lang w:eastAsia="es-CO"/>
+        </w:rPr>
+        <w:t xml:space="preserve">n de carga docente </w:t>
+      </w:r>
+    </w:p>
+    <w:p>
+      <w:pPr>
+        <w:spacing w:before="100" w:beforeAutospacing="1" w:after="100" w:afterAutospacing="1" w:line="240" w:lineRule="auto"/>
+        <w:rPr>
+          <w:rFonts w:eastAsia="Times New Roman" w:cstheme="minorHAnsi"/>
+          <w:lang w:eastAsia="es-CO"/>
+        </w:rPr>
+      </w:pPr>
+      <w:r>
+        <w:rPr>
+          <w:rFonts w:ascii="Segoe UI Emoji" w:eastAsia="Times New Roman" w:hAnsi="Segoe UI Emoji" w:cs="Segoe UI Emoji"/>
+          <w:lang w:eastAsia="es-CO"/>
+        </w:rPr>
+        <w:t>⚠</w:t>
+      </w:r>
+      <w:r>
+        <w:rPr>
+          <w:rFonts w:eastAsia="Times New Roman" w:cstheme="minorHAnsi"/>
+          <w:lang w:eastAsia="es-CO"/>
+        </w:rPr>
+        <w:t xml:space="preserve"> Se requiere modificaci</w:t>
+      </w:r>
+      <w:r>
+        <w:rPr>
+          <w:rFonts w:ascii="Calibri" w:eastAsia="Times New Roman" w:hAnsi="Calibri" w:cs="Calibri"/>
+          <w:lang w:eastAsia="es-CO"/>
+        </w:rPr>
+        <w:t>ó</w:t>
+      </w:r>
+      <w:r>
+        <w:rPr>
+          <w:rFonts w:eastAsia="Times New Roman" w:cstheme="minorHAnsi"/>
+          <w:lang w:eastAsia="es-CO"/>
+        </w:rPr>
+        <w:t xml:space="preserve">n de horarios </w:t>
+      </w:r>
+    </w:p>
+    <w:p>
+      <w:pPr>
+        <w:spacing w:before="100" w:beforeAutospacing="1" w:after="100" w:afterAutospacing="1" w:line="240" w:lineRule="auto"/>
+        <w:rPr>
+          <w:rFonts w:eastAsia="Times New Roman" w:cstheme="minorHAnsi"/>
+          <w:lang w:eastAsia="es-CO"/>
+        </w:rPr>
+      </w:pPr>
+      <w:r>
+        <w:rPr>
+          <w:rFonts w:ascii="Segoe UI Symbol" w:eastAsia="Times New Roman" w:hAnsi="Segoe UI Symbol" w:cs="Segoe UI Symbol"/>
+          <w:lang w:eastAsia="es-CO"/>
+        </w:rPr>
+        <w:t>✓</w:t>
+      </w:r>
+      <w:r>
+        <w:rPr>
+          <w:rFonts w:eastAsia="Times New Roman" w:cstheme="minorHAnsi"/>
+          <w:lang w:eastAsia="es-CO"/>
+        </w:rPr>
+        <w:t xml:space="preserve"> 0 calificaciones hist</w:t>
+      </w:r>
+      <w:r>
+        <w:rPr>
+          <w:rFonts w:ascii="Calibri" w:eastAsia="Times New Roman" w:hAnsi="Calibri" w:cs="Calibri"/>
+          <w:lang w:eastAsia="es-CO"/>
+        </w:rPr>
+        <w:t>ó</w:t>
+      </w:r>
+      <w:r>
+        <w:rPr>
+          <w:rFonts w:eastAsia="Times New Roman" w:cstheme="minorHAnsi"/>
+          <w:lang w:eastAsia="es-CO"/>
+        </w:rPr>
+        <w:t>ricas se modificar</w:t>
+      </w:r>
+      <w:r>
+        <w:rPr>
+          <w:rFonts w:ascii="Calibri" w:eastAsia="Times New Roman" w:hAnsi="Calibri" w:cs="Calibri"/>
+          <w:lang w:eastAsia="es-CO"/>
+        </w:rPr>
+        <w:t>á</w:t>
+      </w:r>
+      <w:r>
+        <w:rPr>
+          <w:rFonts w:eastAsia="Times New Roman" w:cstheme="minorHAnsi"/>
+          <w:lang w:eastAsia="es-CO"/>
+        </w:rPr>
+        <w:t>n (quedan protegidas)</w:t>
+      </w:r>
+    </w:p>
+    <w:p>
+      <w:pPr>
+        <w:spacing w:before="100" w:beforeAutospacing="1" w:after="100" w:afterAutospacing="1" w:line="240" w:lineRule="auto"/>
+        <w:rPr>
+          <w:rFonts w:eastAsia="Times New Roman" w:cstheme="minorHAnsi"/>
+          <w:lang w:eastAsia="es-CO"/>
+        </w:rPr>
+      </w:pPr>
+      <w:r>
+        <w:rPr>
+          <w:rFonts w:eastAsia="Times New Roman" w:cstheme="minorHAnsi"/>
+          <w:lang w:eastAsia="es-CO"/>
+        </w:rPr>
+        <w:lastRenderedPageBreak/>
         <w:t xml:space="preserve"> </w:t>
       </w:r>
       <w:r>
         <w:rPr>
-          <w:rFonts w:cstheme="minorHAnsi"/>
-        </w:rPr>
-        <w:t xml:space="preserve">el usuario debe crear una nueva versión </w:t>
-      </w:r>
-      <w:r>
-        <w:rPr>
-          <w:rFonts w:cstheme="minorHAnsi"/>
-        </w:rPr>
-        <w:t>donde seleccione la fecha de vigencia</w:t>
-      </w:r>
-      <w:r>
-        <w:rPr>
-          <w:rFonts w:cstheme="minorHAnsi"/>
-        </w:rPr>
-        <w:t xml:space="preserve"> (Aplica desde una fecha futura)</w:t>
-      </w:r>
-      <w:r>
-        <w:rPr>
-          <w:rFonts w:cstheme="minorHAnsi"/>
-        </w:rPr>
-        <w:t>, realice los cambios, establezca el motivo del porqué del cambio y seleccione Revisar impacto, el sistema entonces deberá</w:t>
-      </w:r>
-      <w:r>
-        <w:rPr>
-          <w:rFonts w:cstheme="minorHAnsi"/>
-        </w:rPr>
-        <w:t>:</w:t>
-      </w:r>
-      <w:r>
-        <w:rPr>
-          <w:rFonts w:cstheme="minorHAnsi"/>
-        </w:rPr>
-        <w:br/>
-      </w:r>
-      <w:r>
-        <w:rPr>
-          <w:rFonts w:eastAsia="Times New Roman" w:cstheme="minorHAnsi"/>
-          <w:lang w:eastAsia="es-CO"/>
-        </w:rPr>
-        <w:t xml:space="preserve">  Advertir. </w:t>
-      </w:r>
-    </w:p>
-    <w:p>
-      <w:pPr>
-        <w:spacing w:after="0" w:line="240" w:lineRule="auto"/>
-        <w:rPr>
-          <w:rFonts w:eastAsia="Times New Roman" w:cstheme="minorHAnsi"/>
-          <w:lang w:eastAsia="es-CO"/>
-        </w:rPr>
-      </w:pPr>
-      <w:r>
-        <w:rPr>
-          <w:rFonts w:eastAsia="Times New Roman" w:cstheme="minorHAnsi"/>
-          <w:lang w:eastAsia="es-CO"/>
-        </w:rPr>
-        <w:t xml:space="preserve">  Crear una nueva versión/vigencia. </w:t>
-      </w:r>
-    </w:p>
-    <w:p>
-      <w:pPr>
-        <w:spacing w:after="0" w:line="240" w:lineRule="auto"/>
-        <w:rPr>
-          <w:rFonts w:eastAsia="Times New Roman" w:cstheme="minorHAnsi"/>
-          <w:lang w:eastAsia="es-CO"/>
-        </w:rPr>
-      </w:pPr>
-      <w:r>
-        <w:rPr>
-          <w:rFonts w:eastAsia="Times New Roman" w:cstheme="minorHAnsi"/>
-          <w:lang w:eastAsia="es-CO"/>
-        </w:rPr>
-        <w:t xml:space="preserve">  Determinar desde qué fecha aplica. </w:t>
-      </w:r>
-    </w:p>
-    <w:p>
-      <w:pPr>
-        <w:spacing w:after="0" w:line="240" w:lineRule="auto"/>
-        <w:rPr>
-          <w:rFonts w:eastAsia="Times New Roman" w:cstheme="minorHAnsi"/>
-          <w:lang w:eastAsia="es-CO"/>
-        </w:rPr>
-      </w:pPr>
-      <w:r>
-        <w:rPr>
-          <w:rFonts w:eastAsia="Times New Roman" w:cstheme="minorHAnsi"/>
-          <w:lang w:eastAsia="es-CO"/>
-        </w:rPr>
-        <w:t xml:space="preserve">  Mostrar los grupos afectados. </w:t>
-      </w:r>
-    </w:p>
-    <w:p>
-      <w:pPr>
-        <w:spacing w:after="0" w:line="240" w:lineRule="auto"/>
-        <w:rPr>
-          <w:rFonts w:eastAsia="Times New Roman" w:cstheme="minorHAnsi"/>
-          <w:lang w:eastAsia="es-CO"/>
-        </w:rPr>
-      </w:pPr>
-      <w:r>
-        <w:rPr>
-          <w:rFonts w:eastAsia="Times New Roman" w:cstheme="minorHAnsi"/>
-          <w:lang w:eastAsia="es-CO"/>
-        </w:rPr>
-        <w:t xml:space="preserve">  Verificar impacto en carga docente y horarios. </w:t>
-      </w:r>
-    </w:p>
-    <w:p>
-      <w:pPr>
-        <w:rPr>
-          <w:rFonts w:cstheme="minorHAnsi"/>
-        </w:rPr>
-      </w:pPr>
-      <w:r>
-        <w:rPr>
-          <w:rFonts w:eastAsia="Times New Roman" w:cstheme="minorHAnsi"/>
-          <w:lang w:eastAsia="es-CO"/>
-        </w:rPr>
-        <w:t xml:space="preserve">  Mantener la configuración anterior para el período </w:t>
-      </w:r>
-      <w:r>
-        <w:rPr>
-          <w:rFonts w:eastAsia="Times New Roman" w:cstheme="minorHAnsi"/>
-          <w:lang w:eastAsia="es-CO"/>
-        </w:rPr>
-        <w:t xml:space="preserve">(comprendese periodo como el tiempo de vigencia anterior, diferente a periodo académico establecido en la plataforma) </w:t>
-      </w:r>
-      <w:r>
-        <w:rPr>
-          <w:rFonts w:eastAsia="Times New Roman" w:cstheme="minorHAnsi"/>
-          <w:lang w:eastAsia="es-CO"/>
-        </w:rPr>
-        <w:t>anterior.</w:t>
-      </w:r>
-      <w:r>
-        <w:rPr>
-          <w:rFonts w:cstheme="minorHAnsi"/>
-        </w:rPr>
-        <w:t>.</w:t>
-      </w:r>
-    </w:p>
-    <w:p>
-      <w:pPr>
-        <w:rPr>
-          <w:rFonts w:cstheme="minorHAnsi"/>
-        </w:rPr>
-      </w:pPr>
-    </w:p>
-    <w:p>
-      <w:pPr>
-        <w:rPr>
-          <w:rFonts w:cstheme="minorHAnsi"/>
-        </w:rPr>
-      </w:pPr>
-      <w:r>
-        <w:rPr>
-          <w:rFonts w:cstheme="minorHAnsi"/>
-        </w:rPr>
-        <w:t xml:space="preserve">Estructura propuesta de </w:t>
-      </w:r>
-      <w:r>
-        <w:rPr>
-          <w:rFonts w:cstheme="minorHAnsi"/>
-        </w:rPr>
-        <w:t>la revisión de Impacto (Mostrar como modal)</w:t>
-      </w:r>
-    </w:p>
-    <w:p>
-      <w:pPr>
-        <w:rPr>
-          <w:rFonts w:cstheme="minorHAnsi"/>
-        </w:rPr>
-      </w:pPr>
-      <w:r>
-        <w:rPr>
-          <w:rFonts w:cstheme="minorHAnsi"/>
-        </w:rPr>
-        <w:t>CAMBIO PROPUESTO</w:t>
-      </w:r>
-    </w:p>
-    <w:p>
-      <w:pPr>
-        <w:rPr>
-          <w:rFonts w:cstheme="minorHAnsi"/>
-        </w:rPr>
-      </w:pPr>
-      <w:r>
-        <w:rPr>
-          <w:rFonts w:cstheme="minorHAnsi"/>
-        </w:rPr>
-        <w:t>Biología 10°</w:t>
-      </w:r>
-    </w:p>
-    <w:p>
-      <w:pPr>
-        <w:rPr>
-          <w:rFonts w:cstheme="minorHAnsi"/>
-        </w:rPr>
-      </w:pPr>
-      <w:r>
-        <w:rPr>
-          <w:rFonts w:cstheme="minorHAnsi"/>
-        </w:rPr>
-        <w:t>3 h → 4 h</w:t>
-      </w:r>
-    </w:p>
-    <w:p>
-      <w:pPr>
-        <w:rPr>
-          <w:rFonts w:cstheme="minorHAnsi"/>
-        </w:rPr>
-      </w:pPr>
-    </w:p>
-    <w:p>
-      <w:pPr>
-        <w:rPr>
-          <w:rFonts w:cstheme="minorHAnsi"/>
-        </w:rPr>
-      </w:pPr>
-      <w:r>
-        <w:rPr>
-          <w:rFonts w:cstheme="minorHAnsi"/>
-        </w:rPr>
-        <w:t>Impacto encontrado:</w:t>
-      </w:r>
-    </w:p>
-    <w:p>
-      <w:pPr>
-        <w:rPr>
-          <w:rFonts w:cstheme="minorHAnsi"/>
-        </w:rPr>
-      </w:pPr>
-    </w:p>
-    <w:p>
-      <w:pPr>
-        <w:rPr>
-          <w:rFonts w:cstheme="minorHAnsi"/>
-        </w:rPr>
-      </w:pPr>
-      <w:r>
-        <w:rPr>
-          <w:rFonts w:ascii="Segoe UI Symbol" w:hAnsi="Segoe UI Symbol" w:cs="Segoe UI Symbol"/>
+          <w:rFonts w:ascii="Segoe UI Symbol" w:eastAsia="Times New Roman" w:hAnsi="Segoe UI Symbol" w:cs="Segoe UI Symbol"/>
+          <w:lang w:eastAsia="es-CO"/>
         </w:rPr>
         <w:t>✓</w:t>
       </w:r>
       <w:r>
         <w:rPr>
-          <w:rFonts w:cstheme="minorHAnsi"/>
-        </w:rPr>
-        <w:t xml:space="preserve"> 3 grupos de 10°</w:t>
-      </w:r>
-    </w:p>
-    <w:p>
-      <w:pPr>
-        <w:rPr>
-          <w:rFonts w:cstheme="minorHAnsi"/>
-        </w:rPr>
-      </w:pPr>
-      <w:r>
-        <w:rPr>
-          <w:rFonts w:ascii="Segoe UI Symbol" w:hAnsi="Segoe UI Symbol" w:cs="Segoe UI Symbol"/>
-        </w:rPr>
-        <w:t>✓</w:t>
-      </w:r>
-      <w:r>
-        <w:rPr>
-          <w:rFonts w:cstheme="minorHAnsi"/>
-        </w:rPr>
-        <w:t xml:space="preserve"> 3 docentes relacionados</w:t>
-      </w:r>
-    </w:p>
-    <w:p>
-      <w:pPr>
-        <w:rPr>
-          <w:rFonts w:cstheme="minorHAnsi"/>
-        </w:rPr>
-      </w:pPr>
-      <w:r>
-        <w:rPr>
-          <w:rFonts w:ascii="Segoe UI Emoji" w:hAnsi="Segoe UI Emoji" w:cs="Segoe UI Emoji"/>
-        </w:rPr>
-        <w:t>⚠</w:t>
-      </w:r>
-      <w:r>
-        <w:rPr>
-          <w:rFonts w:cstheme="minorHAnsi"/>
-        </w:rPr>
-        <w:t xml:space="preserve"> Cambio en carga docente</w:t>
-      </w:r>
-    </w:p>
-    <w:p>
-      <w:pPr>
-        <w:rPr>
-          <w:rFonts w:cstheme="minorHAnsi"/>
-        </w:rPr>
-      </w:pPr>
-      <w:r>
-        <w:rPr>
-          <w:rFonts w:ascii="Segoe UI Emoji" w:hAnsi="Segoe UI Emoji" w:cs="Segoe UI Emoji"/>
-        </w:rPr>
-        <w:t>⚠</w:t>
-      </w:r>
-      <w:r>
-        <w:rPr>
-          <w:rFonts w:cstheme="minorHAnsi"/>
-        </w:rPr>
-        <w:t xml:space="preserve"> Requiere modificación de horarios</w:t>
-      </w:r>
-    </w:p>
-    <w:p>
-      <w:pPr>
-        <w:rPr>
-          <w:rFonts w:cstheme="minorHAnsi"/>
-        </w:rPr>
-      </w:pPr>
-      <w:r>
-        <w:rPr>
-          <w:rFonts w:ascii="Segoe UI Symbol" w:hAnsi="Segoe UI Symbol" w:cs="Segoe UI Symbol"/>
-        </w:rPr>
-        <w:t>✓</w:t>
-      </w:r>
-      <w:r>
-        <w:rPr>
-          <w:rFonts w:cstheme="minorHAnsi"/>
-        </w:rPr>
-        <w:t xml:space="preserve"> 0 calificaciones históricas afectadas</w:t>
-      </w:r>
-    </w:p>
-    <w:p>
-      <w:pPr>
-        <w:rPr>
-          <w:rFonts w:cstheme="minorHAnsi"/>
-        </w:rPr>
-      </w:pPr>
-      <w:r>
-        <w:rPr>
-          <w:rFonts w:ascii="Segoe UI Symbol" w:hAnsi="Segoe UI Symbol" w:cs="Segoe UI Symbol"/>
-        </w:rPr>
-        <w:t>✓</w:t>
-      </w:r>
-      <w:r>
-        <w:rPr>
-          <w:rFonts w:cstheme="minorHAnsi"/>
-        </w:rPr>
-        <w:t xml:space="preserve"> 0 períodos cerrados afectados</w:t>
-      </w:r>
-    </w:p>
-    <w:p>
-      <w:pPr>
-        <w:rPr>
-          <w:rFonts w:cstheme="minorHAnsi"/>
-        </w:rPr>
-      </w:pPr>
+          <w:rFonts w:eastAsia="Times New Roman" w:cstheme="minorHAnsi"/>
+          <w:lang w:eastAsia="es-CO"/>
+        </w:rPr>
+        <w:t xml:space="preserve"> 0 per</w:t>
+      </w:r>
+      <w:r>
+        <w:rPr>
+          <w:rFonts w:ascii="Calibri" w:eastAsia="Times New Roman" w:hAnsi="Calibri" w:cs="Calibri"/>
+          <w:lang w:eastAsia="es-CO"/>
+        </w:rPr>
+        <w:t>í</w:t>
+      </w:r>
+      <w:r>
+        <w:rPr>
+          <w:rFonts w:eastAsia="Times New Roman" w:cstheme="minorHAnsi"/>
+          <w:lang w:eastAsia="es-CO"/>
+        </w:rPr>
+        <w:t>odos acad</w:t>
+      </w:r>
+      <w:r>
+        <w:rPr>
+          <w:rFonts w:ascii="Calibri" w:eastAsia="Times New Roman" w:hAnsi="Calibri" w:cs="Calibri"/>
+          <w:lang w:eastAsia="es-CO"/>
+        </w:rPr>
+        <w:t>é</w:t>
+      </w:r>
+      <w:r>
+        <w:rPr>
+          <w:rFonts w:eastAsia="Times New Roman" w:cstheme="minorHAnsi"/>
+          <w:lang w:eastAsia="es-CO"/>
+        </w:rPr>
+        <w:t>micos cerrados se ver</w:t>
+      </w:r>
+      <w:r>
+        <w:rPr>
+          <w:rFonts w:ascii="Calibri" w:eastAsia="Times New Roman" w:hAnsi="Calibri" w:cs="Calibri"/>
+          <w:lang w:eastAsia="es-CO"/>
+        </w:rPr>
+        <w:t>á</w:t>
+      </w:r>
+      <w:r>
+        <w:rPr>
+          <w:rFonts w:eastAsia="Times New Roman" w:cstheme="minorHAnsi"/>
+          <w:lang w:eastAsia="es-CO"/>
+        </w:rPr>
+        <w:t xml:space="preserve">n afectados </w:t>
+      </w:r>
+      <w:r>
+        <w:rPr>
+          <w:rFonts w:ascii="Calibri" w:eastAsia="Times New Roman" w:hAnsi="Calibri" w:cs="Calibri"/>
+          <w:lang w:eastAsia="es-CO"/>
+        </w:rPr>
+        <w:t>→</w:t>
+      </w:r>
+      <w:r>
+        <w:rPr>
+          <w:rFonts w:eastAsia="Times New Roman" w:cstheme="minorHAnsi"/>
+          <w:lang w:eastAsia="es-CO"/>
+        </w:rPr>
+        <w:t xml:space="preserve"> El cambio aplicar</w:t>
+      </w:r>
+      <w:r>
+        <w:rPr>
+          <w:rFonts w:ascii="Calibri" w:eastAsia="Times New Roman" w:hAnsi="Calibri" w:cs="Calibri"/>
+          <w:lang w:eastAsia="es-CO"/>
+        </w:rPr>
+        <w:t>á</w:t>
+      </w:r>
+      <w:r>
+        <w:rPr>
+          <w:rFonts w:eastAsia="Times New Roman" w:cstheme="minorHAnsi"/>
+          <w:lang w:eastAsia="es-CO"/>
+        </w:rPr>
+        <w:t xml:space="preserve"> a partir de la fecha de inicio de la nueva versi</w:t>
+      </w:r>
+      <w:r>
+        <w:rPr>
+          <w:rFonts w:ascii="Calibri" w:eastAsia="Times New Roman" w:hAnsi="Calibri" w:cs="Calibri"/>
+          <w:lang w:eastAsia="es-CO"/>
+        </w:rPr>
+        <w:t>ó</w:t>
+      </w:r>
+      <w:r>
+        <w:rPr>
+          <w:rFonts w:eastAsia="Times New Roman" w:cstheme="minorHAnsi"/>
+          <w:lang w:eastAsia="es-CO"/>
+        </w:rPr>
+        <w:t>n</w:t>
+      </w:r>
     </w:p>
     <w:p>
       <w:pPr>
@@ -3554,45 +4710,736 @@
         <w:rPr>
           <w:rFonts w:cstheme="minorHAnsi"/>
         </w:rPr>
-        <w:lastRenderedPageBreak/>
-        <w:t xml:space="preserve">Caso distinto sería </w:t>
-      </w:r>
-      <w:r>
-        <w:rPr>
-          <w:rFonts w:cstheme="minorHAnsi"/>
-        </w:rPr>
-        <w:t xml:space="preserve">cuando se </w:t>
-      </w:r>
-      <w:r>
-        <w:rPr>
-          <w:rFonts w:cstheme="minorHAnsi"/>
-        </w:rPr>
-        <w:t>cree un nuevo</w:t>
-      </w:r>
-      <w:r>
-        <w:rPr>
-          <w:rFonts w:cstheme="minorHAnsi"/>
-        </w:rPr>
-        <w:t xml:space="preserve"> grupo</w:t>
-      </w:r>
-      <w:r>
-        <w:rPr>
-          <w:rFonts w:cstheme="minorHAnsi"/>
-        </w:rPr>
-        <w:t xml:space="preserve"> por ejemplo 6D</w:t>
-      </w:r>
-      <w:r>
-        <w:rPr>
-          <w:rFonts w:cstheme="minorHAnsi"/>
-        </w:rPr>
-        <w:t xml:space="preserve"> y ya haya iniciado el año escolar, en estos casos este nuevo grupo simplemente hereda la configuración general que se le dio al grado 6 y no hay inconvenientes, si en tal caso hay diferencias de horas por ejemplo Español en lugar de 4 horas solo 3, se gestiona en la sección </w:t>
-      </w:r>
-      <w:r>
-        <w:rPr>
-          <w:rFonts w:cstheme="minorHAnsi"/>
-        </w:rPr>
-        <w:t xml:space="preserve">de Distribución de grupos. </w:t>
-      </w:r>
+        <w:t xml:space="preserve">Ahora bien, el sistema debe realizar las siguientes validaciones para permitir o no la nueva versión: </w:t>
+      </w:r>
+    </w:p>
+    <w:tbl>
+      <w:tblPr>
+        <w:tblW w:w="0" w:type="auto"/>
+        <w:tblCellSpacing w:w="15" w:type="dxa"/>
+        <w:tblBorders>
+          <w:top w:val="single" w:sz="4" w:space="0" w:color="auto"/>
+          <w:left w:val="single" w:sz="4" w:space="0" w:color="auto"/>
+          <w:bottom w:val="single" w:sz="4" w:space="0" w:color="auto"/>
+          <w:right w:val="single" w:sz="4" w:space="0" w:color="auto"/>
+          <w:insideH w:val="single" w:sz="4" w:space="0" w:color="auto"/>
+          <w:insideV w:val="single" w:sz="4" w:space="0" w:color="auto"/>
+        </w:tblBorders>
+        <w:tblCellMar>
+          <w:top w:w="15" w:type="dxa"/>
+          <w:left w:w="15" w:type="dxa"/>
+          <w:bottom w:w="15" w:type="dxa"/>
+          <w:right w:w="15" w:type="dxa"/>
+        </w:tblCellMar>
+        <w:tblLook w:val="04A0" w:firstRow="1" w:lastRow="0" w:firstColumn="1" w:lastColumn="0" w:noHBand="0" w:noVBand="1"/>
+      </w:tblPr>
+      <w:tblGrid>
+        <w:gridCol w:w="3385"/>
+        <w:gridCol w:w="1213"/>
+        <w:gridCol w:w="4230"/>
+      </w:tblGrid>
+      <w:tr>
+        <w:trPr>
+          <w:tblHeader/>
+          <w:tblCellSpacing w:w="15" w:type="dxa"/>
+        </w:trPr>
+        <w:tc>
+          <w:tcPr>
+            <w:tcW w:w="0" w:type="auto"/>
+            <w:vAlign w:val="center"/>
+            <w:hideMark/>
+          </w:tcPr>
+          <w:p>
+            <w:pPr>
+              <w:spacing w:after="0" w:line="240" w:lineRule="auto"/>
+              <w:jc w:val="center"/>
+              <w:rPr>
+                <w:rFonts w:eastAsia="Times New Roman" w:cstheme="minorHAnsi"/>
+                <w:b/>
+                <w:bCs/>
+                <w:lang w:eastAsia="es-CO"/>
+              </w:rPr>
+            </w:pPr>
+            <w:r>
+              <w:rPr>
+                <w:rFonts w:eastAsia="Times New Roman" w:cstheme="minorHAnsi"/>
+                <w:b/>
+                <w:bCs/>
+                <w:lang w:eastAsia="es-CO"/>
+              </w:rPr>
+              <w:t>Validación</w:t>
+            </w:r>
+          </w:p>
+        </w:tc>
+        <w:tc>
+          <w:tcPr>
+            <w:tcW w:w="0" w:type="auto"/>
+            <w:vAlign w:val="center"/>
+            <w:hideMark/>
+          </w:tcPr>
+          <w:p>
+            <w:pPr>
+              <w:spacing w:after="0" w:line="240" w:lineRule="auto"/>
+              <w:jc w:val="center"/>
+              <w:rPr>
+                <w:rFonts w:eastAsia="Times New Roman" w:cstheme="minorHAnsi"/>
+                <w:b/>
+                <w:bCs/>
+                <w:lang w:eastAsia="es-CO"/>
+              </w:rPr>
+            </w:pPr>
+            <w:r>
+              <w:rPr>
+                <w:rFonts w:eastAsia="Times New Roman" w:cstheme="minorHAnsi"/>
+                <w:b/>
+                <w:bCs/>
+                <w:lang w:eastAsia="es-CO"/>
+              </w:rPr>
+              <w:t>¿Se bloquea?</w:t>
+            </w:r>
+          </w:p>
+        </w:tc>
+        <w:tc>
+          <w:tcPr>
+            <w:tcW w:w="0" w:type="auto"/>
+            <w:vAlign w:val="center"/>
+            <w:hideMark/>
+          </w:tcPr>
+          <w:p>
+            <w:pPr>
+              <w:spacing w:after="0" w:line="240" w:lineRule="auto"/>
+              <w:jc w:val="center"/>
+              <w:rPr>
+                <w:rFonts w:eastAsia="Times New Roman" w:cstheme="minorHAnsi"/>
+                <w:b/>
+                <w:bCs/>
+                <w:lang w:eastAsia="es-CO"/>
+              </w:rPr>
+            </w:pPr>
+            <w:r>
+              <w:rPr>
+                <w:rFonts w:eastAsia="Times New Roman" w:cstheme="minorHAnsi"/>
+                <w:b/>
+                <w:bCs/>
+                <w:lang w:eastAsia="es-CO"/>
+              </w:rPr>
+              <w:t>Por qué</w:t>
+            </w:r>
+          </w:p>
+        </w:tc>
+      </w:tr>
+      <w:tr>
+        <w:trPr>
+          <w:tblCellSpacing w:w="15" w:type="dxa"/>
+        </w:trPr>
+        <w:tc>
+          <w:tcPr>
+            <w:tcW w:w="0" w:type="auto"/>
+            <w:vAlign w:val="center"/>
+            <w:hideMark/>
+          </w:tcPr>
+          <w:p>
+            <w:pPr>
+              <w:spacing w:after="0" w:line="240" w:lineRule="auto"/>
+              <w:rPr>
+                <w:rFonts w:eastAsia="Times New Roman" w:cstheme="minorHAnsi"/>
+                <w:lang w:eastAsia="es-CO"/>
+              </w:rPr>
+            </w:pPr>
+            <w:r>
+              <w:rPr>
+                <w:rFonts w:eastAsia="Times New Roman" w:cstheme="minorHAnsi"/>
+                <w:lang w:eastAsia="es-CO"/>
+              </w:rPr>
+              <w:t>Fecha fuera del año lectivo</w:t>
+            </w:r>
+          </w:p>
+        </w:tc>
+        <w:tc>
+          <w:tcPr>
+            <w:tcW w:w="0" w:type="auto"/>
+            <w:vAlign w:val="center"/>
+            <w:hideMark/>
+          </w:tcPr>
+          <w:p>
+            <w:pPr>
+              <w:spacing w:after="0" w:line="240" w:lineRule="auto"/>
+              <w:rPr>
+                <w:rFonts w:eastAsia="Times New Roman" w:cstheme="minorHAnsi"/>
+                <w:lang w:eastAsia="es-CO"/>
+              </w:rPr>
+            </w:pPr>
+            <w:r>
+              <w:rPr>
+                <w:rFonts w:eastAsia="Times New Roman" w:cstheme="minorHAnsi"/>
+                <w:lang w:eastAsia="es-CO"/>
+              </w:rPr>
+              <w:t>Sí</w:t>
+            </w:r>
+          </w:p>
+        </w:tc>
+        <w:tc>
+          <w:tcPr>
+            <w:tcW w:w="0" w:type="auto"/>
+            <w:vAlign w:val="center"/>
+            <w:hideMark/>
+          </w:tcPr>
+          <w:p>
+            <w:pPr>
+              <w:spacing w:after="0" w:line="240" w:lineRule="auto"/>
+              <w:rPr>
+                <w:rFonts w:eastAsia="Times New Roman" w:cstheme="minorHAnsi"/>
+                <w:lang w:eastAsia="es-CO"/>
+              </w:rPr>
+            </w:pPr>
+            <w:r>
+              <w:rPr>
+                <w:rFonts w:eastAsia="Times New Roman" w:cstheme="minorHAnsi"/>
+                <w:lang w:eastAsia="es-CO"/>
+              </w:rPr>
+              <w:t>Genera inconsistencia de datos</w:t>
+            </w:r>
+          </w:p>
+        </w:tc>
+      </w:tr>
+      <w:tr>
+        <w:trPr>
+          <w:tblCellSpacing w:w="15" w:type="dxa"/>
+        </w:trPr>
+        <w:tc>
+          <w:tcPr>
+            <w:tcW w:w="0" w:type="auto"/>
+            <w:vAlign w:val="center"/>
+            <w:hideMark/>
+          </w:tcPr>
+          <w:p>
+            <w:pPr>
+              <w:spacing w:after="0" w:line="240" w:lineRule="auto"/>
+              <w:rPr>
+                <w:rFonts w:eastAsia="Times New Roman" w:cstheme="minorHAnsi"/>
+                <w:lang w:eastAsia="es-CO"/>
+              </w:rPr>
+            </w:pPr>
+            <w:r>
+              <w:rPr>
+                <w:rFonts w:eastAsia="Times New Roman" w:cstheme="minorHAnsi"/>
+                <w:lang w:eastAsia="es-CO"/>
+              </w:rPr>
+              <w:t>Fecha anterior al inicio de la versión vigente</w:t>
+            </w:r>
+          </w:p>
+        </w:tc>
+        <w:tc>
+          <w:tcPr>
+            <w:tcW w:w="0" w:type="auto"/>
+            <w:vAlign w:val="center"/>
+            <w:hideMark/>
+          </w:tcPr>
+          <w:p>
+            <w:pPr>
+              <w:spacing w:after="0" w:line="240" w:lineRule="auto"/>
+              <w:rPr>
+                <w:rFonts w:eastAsia="Times New Roman" w:cstheme="minorHAnsi"/>
+                <w:lang w:eastAsia="es-CO"/>
+              </w:rPr>
+            </w:pPr>
+            <w:r>
+              <w:rPr>
+                <w:rFonts w:eastAsia="Times New Roman" w:cstheme="minorHAnsi"/>
+                <w:lang w:eastAsia="es-CO"/>
+              </w:rPr>
+              <w:t>Sí</w:t>
+            </w:r>
+          </w:p>
+        </w:tc>
+        <w:tc>
+          <w:tcPr>
+            <w:tcW w:w="0" w:type="auto"/>
+            <w:vAlign w:val="center"/>
+            <w:hideMark/>
+          </w:tcPr>
+          <w:p>
+            <w:pPr>
+              <w:spacing w:after="0" w:line="240" w:lineRule="auto"/>
+              <w:rPr>
+                <w:rFonts w:eastAsia="Times New Roman" w:cstheme="minorHAnsi"/>
+                <w:lang w:eastAsia="es-CO"/>
+              </w:rPr>
+            </w:pPr>
+            <w:r>
+              <w:rPr>
+                <w:rFonts w:eastAsia="Times New Roman" w:cstheme="minorHAnsi"/>
+                <w:lang w:eastAsia="es-CO"/>
+              </w:rPr>
+              <w:t>Crearía solape o retroactividad confusa</w:t>
+            </w:r>
+          </w:p>
+        </w:tc>
+      </w:tr>
+      <w:tr>
+        <w:trPr>
+          <w:tblCellSpacing w:w="15" w:type="dxa"/>
+        </w:trPr>
+        <w:tc>
+          <w:tcPr>
+            <w:tcW w:w="0" w:type="auto"/>
+            <w:vAlign w:val="center"/>
+            <w:hideMark/>
+          </w:tcPr>
+          <w:p>
+            <w:pPr>
+              <w:spacing w:after="0" w:line="240" w:lineRule="auto"/>
+              <w:rPr>
+                <w:rFonts w:eastAsia="Times New Roman" w:cstheme="minorHAnsi"/>
+                <w:lang w:eastAsia="es-CO"/>
+              </w:rPr>
+            </w:pPr>
+            <w:r>
+              <w:rPr>
+                <w:rFonts w:eastAsia="Times New Roman" w:cstheme="minorHAnsi"/>
+                <w:lang w:eastAsia="es-CO"/>
+              </w:rPr>
+              <w:t>No hay cambios reales</w:t>
+            </w:r>
+          </w:p>
+        </w:tc>
+        <w:tc>
+          <w:tcPr>
+            <w:tcW w:w="0" w:type="auto"/>
+            <w:vAlign w:val="center"/>
+            <w:hideMark/>
+          </w:tcPr>
+          <w:p>
+            <w:pPr>
+              <w:spacing w:after="0" w:line="240" w:lineRule="auto"/>
+              <w:rPr>
+                <w:rFonts w:eastAsia="Times New Roman" w:cstheme="minorHAnsi"/>
+                <w:lang w:eastAsia="es-CO"/>
+              </w:rPr>
+            </w:pPr>
+            <w:r>
+              <w:rPr>
+                <w:rFonts w:eastAsia="Times New Roman" w:cstheme="minorHAnsi"/>
+                <w:lang w:eastAsia="es-CO"/>
+              </w:rPr>
+              <w:t>Sí</w:t>
+            </w:r>
+          </w:p>
+        </w:tc>
+        <w:tc>
+          <w:tcPr>
+            <w:tcW w:w="0" w:type="auto"/>
+            <w:vAlign w:val="center"/>
+            <w:hideMark/>
+          </w:tcPr>
+          <w:p>
+            <w:pPr>
+              <w:spacing w:after="0" w:line="240" w:lineRule="auto"/>
+              <w:rPr>
+                <w:rFonts w:eastAsia="Times New Roman" w:cstheme="minorHAnsi"/>
+                <w:lang w:eastAsia="es-CO"/>
+              </w:rPr>
+            </w:pPr>
+            <w:r>
+              <w:rPr>
+                <w:rFonts w:eastAsia="Times New Roman" w:cstheme="minorHAnsi"/>
+                <w:lang w:eastAsia="es-CO"/>
+              </w:rPr>
+              <w:t>Evita versiones vacías e inútiles</w:t>
+            </w:r>
+          </w:p>
+        </w:tc>
+      </w:tr>
+      <w:tr>
+        <w:trPr>
+          <w:tblCellSpacing w:w="15" w:type="dxa"/>
+        </w:trPr>
+        <w:tc>
+          <w:tcPr>
+            <w:tcW w:w="0" w:type="auto"/>
+            <w:vAlign w:val="center"/>
+            <w:hideMark/>
+          </w:tcPr>
+          <w:p>
+            <w:pPr>
+              <w:spacing w:after="0" w:line="240" w:lineRule="auto"/>
+              <w:rPr>
+                <w:rFonts w:eastAsia="Times New Roman" w:cstheme="minorHAnsi"/>
+                <w:lang w:eastAsia="es-CO"/>
+              </w:rPr>
+            </w:pPr>
+            <w:r>
+              <w:rPr>
+                <w:rFonts w:eastAsia="Times New Roman" w:cstheme="minorHAnsi"/>
+                <w:lang w:eastAsia="es-CO"/>
+              </w:rPr>
+              <w:t>Falta el motivo</w:t>
+            </w:r>
+          </w:p>
+        </w:tc>
+        <w:tc>
+          <w:tcPr>
+            <w:tcW w:w="0" w:type="auto"/>
+            <w:vAlign w:val="center"/>
+            <w:hideMark/>
+          </w:tcPr>
+          <w:p>
+            <w:pPr>
+              <w:spacing w:after="0" w:line="240" w:lineRule="auto"/>
+              <w:rPr>
+                <w:rFonts w:eastAsia="Times New Roman" w:cstheme="minorHAnsi"/>
+                <w:lang w:eastAsia="es-CO"/>
+              </w:rPr>
+            </w:pPr>
+            <w:r>
+              <w:rPr>
+                <w:rFonts w:eastAsia="Times New Roman" w:cstheme="minorHAnsi"/>
+                <w:lang w:eastAsia="es-CO"/>
+              </w:rPr>
+              <w:t>Sí</w:t>
+            </w:r>
+          </w:p>
+        </w:tc>
+        <w:tc>
+          <w:tcPr>
+            <w:tcW w:w="0" w:type="auto"/>
+            <w:vAlign w:val="center"/>
+            <w:hideMark/>
+          </w:tcPr>
+          <w:p>
+            <w:pPr>
+              <w:spacing w:after="0" w:line="240" w:lineRule="auto"/>
+              <w:rPr>
+                <w:rFonts w:eastAsia="Times New Roman" w:cstheme="minorHAnsi"/>
+                <w:lang w:eastAsia="es-CO"/>
+              </w:rPr>
+            </w:pPr>
+            <w:r>
+              <w:rPr>
+                <w:rFonts w:eastAsia="Times New Roman" w:cstheme="minorHAnsi"/>
+                <w:lang w:eastAsia="es-CO"/>
+              </w:rPr>
+              <w:t>Necesario para auditoría</w:t>
+            </w:r>
+          </w:p>
+        </w:tc>
+      </w:tr>
+      <w:tr>
+        <w:trPr>
+          <w:tblCellSpacing w:w="15" w:type="dxa"/>
+        </w:trPr>
+        <w:tc>
+          <w:tcPr>
+            <w:tcW w:w="0" w:type="auto"/>
+            <w:vAlign w:val="center"/>
+            <w:hideMark/>
+          </w:tcPr>
+          <w:p>
+            <w:pPr>
+              <w:spacing w:after="0" w:line="240" w:lineRule="auto"/>
+              <w:rPr>
+                <w:rFonts w:eastAsia="Times New Roman" w:cstheme="minorHAnsi"/>
+                <w:lang w:eastAsia="es-CO"/>
+              </w:rPr>
+            </w:pPr>
+            <w:r>
+              <w:rPr>
+                <w:rFonts w:eastAsia="Times New Roman" w:cstheme="minorHAnsi"/>
+                <w:lang w:eastAsia="es-CO"/>
+              </w:rPr>
+              <w:t>Ya existe una versión programada futura</w:t>
+            </w:r>
+          </w:p>
+        </w:tc>
+        <w:tc>
+          <w:tcPr>
+            <w:tcW w:w="0" w:type="auto"/>
+            <w:vAlign w:val="center"/>
+            <w:hideMark/>
+          </w:tcPr>
+          <w:p>
+            <w:pPr>
+              <w:spacing w:after="0" w:line="240" w:lineRule="auto"/>
+              <w:rPr>
+                <w:rFonts w:eastAsia="Times New Roman" w:cstheme="minorHAnsi"/>
+                <w:lang w:eastAsia="es-CO"/>
+              </w:rPr>
+            </w:pPr>
+            <w:r>
+              <w:rPr>
+                <w:rFonts w:eastAsia="Times New Roman" w:cstheme="minorHAnsi"/>
+                <w:lang w:eastAsia="es-CO"/>
+              </w:rPr>
+              <w:t>Opcional</w:t>
+            </w:r>
+          </w:p>
+        </w:tc>
+        <w:tc>
+          <w:tcPr>
+            <w:tcW w:w="0" w:type="auto"/>
+            <w:vAlign w:val="center"/>
+            <w:hideMark/>
+          </w:tcPr>
+          <w:p>
+            <w:pPr>
+              <w:spacing w:after="0" w:line="240" w:lineRule="auto"/>
+              <w:rPr>
+                <w:rFonts w:eastAsia="Times New Roman" w:cstheme="minorHAnsi"/>
+                <w:lang w:eastAsia="es-CO"/>
+              </w:rPr>
+            </w:pPr>
+            <w:r>
+              <w:rPr>
+                <w:rFonts w:eastAsia="Times New Roman" w:cstheme="minorHAnsi"/>
+                <w:lang w:eastAsia="es-CO"/>
+              </w:rPr>
+              <w:t>Mejor advertir y preguntar que bloquear de forma dura</w:t>
+            </w:r>
+          </w:p>
+        </w:tc>
+      </w:tr>
+      <w:tr>
+        <w:trPr>
+          <w:tblCellSpacing w:w="15" w:type="dxa"/>
+        </w:trPr>
+        <w:tc>
+          <w:tcPr>
+            <w:tcW w:w="0" w:type="auto"/>
+            <w:vAlign w:val="center"/>
+            <w:hideMark/>
+          </w:tcPr>
+          <w:p>
+            <w:pPr>
+              <w:spacing w:after="0" w:line="240" w:lineRule="auto"/>
+              <w:rPr>
+                <w:rFonts w:eastAsia="Times New Roman" w:cstheme="minorHAnsi"/>
+                <w:lang w:eastAsia="es-CO"/>
+              </w:rPr>
+            </w:pPr>
+            <w:r>
+              <w:rPr>
+                <w:rFonts w:eastAsia="Times New Roman" w:cstheme="minorHAnsi"/>
+                <w:lang w:eastAsia="es-CO"/>
+              </w:rPr>
+              <w:t>Hay notas históricas o períodos cerrados</w:t>
+            </w:r>
+          </w:p>
+        </w:tc>
+        <w:tc>
+          <w:tcPr>
+            <w:tcW w:w="0" w:type="auto"/>
+            <w:vAlign w:val="center"/>
+            <w:hideMark/>
+          </w:tcPr>
+          <w:p>
+            <w:pPr>
+              <w:spacing w:after="0" w:line="240" w:lineRule="auto"/>
+              <w:rPr>
+                <w:rFonts w:eastAsia="Times New Roman" w:cstheme="minorHAnsi"/>
+                <w:lang w:eastAsia="es-CO"/>
+              </w:rPr>
+            </w:pPr>
+            <w:r>
+              <w:rPr>
+                <w:rFonts w:eastAsia="Times New Roman" w:cstheme="minorHAnsi"/>
+                <w:b/>
+                <w:bCs/>
+                <w:lang w:eastAsia="es-CO"/>
+              </w:rPr>
+              <w:t>No</w:t>
+            </w:r>
+          </w:p>
+        </w:tc>
+        <w:tc>
+          <w:tcPr>
+            <w:tcW w:w="0" w:type="auto"/>
+            <w:vAlign w:val="center"/>
+            <w:hideMark/>
+          </w:tcPr>
+          <w:p>
+            <w:pPr>
+              <w:spacing w:after="0" w:line="240" w:lineRule="auto"/>
+              <w:rPr>
+                <w:rFonts w:eastAsia="Times New Roman" w:cstheme="minorHAnsi"/>
+                <w:lang w:eastAsia="es-CO"/>
+              </w:rPr>
+            </w:pPr>
+            <w:r>
+              <w:rPr>
+                <w:rFonts w:eastAsia="Times New Roman" w:cstheme="minorHAnsi"/>
+                <w:lang w:eastAsia="es-CO"/>
+              </w:rPr>
+              <w:t>Están protegidas por la versión</w:t>
+            </w:r>
+          </w:p>
+        </w:tc>
+      </w:tr>
+      <w:tr>
+        <w:trPr>
+          <w:tblCellSpacing w:w="15" w:type="dxa"/>
+        </w:trPr>
+        <w:tc>
+          <w:tcPr>
+            <w:tcW w:w="0" w:type="auto"/>
+            <w:vAlign w:val="center"/>
+            <w:hideMark/>
+          </w:tcPr>
+          <w:p>
+            <w:pPr>
+              <w:spacing w:after="0" w:line="240" w:lineRule="auto"/>
+              <w:rPr>
+                <w:rFonts w:eastAsia="Times New Roman" w:cstheme="minorHAnsi"/>
+                <w:lang w:eastAsia="es-CO"/>
+              </w:rPr>
+            </w:pPr>
+            <w:r>
+              <w:rPr>
+                <w:rFonts w:eastAsia="Times New Roman" w:cstheme="minorHAnsi"/>
+                <w:lang w:eastAsia="es-CO"/>
+              </w:rPr>
+              <w:t>El cambio es el mismo día</w:t>
+            </w:r>
+          </w:p>
+        </w:tc>
+        <w:tc>
+          <w:tcPr>
+            <w:tcW w:w="0" w:type="auto"/>
+            <w:vAlign w:val="center"/>
+            <w:hideMark/>
+          </w:tcPr>
+          <w:p>
+            <w:pPr>
+              <w:spacing w:after="0" w:line="240" w:lineRule="auto"/>
+              <w:rPr>
+                <w:rFonts w:eastAsia="Times New Roman" w:cstheme="minorHAnsi"/>
+                <w:lang w:eastAsia="es-CO"/>
+              </w:rPr>
+            </w:pPr>
+            <w:r>
+              <w:rPr>
+                <w:rFonts w:eastAsia="Times New Roman" w:cstheme="minorHAnsi"/>
+                <w:b/>
+                <w:bCs/>
+                <w:lang w:eastAsia="es-CO"/>
+              </w:rPr>
+              <w:t>No</w:t>
+            </w:r>
+          </w:p>
+        </w:tc>
+        <w:tc>
+          <w:tcPr>
+            <w:tcW w:w="0" w:type="auto"/>
+            <w:vAlign w:val="center"/>
+            <w:hideMark/>
+          </w:tcPr>
+          <w:p>
+            <w:pPr>
+              <w:spacing w:after="0" w:line="240" w:lineRule="auto"/>
+              <w:rPr>
+                <w:rFonts w:eastAsia="Times New Roman" w:cstheme="minorHAnsi"/>
+                <w:lang w:eastAsia="es-CO"/>
+              </w:rPr>
+            </w:pPr>
+            <w:r>
+              <w:rPr>
+                <w:rFonts w:eastAsia="Times New Roman" w:cstheme="minorHAnsi"/>
+                <w:lang w:eastAsia="es-CO"/>
+              </w:rPr>
+              <w:t>Se permite (solo advertir)</w:t>
+            </w:r>
+          </w:p>
+        </w:tc>
+      </w:tr>
+      <w:tr>
+        <w:trPr>
+          <w:tblCellSpacing w:w="15" w:type="dxa"/>
+        </w:trPr>
+        <w:tc>
+          <w:tcPr>
+            <w:tcW w:w="0" w:type="auto"/>
+            <w:vAlign w:val="center"/>
+            <w:hideMark/>
+          </w:tcPr>
+          <w:p>
+            <w:pPr>
+              <w:spacing w:after="0" w:line="240" w:lineRule="auto"/>
+              <w:rPr>
+                <w:rFonts w:eastAsia="Times New Roman" w:cstheme="minorHAnsi"/>
+                <w:lang w:eastAsia="es-CO"/>
+              </w:rPr>
+            </w:pPr>
+            <w:r>
+              <w:rPr>
+                <w:rFonts w:eastAsia="Times New Roman" w:cstheme="minorHAnsi"/>
+                <w:lang w:eastAsia="es-CO"/>
+              </w:rPr>
+              <w:t>Crear área o asignatura nueva</w:t>
+            </w:r>
+          </w:p>
+        </w:tc>
+        <w:tc>
+          <w:tcPr>
+            <w:tcW w:w="0" w:type="auto"/>
+            <w:vAlign w:val="center"/>
+            <w:hideMark/>
+          </w:tcPr>
+          <w:p>
+            <w:pPr>
+              <w:spacing w:after="0" w:line="240" w:lineRule="auto"/>
+              <w:rPr>
+                <w:rFonts w:eastAsia="Times New Roman" w:cstheme="minorHAnsi"/>
+                <w:lang w:eastAsia="es-CO"/>
+              </w:rPr>
+            </w:pPr>
+            <w:r>
+              <w:rPr>
+                <w:rFonts w:eastAsia="Times New Roman" w:cstheme="minorHAnsi"/>
+                <w:b/>
+                <w:bCs/>
+                <w:lang w:eastAsia="es-CO"/>
+              </w:rPr>
+              <w:t>No</w:t>
+            </w:r>
+          </w:p>
+        </w:tc>
+        <w:tc>
+          <w:tcPr>
+            <w:tcW w:w="0" w:type="auto"/>
+            <w:vAlign w:val="center"/>
+            <w:hideMark/>
+          </w:tcPr>
+          <w:p>
+            <w:pPr>
+              <w:spacing w:after="0" w:line="240" w:lineRule="auto"/>
+              <w:rPr>
+                <w:rFonts w:eastAsia="Times New Roman" w:cstheme="minorHAnsi"/>
+                <w:lang w:eastAsia="es-CO"/>
+              </w:rPr>
+            </w:pPr>
+            <w:r>
+              <w:rPr>
+                <w:rFonts w:eastAsia="Times New Roman" w:cstheme="minorHAnsi"/>
+                <w:lang w:eastAsia="es-CO"/>
+              </w:rPr>
+              <w:t>Se permite, generando nueva versión</w:t>
+            </w:r>
+          </w:p>
+        </w:tc>
+      </w:tr>
+    </w:tbl>
+    <w:p>
+      <w:pPr>
+        <w:rPr>
+          <w:rFonts w:cstheme="minorHAnsi"/>
+        </w:rPr>
+      </w:pPr>
+    </w:p>
+    <w:p>
+      <w:pPr>
+        <w:rPr>
+          <w:rFonts w:cstheme="minorHAnsi"/>
+        </w:rPr>
+      </w:pPr>
     </w:p>
     <w:p>
       <w:pPr>
@@ -3617,7 +5464,21 @@
         <w:rPr>
           <w:rFonts w:cstheme="minorHAnsi"/>
         </w:rPr>
-        <w:t>Por ejemplo, estás en marzo de 2027:</w:t>
+        <w:t xml:space="preserve">Por </w:t>
+      </w:r>
+      <w:proofErr w:type="gramStart"/>
+      <w:r>
+        <w:rPr>
+          <w:rFonts w:cstheme="minorHAnsi"/>
+        </w:rPr>
+        <w:t>ejemplo,  marzo</w:t>
+      </w:r>
+      <w:proofErr w:type="gramEnd"/>
+      <w:r>
+        <w:rPr>
+          <w:rFonts w:cstheme="minorHAnsi"/>
+        </w:rPr>
+        <w:t xml:space="preserve"> de 2027:</w:t>
       </w:r>
     </w:p>
     <w:tbl>
@@ -3883,497 +5744,27 @@
       </w:pPr>
     </w:p>
     <w:p>
-      <w:pPr>
-        <w:pStyle w:val="Ttulo3"/>
-        <w:rPr>
-          <w:rFonts w:asciiTheme="minorHAnsi" w:hAnsiTheme="minorHAnsi" w:cstheme="minorHAnsi"/>
-          <w:b w:val="0"/>
-          <w:bCs w:val="0"/>
-          <w:sz w:val="22"/>
-          <w:szCs w:val="22"/>
-        </w:rPr>
-      </w:pPr>
-      <w:r>
-        <w:rPr>
-          <w:rFonts w:asciiTheme="minorHAnsi" w:hAnsiTheme="minorHAnsi" w:cstheme="minorHAnsi"/>
-          <w:b w:val="0"/>
-          <w:bCs w:val="0"/>
-          <w:sz w:val="22"/>
-          <w:szCs w:val="22"/>
-        </w:rPr>
-        <w:t>Configuración de Evaluación</w:t>
+      <w:r>
+        <w:t>Si ya hay una versión en estado Programada con fecha futura, no se debería permitir crear otra encima sin antes gestionar (editar o cancelar) la que está pendiente.</w:t>
+      </w:r>
+    </w:p>
+    <w:p>
+      <w:r>
+        <w:t>Mensaje:</w:t>
+      </w:r>
+    </w:p>
+    <w:p>
+      <w:r>
+        <w:t>“Ya existe una versión programada para el DD/MM/AAAA. Debe gestionarla o cancelarla antes de crear una nueva.”</w:t>
       </w:r>
     </w:p>
     <w:p>
       <w:pPr>
         <w:spacing w:before="100" w:beforeAutospacing="1" w:after="100" w:afterAutospacing="1" w:line="240" w:lineRule="auto"/>
         <w:rPr>
-          <w:rFonts w:eastAsia="Times New Roman" w:cstheme="minorHAnsi"/>
-          <w:lang w:eastAsia="es-CO"/>
-        </w:rPr>
-      </w:pPr>
-      <w:r>
-        <w:rPr>
-          <w:rFonts w:eastAsia="Times New Roman" w:cstheme="minorHAnsi"/>
-          <w:lang w:eastAsia="es-CO"/>
-        </w:rPr>
-        <w:t>Objetivo: establecer cómo se calculará el resultado de cada área a partir de las asignaturas que la componen.</w:t>
-      </w:r>
-    </w:p>
-    <w:p>
-      <w:pPr>
-        <w:numPr>
-          <w:ilvl w:val="0"/>
-          <w:numId w:val="8"/>
-        </w:numPr>
-        <w:spacing w:before="100" w:beforeAutospacing="1" w:after="100" w:afterAutospacing="1" w:line="240" w:lineRule="auto"/>
-        <w:rPr>
-          <w:rFonts w:eastAsia="Times New Roman" w:cstheme="minorHAnsi"/>
-          <w:lang w:eastAsia="es-CO"/>
-        </w:rPr>
-      </w:pPr>
-      <w:r>
-        <w:rPr>
-          <w:rFonts w:eastAsia="Times New Roman" w:cstheme="minorHAnsi"/>
-          <w:lang w:eastAsia="es-CO"/>
-        </w:rPr>
-        <w:t xml:space="preserve">Asignaturas que componen el área </w:t>
-      </w:r>
-    </w:p>
-    <w:p>
-      <w:pPr>
-        <w:numPr>
-          <w:ilvl w:val="1"/>
-          <w:numId w:val="8"/>
-        </w:numPr>
-        <w:spacing w:before="100" w:beforeAutospacing="1" w:after="100" w:afterAutospacing="1" w:line="240" w:lineRule="auto"/>
-        <w:rPr>
-          <w:rFonts w:eastAsia="Times New Roman" w:cstheme="minorHAnsi"/>
-          <w:lang w:eastAsia="es-CO"/>
-        </w:rPr>
-      </w:pPr>
-      <w:r>
-        <w:rPr>
-          <w:rFonts w:eastAsia="Times New Roman" w:cstheme="minorHAnsi"/>
-          <w:lang w:eastAsia="es-CO"/>
-        </w:rPr>
-        <w:t xml:space="preserve">El sistema muestra las asignaturas relacionadas con cada área según la configuración del plan de estudios. </w:t>
-      </w:r>
-    </w:p>
-    <w:p>
-      <w:pPr>
-        <w:numPr>
-          <w:ilvl w:val="1"/>
-          <w:numId w:val="8"/>
-        </w:numPr>
-        <w:spacing w:before="100" w:beforeAutospacing="1" w:after="100" w:afterAutospacing="1" w:line="240" w:lineRule="auto"/>
-        <w:rPr>
-          <w:rFonts w:eastAsia="Times New Roman" w:cstheme="minorHAnsi"/>
-          <w:lang w:eastAsia="es-CO"/>
-        </w:rPr>
-      </w:pPr>
-      <w:r>
-        <w:rPr>
-          <w:rFonts w:eastAsia="Times New Roman" w:cstheme="minorHAnsi"/>
-          <w:lang w:eastAsia="es-CO"/>
-        </w:rPr>
-        <w:t xml:space="preserve">El administrador establece qué porcentaje aporta cada asignatura al resultado final del área. </w:t>
-      </w:r>
-    </w:p>
-    <w:p>
-      <w:pPr>
-        <w:numPr>
-          <w:ilvl w:val="0"/>
-          <w:numId w:val="8"/>
-        </w:numPr>
-        <w:spacing w:before="100" w:beforeAutospacing="1" w:after="100" w:afterAutospacing="1" w:line="240" w:lineRule="auto"/>
-        <w:rPr>
-          <w:rFonts w:eastAsia="Times New Roman" w:cstheme="minorHAnsi"/>
-          <w:lang w:eastAsia="es-CO"/>
-        </w:rPr>
-      </w:pPr>
-      <w:r>
-        <w:rPr>
-          <w:rFonts w:eastAsia="Times New Roman" w:cstheme="minorHAnsi"/>
-          <w:lang w:eastAsia="es-CO"/>
-        </w:rPr>
-        <w:t xml:space="preserve">Ponderación de las asignaturas </w:t>
-      </w:r>
-    </w:p>
-    <w:p>
-      <w:pPr>
-        <w:numPr>
-          <w:ilvl w:val="1"/>
-          <w:numId w:val="8"/>
-        </w:numPr>
-        <w:spacing w:before="100" w:beforeAutospacing="1" w:after="100" w:afterAutospacing="1" w:line="240" w:lineRule="auto"/>
-        <w:rPr>
-          <w:rFonts w:eastAsia="Times New Roman" w:cstheme="minorHAnsi"/>
-          <w:lang w:eastAsia="es-CO"/>
-        </w:rPr>
-      </w:pPr>
-      <w:r>
-        <w:rPr>
-          <w:rFonts w:eastAsia="Times New Roman" w:cstheme="minorHAnsi"/>
-          <w:lang w:eastAsia="es-CO"/>
-        </w:rPr>
-        <w:t xml:space="preserve">Se define el porcentaje de contribución de cada asignatura. </w:t>
-      </w:r>
-    </w:p>
-    <w:p>
-      <w:pPr>
-        <w:numPr>
-          <w:ilvl w:val="1"/>
-          <w:numId w:val="8"/>
-        </w:numPr>
-        <w:spacing w:before="100" w:beforeAutospacing="1" w:after="100" w:afterAutospacing="1" w:line="240" w:lineRule="auto"/>
-        <w:rPr>
-          <w:rFonts w:eastAsia="Times New Roman" w:cstheme="minorHAnsi"/>
-          <w:lang w:eastAsia="es-CO"/>
-        </w:rPr>
-      </w:pPr>
-      <w:r>
-        <w:rPr>
-          <w:rFonts w:eastAsia="Times New Roman" w:cstheme="minorHAnsi"/>
-          <w:lang w:eastAsia="es-CO"/>
-        </w:rPr>
-        <w:t xml:space="preserve">La suma de las ponderaciones de las asignaturas que componen un área debe ser 100 %. </w:t>
-      </w:r>
-    </w:p>
-    <w:p>
-      <w:pPr>
-        <w:numPr>
-          <w:ilvl w:val="1"/>
-          <w:numId w:val="8"/>
-        </w:numPr>
-        <w:spacing w:before="100" w:beforeAutospacing="1" w:after="100" w:afterAutospacing="1" w:line="240" w:lineRule="auto"/>
-        <w:rPr>
-          <w:rFonts w:eastAsia="Times New Roman" w:cstheme="minorHAnsi"/>
-          <w:lang w:eastAsia="es-CO"/>
-        </w:rPr>
-      </w:pPr>
-      <w:r>
-        <w:rPr>
-          <w:rFonts w:eastAsia="Times New Roman" w:cstheme="minorHAnsi"/>
-          <w:lang w:eastAsia="es-CO"/>
-        </w:rPr>
-        <w:t xml:space="preserve">Ejemplo: </w:t>
-      </w:r>
-    </w:p>
-    <w:p>
-      <w:pPr>
-        <w:numPr>
-          <w:ilvl w:val="2"/>
-          <w:numId w:val="8"/>
-        </w:numPr>
-        <w:spacing w:before="100" w:beforeAutospacing="1" w:after="100" w:afterAutospacing="1" w:line="240" w:lineRule="auto"/>
-        <w:rPr>
-          <w:rFonts w:eastAsia="Times New Roman" w:cstheme="minorHAnsi"/>
-          <w:lang w:eastAsia="es-CO"/>
-        </w:rPr>
-      </w:pPr>
-      <w:r>
-        <w:rPr>
-          <w:rFonts w:eastAsia="Times New Roman" w:cstheme="minorHAnsi"/>
-          <w:lang w:eastAsia="es-CO"/>
-        </w:rPr>
-        <w:t xml:space="preserve">Ciencias Naturales </w:t>
-      </w:r>
-    </w:p>
-    <w:p>
-      <w:pPr>
-        <w:numPr>
-          <w:ilvl w:val="3"/>
-          <w:numId w:val="8"/>
-        </w:numPr>
-        <w:spacing w:before="100" w:beforeAutospacing="1" w:after="100" w:afterAutospacing="1" w:line="240" w:lineRule="auto"/>
-        <w:rPr>
-          <w:rFonts w:eastAsia="Times New Roman" w:cstheme="minorHAnsi"/>
-          <w:lang w:eastAsia="es-CO"/>
-        </w:rPr>
-      </w:pPr>
-      <w:r>
-        <w:rPr>
-          <w:rFonts w:eastAsia="Times New Roman" w:cstheme="minorHAnsi"/>
-          <w:lang w:eastAsia="es-CO"/>
-        </w:rPr>
-        <w:t xml:space="preserve">Biología → 50 % </w:t>
-      </w:r>
-    </w:p>
-    <w:p>
-      <w:pPr>
-        <w:numPr>
-          <w:ilvl w:val="3"/>
-          <w:numId w:val="8"/>
-        </w:numPr>
-        <w:spacing w:before="100" w:beforeAutospacing="1" w:after="100" w:afterAutospacing="1" w:line="240" w:lineRule="auto"/>
-        <w:rPr>
-          <w:rFonts w:eastAsia="Times New Roman" w:cstheme="minorHAnsi"/>
-          <w:lang w:eastAsia="es-CO"/>
-        </w:rPr>
-      </w:pPr>
-      <w:r>
-        <w:rPr>
-          <w:rFonts w:eastAsia="Times New Roman" w:cstheme="minorHAnsi"/>
-          <w:lang w:eastAsia="es-CO"/>
-        </w:rPr>
-        <w:t xml:space="preserve">Química → 30 % </w:t>
-      </w:r>
-    </w:p>
-    <w:p>
-      <w:pPr>
-        <w:numPr>
-          <w:ilvl w:val="3"/>
-          <w:numId w:val="8"/>
-        </w:numPr>
-        <w:spacing w:before="100" w:beforeAutospacing="1" w:after="100" w:afterAutospacing="1" w:line="240" w:lineRule="auto"/>
-        <w:rPr>
-          <w:rFonts w:eastAsia="Times New Roman" w:cstheme="minorHAnsi"/>
-          <w:lang w:eastAsia="es-CO"/>
-        </w:rPr>
-      </w:pPr>
-      <w:r>
-        <w:rPr>
-          <w:rFonts w:eastAsia="Times New Roman" w:cstheme="minorHAnsi"/>
-          <w:lang w:eastAsia="es-CO"/>
-        </w:rPr>
-        <w:t xml:space="preserve">Física → 20 % </w:t>
-      </w:r>
-    </w:p>
-    <w:p>
-      <w:pPr>
-        <w:numPr>
-          <w:ilvl w:val="0"/>
-          <w:numId w:val="8"/>
-        </w:numPr>
-        <w:spacing w:before="100" w:beforeAutospacing="1" w:after="100" w:afterAutospacing="1" w:line="240" w:lineRule="auto"/>
-        <w:rPr>
-          <w:rFonts w:eastAsia="Times New Roman" w:cstheme="minorHAnsi"/>
-          <w:lang w:eastAsia="es-CO"/>
-        </w:rPr>
-      </w:pPr>
-      <w:r>
-        <w:rPr>
-          <w:rFonts w:eastAsia="Times New Roman" w:cstheme="minorHAnsi"/>
-          <w:lang w:eastAsia="es-CO"/>
-        </w:rPr>
-        <w:t xml:space="preserve">Método de cálculo del resultado del área </w:t>
-      </w:r>
-    </w:p>
-    <w:p>
-      <w:pPr>
-        <w:numPr>
-          <w:ilvl w:val="1"/>
-          <w:numId w:val="8"/>
-        </w:numPr>
-        <w:spacing w:before="100" w:beforeAutospacing="1" w:after="100" w:afterAutospacing="1" w:line="240" w:lineRule="auto"/>
-        <w:rPr>
-          <w:rFonts w:eastAsia="Times New Roman" w:cstheme="minorHAnsi"/>
-          <w:lang w:eastAsia="es-CO"/>
-        </w:rPr>
-      </w:pPr>
-      <w:r>
-        <w:rPr>
-          <w:rFonts w:eastAsia="Times New Roman" w:cstheme="minorHAnsi"/>
-          <w:lang w:eastAsia="es-CO"/>
-        </w:rPr>
-        <w:t xml:space="preserve">Promedio ponderado: el resultado depende de los porcentajes establecidos para cada asignatura. </w:t>
-      </w:r>
-    </w:p>
-    <w:p>
-      <w:pPr>
-        <w:numPr>
-          <w:ilvl w:val="1"/>
-          <w:numId w:val="8"/>
-        </w:numPr>
-        <w:spacing w:before="100" w:beforeAutospacing="1" w:after="100" w:afterAutospacing="1" w:line="240" w:lineRule="auto"/>
-        <w:rPr>
-          <w:rFonts w:eastAsia="Times New Roman" w:cstheme="minorHAnsi"/>
-          <w:lang w:eastAsia="es-CO"/>
-        </w:rPr>
-      </w:pPr>
-      <w:r>
-        <w:rPr>
-          <w:rFonts w:eastAsia="Times New Roman" w:cstheme="minorHAnsi"/>
-          <w:lang w:eastAsia="es-CO"/>
-        </w:rPr>
-        <w:t xml:space="preserve">Promedio aritmético: las asignaturas tienen el mismo peso, independientemente de la intensidad horaria u otros factores. </w:t>
-      </w:r>
-    </w:p>
-    <w:p>
-      <w:pPr>
-        <w:spacing w:before="100" w:beforeAutospacing="1" w:after="100" w:afterAutospacing="1" w:line="240" w:lineRule="auto"/>
-        <w:outlineLvl w:val="2"/>
-        <w:rPr>
-          <w:rFonts w:eastAsia="Times New Roman" w:cstheme="minorHAnsi"/>
-          <w:lang w:eastAsia="es-CO"/>
-        </w:rPr>
-      </w:pPr>
-      <w:r>
-        <w:rPr>
-          <w:rFonts w:eastAsia="Times New Roman" w:cstheme="minorHAnsi"/>
-          <w:lang w:eastAsia="es-CO"/>
-        </w:rPr>
-        <w:t>Regla de negocio</w:t>
-      </w:r>
-    </w:p>
-    <w:p>
-      <w:pPr>
-        <w:spacing w:before="100" w:beforeAutospacing="1" w:after="100" w:afterAutospacing="1" w:line="240" w:lineRule="auto"/>
-        <w:rPr>
-          <w:rFonts w:eastAsia="Times New Roman" w:cstheme="minorHAnsi"/>
-          <w:lang w:eastAsia="es-CO"/>
-        </w:rPr>
-      </w:pPr>
-      <w:r>
-        <w:rPr>
-          <w:rFonts w:eastAsia="Times New Roman" w:cstheme="minorHAnsi"/>
-          <w:lang w:eastAsia="es-CO"/>
-        </w:rPr>
-        <w:t>Podrías documentarlo así:</w:t>
-      </w:r>
-    </w:p>
-    <w:p>
-      <w:pPr>
-        <w:spacing w:beforeAutospacing="1" w:after="100" w:afterAutospacing="1" w:line="240" w:lineRule="auto"/>
-        <w:rPr>
-          <w:rFonts w:eastAsia="Times New Roman" w:cstheme="minorHAnsi"/>
-          <w:lang w:eastAsia="es-CO"/>
-        </w:rPr>
-      </w:pPr>
-      <w:r>
-        <w:rPr>
-          <w:rFonts w:eastAsia="Times New Roman" w:cstheme="minorHAnsi"/>
-          <w:lang w:eastAsia="es-CO"/>
-        </w:rPr>
-        <w:lastRenderedPageBreak/>
-        <w:t>RN — Ponderación de asignaturas: La suma de las ponderaciones asignadas a las asignaturas que conforman un área debe ser igual al 100 % cuando se utilice el método de promedio ponderado.</w:t>
-      </w:r>
-    </w:p>
-    <w:p>
-      <w:pPr>
-        <w:spacing w:before="100" w:beforeAutospacing="1" w:after="100" w:afterAutospacing="1" w:line="240" w:lineRule="auto"/>
-        <w:rPr>
-          <w:rFonts w:eastAsia="Times New Roman" w:cstheme="minorHAnsi"/>
-          <w:lang w:eastAsia="es-CO"/>
-        </w:rPr>
-      </w:pPr>
-      <w:r>
-        <w:rPr>
-          <w:rFonts w:eastAsia="Times New Roman" w:cstheme="minorHAnsi"/>
-          <w:lang w:eastAsia="es-CO"/>
-        </w:rPr>
-        <w:t>Y otra:</w:t>
-      </w:r>
-    </w:p>
-    <w:p>
-      <w:pPr>
-        <w:spacing w:beforeAutospacing="1" w:after="100" w:afterAutospacing="1" w:line="240" w:lineRule="auto"/>
-        <w:rPr>
-          <w:rFonts w:eastAsia="Times New Roman" w:cstheme="minorHAnsi"/>
-          <w:lang w:eastAsia="es-CO"/>
-        </w:rPr>
-      </w:pPr>
-      <w:r>
-        <w:rPr>
-          <w:rFonts w:eastAsia="Times New Roman" w:cstheme="minorHAnsi"/>
-          <w:lang w:eastAsia="es-CO"/>
-        </w:rPr>
-        <w:t>RN — Método de cálculo: El resultado del área se calculará utilizando el método de evaluación configurado por la institución: promedio ponderado o promedio aritm</w:t>
-      </w:r>
-    </w:p>
-    <w:p>
-      <w:pPr>
-        <w:spacing w:before="100" w:beforeAutospacing="1" w:after="100" w:afterAutospacing="1" w:line="240" w:lineRule="auto"/>
-        <w:rPr>
-          <w:rFonts w:eastAsia="Times New Roman" w:cstheme="minorHAnsi"/>
-          <w:lang w:eastAsia="es-CO"/>
-        </w:rPr>
-      </w:pPr>
-      <w:r>
-        <w:rPr>
-          <w:rFonts w:eastAsia="Times New Roman" w:cstheme="minorHAnsi"/>
-          <w:lang w:eastAsia="es-CO"/>
-        </w:rPr>
-        <w:t>RN-EVAL-01 — Alcance de la configuración de evaluación por área: La configuración de evaluación de un área (método de cálculo y, si aplica, ponderación de asignaturas) se define por grado, dentro de cada versión vigente del plan de estudios, dado que la composición de asignaturas de un área puede variar según el grado.</w:t>
-      </w:r>
-    </w:p>
-    <w:p>
-      <w:pPr>
-        <w:spacing w:before="100" w:beforeAutospacing="1" w:after="100" w:afterAutospacing="1" w:line="240" w:lineRule="auto"/>
-        <w:rPr>
-          <w:rFonts w:eastAsia="Times New Roman" w:cstheme="minorHAnsi"/>
-          <w:lang w:eastAsia="es-CO"/>
-        </w:rPr>
-      </w:pPr>
-      <w:r>
-        <w:rPr>
-          <w:rFonts w:eastAsia="Times New Roman" w:cstheme="minorHAnsi"/>
-          <w:highlight w:val="cyan"/>
-          <w:lang w:eastAsia="es-CO"/>
-        </w:rPr>
-        <w:t>RN-EVAL-02 — Herencia de la configuración de evaluación: Los grupos heredan automáticamente la configuración de evaluación definida para su grado. Un grupo solo requiere una configuración de evaluación propia cuando su personalización del plan de estudios modifica la composición de asignaturas de un área para ese grupo (agrega o excluye una asignatura de dicha área). En ese caso, el sistema debe exigir que el usuario reconfigure la ponderación de esa área para el grupo antes de guardar, validando que la suma sea 100 % si el método es promedio ponderado.</w:t>
-      </w:r>
-    </w:p>
-    <w:p>
-      <w:pPr>
-        <w:spacing w:before="100" w:beforeAutospacing="1" w:after="100" w:afterAutospacing="1" w:line="240" w:lineRule="auto"/>
-        <w:rPr>
-          <w:rFonts w:eastAsia="Times New Roman" w:cstheme="minorHAnsi"/>
-          <w:lang w:eastAsia="es-CO"/>
-        </w:rPr>
-      </w:pPr>
-      <w:r>
-        <w:rPr>
-          <w:rFonts w:eastAsia="Times New Roman" w:cstheme="minorHAnsi"/>
-          <w:lang w:eastAsia="es-CO"/>
-        </w:rPr>
-        <w:t>RN-EVAL-03 — Método de cálculo por defecto: El método (ponderado o aritmético) configurado a nivel de grado aplica a los grupos que hereden esa configuración. Cambiar el método para un grado dentro de una versión vigente sigue la misma regla de versionado que la intensidad horaria (nueva versión, motivo del cambio, revisión de impacto).</w:t>
-      </w:r>
-    </w:p>
-    <w:p>
-      <w:pPr>
-        <w:spacing w:before="100" w:beforeAutospacing="1" w:after="100" w:afterAutospacing="1" w:line="240" w:lineRule="auto"/>
-        <w:rPr>
-          <w:rFonts w:eastAsia="Times New Roman" w:cstheme="minorHAnsi"/>
-          <w:lang w:eastAsia="es-CO"/>
-        </w:rPr>
-      </w:pPr>
-      <w:r>
-        <w:rPr>
-          <w:rFonts w:eastAsia="Times New Roman" w:cstheme="minorHAnsi"/>
-          <w:lang w:eastAsia="es-CO"/>
-        </w:rPr>
-        <w:t>RN-EVAL-04 — Independencia de la intensidad horaria: La intensidad horaria de una asignatura no influye en su ponderación dentro del área; son valores independientes que el usuario configura por separado.</w:t>
-      </w:r>
-    </w:p>
-    <w:p>
-      <w:pPr>
-        <w:spacing w:before="100" w:beforeAutospacing="1" w:after="100" w:afterAutospacing="1" w:line="240" w:lineRule="auto"/>
-        <w:rPr>
-          <w:rFonts w:cstheme="minorHAnsi"/>
-        </w:rPr>
-      </w:pPr>
-    </w:p>
-    <w:p>
-      <w:pPr>
-        <w:spacing w:before="100" w:beforeAutospacing="1" w:after="100" w:afterAutospacing="1" w:line="240" w:lineRule="auto"/>
-        <w:rPr>
-          <w:rFonts w:cstheme="minorHAnsi"/>
-        </w:rPr>
-      </w:pPr>
-      <w:r>
-        <w:rPr>
-          <w:rFonts w:cstheme="minorHAnsi"/>
-        </w:rPr>
-        <w:t>VERSIONAMIENT</w:t>
-      </w:r>
-      <w:r>
-        <w:rPr>
-          <w:rFonts w:cstheme="minorHAnsi"/>
-        </w:rPr>
-        <w:t>O</w:t>
-      </w:r>
+          <w:rFonts w:cstheme="minorHAnsi"/>
+        </w:rPr>
+      </w:pPr>
     </w:p>
     <w:p>
       <w:pPr>
@@ -4397,7 +5788,39 @@
           <w:rFonts w:eastAsia="Times New Roman" w:cstheme="minorHAnsi"/>
           <w:lang w:eastAsia="es-CO"/>
         </w:rPr>
-        <w:t xml:space="preserve"> al crear la primera versión del plan de estudios para un año lectivo, vigente_desde y vigente_hasta se toman automáticamente de las fechas configuradas en M05. El usuario no las define manualmente.</w:t>
+        <w:t xml:space="preserve"> al crear la primera versión del plan de estudios para un año lectivo, </w:t>
+      </w:r>
+      <w:proofErr w:type="spellStart"/>
+      <w:r>
+        <w:rPr>
+          <w:rFonts w:eastAsia="Times New Roman" w:cstheme="minorHAnsi"/>
+          <w:lang w:eastAsia="es-CO"/>
+        </w:rPr>
+        <w:t>vigente_desde</w:t>
+      </w:r>
+      <w:proofErr w:type="spellEnd"/>
+      <w:r>
+        <w:rPr>
+          <w:rFonts w:eastAsia="Times New Roman" w:cstheme="minorHAnsi"/>
+          <w:lang w:eastAsia="es-CO"/>
+        </w:rPr>
+        <w:t xml:space="preserve"> y </w:t>
+      </w:r>
+      <w:proofErr w:type="spellStart"/>
+      <w:r>
+        <w:rPr>
+          <w:rFonts w:eastAsia="Times New Roman" w:cstheme="minorHAnsi"/>
+          <w:lang w:eastAsia="es-CO"/>
+        </w:rPr>
+        <w:t>vigente_hasta</w:t>
+      </w:r>
+      <w:proofErr w:type="spellEnd"/>
+      <w:r>
+        <w:rPr>
+          <w:rFonts w:eastAsia="Times New Roman" w:cstheme="minorHAnsi"/>
+          <w:lang w:eastAsia="es-CO"/>
+        </w:rPr>
+        <w:t xml:space="preserve"> se toman automáticamente de las fechas configuradas en M05. El usuario no las define manualmente.</w:t>
       </w:r>
     </w:p>
     <w:p>
@@ -4422,7 +5845,23 @@
           <w:rFonts w:eastAsia="Times New Roman" w:cstheme="minorHAnsi"/>
           <w:lang w:eastAsia="es-CO"/>
         </w:rPr>
-        <w:t xml:space="preserve"> toda versión creada después de la primera exige que el usuario seleccione manualmente vigente_desde (fecha futura, validada contra el rango del año lectivo vigente — RN-EST-04).</w:t>
+        <w:t xml:space="preserve"> toda versión creada después de la primera exige que el usuario seleccione manualmente </w:t>
+      </w:r>
+      <w:proofErr w:type="spellStart"/>
+      <w:r>
+        <w:rPr>
+          <w:rFonts w:eastAsia="Times New Roman" w:cstheme="minorHAnsi"/>
+          <w:lang w:eastAsia="es-CO"/>
+        </w:rPr>
+        <w:t>vigente_desde</w:t>
+      </w:r>
+      <w:proofErr w:type="spellEnd"/>
+      <w:r>
+        <w:rPr>
+          <w:rFonts w:eastAsia="Times New Roman" w:cstheme="minorHAnsi"/>
+          <w:lang w:eastAsia="es-CO"/>
+        </w:rPr>
+        <w:t xml:space="preserve"> (fecha futura, validada contra el rango del año lectivo vigente — RN-EST-04).</w:t>
       </w:r>
     </w:p>
     <w:p>
@@ -4447,7 +5886,23 @@
           <w:rFonts w:eastAsia="Times New Roman" w:cstheme="minorHAnsi"/>
           <w:lang w:eastAsia="es-CO"/>
         </w:rPr>
-        <w:t xml:space="preserve"> al confirmar la fecha de inicio de una nueva versión, el sistema ajusta automáticamente vigente_hasta de la versión inmediatamente anterior al día previo — nunca hay huecos ni solapes entre versiones consecutivas.</w:t>
+        <w:t xml:space="preserve"> al confirmar la fecha de inicio de una nueva versión, el sistema ajusta automáticamente </w:t>
+      </w:r>
+      <w:proofErr w:type="spellStart"/>
+      <w:r>
+        <w:rPr>
+          <w:rFonts w:eastAsia="Times New Roman" w:cstheme="minorHAnsi"/>
+          <w:lang w:eastAsia="es-CO"/>
+        </w:rPr>
+        <w:t>vigente_hasta</w:t>
+      </w:r>
+      <w:proofErr w:type="spellEnd"/>
+      <w:r>
+        <w:rPr>
+          <w:rFonts w:eastAsia="Times New Roman" w:cstheme="minorHAnsi"/>
+          <w:lang w:eastAsia="es-CO"/>
+        </w:rPr>
+        <w:t xml:space="preserve"> de la versión inmediatamente anterior al día previo — nunca hay huecos ni solapes entre versiones consecutivas.</w:t>
       </w:r>
     </w:p>
     <w:p>
@@ -4465,241 +5920,441 @@
           <w:bCs/>
           <w:lang w:eastAsia="es-CO"/>
         </w:rPr>
+        <w:t xml:space="preserve">RN-VER-04 — </w:t>
+      </w:r>
+      <w:proofErr w:type="spellStart"/>
+      <w:r>
+        <w:rPr>
+          <w:rFonts w:eastAsia="Times New Roman" w:cstheme="minorHAnsi"/>
+          <w:b/>
+          <w:bCs/>
+          <w:lang w:eastAsia="es-CO"/>
+        </w:rPr>
+        <w:t>vigente_hasta</w:t>
+      </w:r>
+      <w:proofErr w:type="spellEnd"/>
+      <w:r>
+        <w:rPr>
+          <w:rFonts w:eastAsia="Times New Roman" w:cstheme="minorHAnsi"/>
+          <w:b/>
+          <w:bCs/>
+          <w:lang w:eastAsia="es-CO"/>
+        </w:rPr>
+        <w:t xml:space="preserve"> por defecto:</w:t>
+      </w:r>
+      <w:r>
+        <w:rPr>
+          <w:rFonts w:eastAsia="Times New Roman" w:cstheme="minorHAnsi"/>
+          <w:lang w:eastAsia="es-CO"/>
+        </w:rPr>
+        <w:t xml:space="preserve"> mientras no exista una versión posterior, </w:t>
+      </w:r>
+      <w:proofErr w:type="spellStart"/>
+      <w:r>
+        <w:rPr>
+          <w:rFonts w:eastAsia="Times New Roman" w:cstheme="minorHAnsi"/>
+          <w:lang w:eastAsia="es-CO"/>
+        </w:rPr>
+        <w:t>vigente_hasta</w:t>
+      </w:r>
+      <w:proofErr w:type="spellEnd"/>
+      <w:r>
+        <w:rPr>
+          <w:rFonts w:eastAsia="Times New Roman" w:cstheme="minorHAnsi"/>
+          <w:lang w:eastAsia="es-CO"/>
+        </w:rPr>
+        <w:t xml:space="preserve"> de la versión activa es la fecha de fin del año lectivo (M05); solo se recorta cuando se cumple RN-VER-</w:t>
+      </w:r>
+      <w:proofErr w:type="gramStart"/>
+      <w:r>
+        <w:rPr>
+          <w:rFonts w:eastAsia="Times New Roman" w:cstheme="minorHAnsi"/>
+          <w:lang w:eastAsia="es-CO"/>
+        </w:rPr>
+        <w:t>03.</w:t>
+      </w:r>
+      <w:r>
+        <w:rPr>
+          <w:rFonts w:cstheme="minorHAnsi"/>
+        </w:rPr>
+        <w:t>Con</w:t>
+      </w:r>
+      <w:proofErr w:type="gramEnd"/>
+      <w:r>
+        <w:rPr>
+          <w:rFonts w:cstheme="minorHAnsi"/>
+        </w:rPr>
+        <w:t xml:space="preserve"> los </w:t>
+      </w:r>
+      <w:proofErr w:type="spellStart"/>
+      <w:r>
+        <w:rPr>
+          <w:rFonts w:cstheme="minorHAnsi"/>
+        </w:rPr>
+        <w:t>versionamientos</w:t>
+      </w:r>
+      <w:proofErr w:type="spellEnd"/>
+      <w:r>
+        <w:rPr>
+          <w:rFonts w:cstheme="minorHAnsi"/>
+        </w:rPr>
+        <w:t xml:space="preserve"> se establece que el sistema debe seguir trabajando con la versión que se encuentre en ejecución.</w:t>
+      </w:r>
+      <w:r>
+        <w:rPr>
+          <w:rFonts w:cstheme="minorHAnsi"/>
+        </w:rPr>
+        <w:br/>
+      </w:r>
+      <w:r>
+        <w:rPr>
+          <w:rFonts w:cstheme="minorHAnsi"/>
+        </w:rPr>
+        <w:br/>
+      </w:r>
+      <w:r>
+        <w:rPr>
+          <w:rFonts w:cstheme="minorHAnsi"/>
+        </w:rPr>
+        <w:br/>
+      </w:r>
+      <w:r>
+        <w:rPr>
+          <w:rFonts w:cstheme="minorHAnsi"/>
+        </w:rPr>
+        <w:br/>
+      </w:r>
+      <w:r>
+        <w:rPr>
+          <w:rFonts w:eastAsia="Times New Roman" w:cstheme="minorHAnsi"/>
+          <w:lang w:eastAsia="es-CO"/>
+        </w:rPr>
+        <w:t xml:space="preserve">Se propone el siguiente esquema para Base de datos: </w:t>
+      </w:r>
+    </w:p>
+    <w:p>
+      <w:pPr>
+        <w:rPr>
+          <w:rFonts w:cstheme="minorHAnsi"/>
+        </w:rPr>
+      </w:pPr>
+      <w:r>
+        <w:rPr>
+          <w:rFonts w:cstheme="minorHAnsi"/>
+        </w:rPr>
+        <w:t xml:space="preserve">                                             M06</w:t>
+      </w:r>
+    </w:p>
+    <w:p>
+      <w:pPr>
+        <w:rPr>
+          <w:rFonts w:cstheme="minorHAnsi"/>
+        </w:rPr>
+      </w:pPr>
+      <w:r>
+        <w:rPr>
+          <w:rFonts w:cstheme="minorHAnsi"/>
+        </w:rPr>
+        <w:t xml:space="preserve">                          </w:t>
+      </w:r>
+      <w:r>
+        <w:rPr>
+          <w:rFonts w:cstheme="minorHAnsi"/>
+        </w:rPr>
+        <w:t xml:space="preserve">                     </w:t>
+      </w:r>
+      <w:r>
+        <w:rPr>
+          <w:rFonts w:cstheme="minorHAnsi"/>
+        </w:rPr>
+        <w:t>│</w:t>
+      </w:r>
+    </w:p>
+    <w:p>
+      <w:pPr>
+        <w:rPr>
+          <w:rFonts w:cstheme="minorHAnsi"/>
+        </w:rPr>
+      </w:pPr>
+      <w:r>
+        <w:rPr>
+          <w:rFonts w:cstheme="minorHAnsi"/>
+        </w:rPr>
+        <w:t xml:space="preserve">          ┌───────────────</w:t>
+      </w:r>
+      <w:r>
+        <w:rPr>
+          <w:rFonts w:ascii="Arial" w:hAnsi="Arial" w:cs="Arial"/>
+        </w:rPr>
+        <w:t>┼</w:t>
+      </w:r>
+      <w:r>
+        <w:rPr>
+          <w:rFonts w:ascii="Calibri" w:hAnsi="Calibri" w:cs="Calibri"/>
+        </w:rPr>
+        <w:t>────</w:t>
+      </w:r>
+      <w:r>
+        <w:rPr>
+          <w:rFonts w:cstheme="minorHAnsi"/>
+        </w:rPr>
+        <w:t>───────┐</w:t>
+      </w:r>
+    </w:p>
+    <w:p>
+      <w:pPr>
+        <w:rPr>
+          <w:rFonts w:cstheme="minorHAnsi"/>
+        </w:rPr>
+      </w:pPr>
+      <w:r>
+        <w:rPr>
+          <w:rFonts w:cstheme="minorHAnsi"/>
+        </w:rPr>
+        <w:t xml:space="preserve">          │                            │                              │</w:t>
+      </w:r>
+    </w:p>
+    <w:p>
+      <w:pPr>
+        <w:rPr>
+          <w:rFonts w:cstheme="minorHAnsi"/>
+        </w:rPr>
+      </w:pPr>
+      <w:r>
+        <w:rPr>
+          <w:rFonts w:cstheme="minorHAnsi"/>
+        </w:rPr>
+        <w:t xml:space="preserve">          </w:t>
+      </w:r>
+      <w:r>
+        <w:rPr>
+          <w:rFonts w:ascii="Arial" w:hAnsi="Arial" w:cs="Arial"/>
+        </w:rPr>
+        <w:t>▼</w:t>
+      </w:r>
+      <w:r>
+        <w:rPr>
+          <w:rFonts w:cstheme="minorHAnsi"/>
+        </w:rPr>
+        <w:t xml:space="preserve">                         </w:t>
+      </w:r>
+      <w:r>
+        <w:rPr>
+          <w:rFonts w:ascii="Arial" w:hAnsi="Arial" w:cs="Arial"/>
+        </w:rPr>
+        <w:t>▼</w:t>
+      </w:r>
+      <w:r>
+        <w:rPr>
+          <w:rFonts w:cstheme="minorHAnsi"/>
+        </w:rPr>
+        <w:t xml:space="preserve">                           </w:t>
+      </w:r>
+      <w:r>
+        <w:rPr>
+          <w:rFonts w:ascii="Arial" w:hAnsi="Arial" w:cs="Arial"/>
+        </w:rPr>
+        <w:t>▼</w:t>
+      </w:r>
+    </w:p>
+    <w:p>
+      <w:pPr>
+        <w:rPr>
+          <w:rFonts w:cstheme="minorHAnsi"/>
+        </w:rPr>
+      </w:pPr>
+      <w:r>
+        <w:rPr>
+          <w:rFonts w:cstheme="minorHAnsi"/>
+        </w:rPr>
+        <w:t xml:space="preserve">   m06_areas       m06_subjects     m06_study_plans</w:t>
+      </w:r>
+    </w:p>
+    <w:p>
+      <w:pPr>
+        <w:rPr>
+          <w:rFonts w:cstheme="minorHAnsi"/>
+        </w:rPr>
+      </w:pPr>
+      <w:r>
+        <w:rPr>
+          <w:rFonts w:cstheme="minorHAnsi"/>
+        </w:rPr>
+        <w:t xml:space="preserve">                                                                      │</w:t>
+      </w:r>
+    </w:p>
+    <w:p>
+      <w:pPr>
+        <w:rPr>
+          <w:rFonts w:cstheme="minorHAnsi"/>
+        </w:rPr>
+      </w:pPr>
+      <w:r>
+        <w:rPr>
+          <w:rFonts w:cstheme="minorHAnsi"/>
+        </w:rPr>
+        <w:t xml:space="preserve">                                                                     </w:t>
+      </w:r>
+      <w:r>
+        <w:rPr>
+          <w:rFonts w:ascii="Arial" w:hAnsi="Arial" w:cs="Arial"/>
+        </w:rPr>
+        <w:t>▼</w:t>
+      </w:r>
+    </w:p>
+    <w:p>
+      <w:pPr>
+        <w:rPr>
+          <w:rFonts w:cstheme="minorHAnsi"/>
+        </w:rPr>
+      </w:pPr>
+      <w:r>
+        <w:rPr>
+          <w:rFonts w:cstheme="minorHAnsi"/>
+        </w:rPr>
+        <w:t xml:space="preserve">                                                     m06_plan_versions</w:t>
+      </w:r>
+    </w:p>
+    <w:p>
+      <w:pPr>
+        <w:rPr>
+          <w:rFonts w:cstheme="minorHAnsi"/>
+        </w:rPr>
+      </w:pPr>
+      <w:r>
+        <w:rPr>
+          <w:rFonts w:cstheme="minorHAnsi"/>
+        </w:rPr>
+        <w:t xml:space="preserve">                                                                     │</w:t>
+      </w:r>
+    </w:p>
+    <w:p>
+      <w:pPr>
+        <w:rPr>
+          <w:rFonts w:cstheme="minorHAnsi"/>
+        </w:rPr>
+      </w:pPr>
+      <w:r>
+        <w:rPr>
+          <w:rFonts w:cstheme="minorHAnsi"/>
+        </w:rPr>
+        <w:t xml:space="preserve">                                                                     </w:t>
+      </w:r>
+      <w:r>
+        <w:rPr>
+          <w:rFonts w:ascii="Arial" w:hAnsi="Arial" w:cs="Arial"/>
+        </w:rPr>
+        <w:t>▼</w:t>
+      </w:r>
+    </w:p>
+    <w:p>
+      <w:pPr>
+        <w:rPr>
+          <w:rFonts w:cstheme="minorHAnsi"/>
+        </w:rPr>
+      </w:pPr>
+      <w:r>
+        <w:rPr>
+          <w:rFonts w:cstheme="minorHAnsi"/>
+        </w:rPr>
+        <w:t xml:space="preserve">                                                               </w:t>
+      </w:r>
+      <w:proofErr w:type="gramStart"/>
+      <w:r>
+        <w:rPr>
+          <w:rFonts w:cstheme="minorHAnsi"/>
+        </w:rPr>
+        <w:t>grades[</w:t>
+      </w:r>
+      <w:proofErr w:type="gramEnd"/>
+      <w:r>
+        <w:rPr>
+          <w:rFonts w:cstheme="minorHAnsi"/>
+        </w:rPr>
+        <w:t>]</w:t>
+      </w:r>
+    </w:p>
+    <w:p>
+      <w:pPr>
+        <w:rPr>
+          <w:rFonts w:cstheme="minorHAnsi"/>
+        </w:rPr>
+      </w:pPr>
+      <w:r>
+        <w:rPr>
+          <w:rFonts w:cstheme="minorHAnsi"/>
+        </w:rPr>
+        <w:t xml:space="preserve">                                                                      │</w:t>
+      </w:r>
+    </w:p>
+    <w:p>
+      <w:pPr>
+        <w:rPr>
+          <w:rFonts w:cstheme="minorHAnsi"/>
+        </w:rPr>
+      </w:pPr>
+      <w:r>
+        <w:rPr>
+          <w:rFonts w:cstheme="minorHAnsi"/>
+        </w:rPr>
+        <w:t xml:space="preserve">                    ┌─────-----------------──────</w:t>
+      </w:r>
+      <w:r>
+        <w:rPr>
+          <w:rFonts w:ascii="Arial" w:hAnsi="Arial" w:cs="Arial"/>
+        </w:rPr>
+        <w:t>┼</w:t>
+      </w:r>
+      <w:r>
+        <w:rPr>
+          <w:rFonts w:ascii="Calibri" w:hAnsi="Calibri" w:cs="Calibri"/>
+        </w:rPr>
+        <w:t>─</w:t>
+      </w:r>
+      <w:r>
+        <w:rPr>
+          <w:rFonts w:cstheme="minorHAnsi"/>
+        </w:rPr>
+        <w:t>─────────┐</w:t>
+      </w:r>
+    </w:p>
+    <w:p>
+      <w:pPr>
+        <w:rPr>
+          <w:rFonts w:cstheme="minorHAnsi"/>
+        </w:rPr>
+      </w:pPr>
+      <w:r>
+        <w:rPr>
+          <w:rFonts w:cstheme="minorHAnsi"/>
+        </w:rPr>
+        <w:t xml:space="preserve">                    │                                │                                        │</w:t>
+      </w:r>
+    </w:p>
+    <w:p>
+      <w:pPr>
+        <w:rPr>
+          <w:rFonts w:cstheme="minorHAnsi"/>
+        </w:rPr>
+      </w:pPr>
+      <w:r>
+        <w:rPr>
+          <w:rFonts w:cstheme="minorHAnsi"/>
+        </w:rPr>
         <w:lastRenderedPageBreak/>
-        <w:t>RN-VER-04 — vigente_hasta por defecto:</w:t>
-      </w:r>
-      <w:r>
-        <w:rPr>
-          <w:rFonts w:eastAsia="Times New Roman" w:cstheme="minorHAnsi"/>
-          <w:lang w:eastAsia="es-CO"/>
-        </w:rPr>
-        <w:t xml:space="preserve"> mientras no exista una versión posterior, vigente_hasta de la versión activa es la fecha de fin del año lectivo (M05); solo se recorta cuando se cumple RN-VER-03.</w:t>
-      </w:r>
-    </w:p>
-    <w:p>
-      <w:pPr>
-        <w:spacing w:before="100" w:beforeAutospacing="1" w:after="100" w:afterAutospacing="1" w:line="240" w:lineRule="auto"/>
-        <w:rPr>
-          <w:rFonts w:cstheme="minorHAnsi"/>
-        </w:rPr>
-      </w:pPr>
-    </w:p>
-    <w:p>
-      <w:pPr>
-        <w:spacing w:before="100" w:beforeAutospacing="1" w:after="100" w:afterAutospacing="1" w:line="240" w:lineRule="auto"/>
-        <w:rPr>
-          <w:rFonts w:cstheme="minorHAnsi"/>
-        </w:rPr>
-      </w:pPr>
-      <w:r>
-        <w:rPr>
-          <w:rFonts w:cstheme="minorHAnsi"/>
-        </w:rPr>
-        <w:t>Con los versionamientos se establece que el sistema debe seguir trabajando con la versión que se encuentre en ejecución.</w:t>
-      </w:r>
-    </w:p>
-    <w:p>
-      <w:pPr>
-        <w:spacing w:before="100" w:beforeAutospacing="1" w:after="100" w:afterAutospacing="1" w:line="240" w:lineRule="auto"/>
-        <w:rPr>
-          <w:rFonts w:cstheme="minorHAnsi"/>
-        </w:rPr>
-      </w:pPr>
-    </w:p>
-    <w:p>
-      <w:pPr>
-        <w:spacing w:before="100" w:beforeAutospacing="1" w:after="100" w:afterAutospacing="1" w:line="240" w:lineRule="auto"/>
-        <w:rPr>
-          <w:rFonts w:cstheme="minorHAnsi"/>
-        </w:rPr>
-      </w:pPr>
-      <w:r>
-        <w:rPr>
-          <w:rFonts w:cstheme="minorHAnsi"/>
-        </w:rPr>
-        <w:t xml:space="preserve"> </w:t>
-      </w:r>
-    </w:p>
-    <w:p>
-      <w:pPr>
-        <w:spacing w:before="100" w:beforeAutospacing="1" w:after="100" w:afterAutospacing="1" w:line="240" w:lineRule="auto"/>
-        <w:rPr>
-          <w:rFonts w:cstheme="minorHAnsi"/>
-        </w:rPr>
-      </w:pPr>
-    </w:p>
-    <w:p>
-      <w:pPr>
-        <w:spacing w:before="100" w:beforeAutospacing="1" w:after="100" w:afterAutospacing="1" w:line="240" w:lineRule="auto"/>
-        <w:rPr>
-          <w:rFonts w:eastAsia="Times New Roman" w:cstheme="minorHAnsi"/>
-          <w:lang w:eastAsia="es-CO"/>
-        </w:rPr>
-      </w:pPr>
-    </w:p>
-    <w:p>
-      <w:pPr>
-        <w:spacing w:before="100" w:beforeAutospacing="1" w:after="100" w:afterAutospacing="1" w:line="240" w:lineRule="auto"/>
-        <w:rPr>
-          <w:rFonts w:eastAsia="Times New Roman" w:cstheme="minorHAnsi"/>
-          <w:lang w:eastAsia="es-CO"/>
-        </w:rPr>
-      </w:pPr>
-    </w:p>
-    <w:p>
-      <w:pPr>
-        <w:spacing w:before="100" w:beforeAutospacing="1" w:after="100" w:afterAutospacing="1" w:line="240" w:lineRule="auto"/>
-        <w:rPr>
-          <w:rFonts w:eastAsia="Times New Roman" w:cstheme="minorHAnsi"/>
-          <w:lang w:eastAsia="es-CO"/>
-        </w:rPr>
-      </w:pPr>
-    </w:p>
-    <w:p>
-      <w:pPr>
-        <w:spacing w:before="100" w:beforeAutospacing="1" w:after="100" w:afterAutospacing="1" w:line="240" w:lineRule="auto"/>
-        <w:rPr>
-          <w:rFonts w:eastAsia="Times New Roman" w:cstheme="minorHAnsi"/>
-          <w:lang w:eastAsia="es-CO"/>
-        </w:rPr>
-      </w:pPr>
-    </w:p>
-    <w:p>
-      <w:pPr>
-        <w:spacing w:before="100" w:beforeAutospacing="1" w:after="100" w:afterAutospacing="1" w:line="240" w:lineRule="auto"/>
-        <w:rPr>
-          <w:rFonts w:eastAsia="Times New Roman" w:cstheme="minorHAnsi"/>
-          <w:lang w:eastAsia="es-CO"/>
-        </w:rPr>
-      </w:pPr>
-    </w:p>
-    <w:p>
-      <w:pPr>
-        <w:spacing w:before="100" w:beforeAutospacing="1" w:after="100" w:afterAutospacing="1" w:line="240" w:lineRule="auto"/>
-        <w:rPr>
-          <w:rFonts w:eastAsia="Times New Roman" w:cstheme="minorHAnsi"/>
-          <w:lang w:eastAsia="es-CO"/>
-        </w:rPr>
-      </w:pPr>
-    </w:p>
-    <w:p>
-      <w:pPr>
-        <w:spacing w:before="100" w:beforeAutospacing="1" w:after="100" w:afterAutospacing="1" w:line="240" w:lineRule="auto"/>
-        <w:rPr>
-          <w:rFonts w:eastAsia="Times New Roman" w:cstheme="minorHAnsi"/>
-          <w:lang w:eastAsia="es-CO"/>
-        </w:rPr>
-      </w:pPr>
-    </w:p>
-    <w:p>
-      <w:pPr>
-        <w:spacing w:before="100" w:beforeAutospacing="1" w:after="100" w:afterAutospacing="1" w:line="240" w:lineRule="auto"/>
-        <w:rPr>
-          <w:rFonts w:eastAsia="Times New Roman" w:cstheme="minorHAnsi"/>
-          <w:lang w:eastAsia="es-CO"/>
-        </w:rPr>
-      </w:pPr>
-      <w:r>
-        <w:rPr>
-          <w:rFonts w:eastAsia="Times New Roman" w:cstheme="minorHAnsi"/>
-          <w:lang w:eastAsia="es-CO"/>
-        </w:rPr>
-        <w:t xml:space="preserve">Se propone el siguiente esquema para Base de datos: </w:t>
-      </w:r>
-    </w:p>
-    <w:p>
-      <w:pPr>
-        <w:rPr>
-          <w:rFonts w:cstheme="minorHAnsi"/>
-        </w:rPr>
-      </w:pPr>
-      <w:r>
-        <w:rPr>
-          <w:rFonts w:cstheme="minorHAnsi"/>
-        </w:rPr>
-        <w:t xml:space="preserve">                                             M06</w:t>
-      </w:r>
-    </w:p>
-    <w:p>
-      <w:pPr>
-        <w:rPr>
-          <w:rFonts w:cstheme="minorHAnsi"/>
-        </w:rPr>
-      </w:pPr>
-      <w:r>
-        <w:rPr>
-          <w:rFonts w:cstheme="minorHAnsi"/>
-        </w:rPr>
-        <w:t xml:space="preserve">                          </w:t>
-      </w:r>
-      <w:r>
-        <w:rPr>
-          <w:rFonts w:cstheme="minorHAnsi"/>
-        </w:rPr>
-        <w:t xml:space="preserve">                     </w:t>
-      </w:r>
-      <w:r>
-        <w:rPr>
-          <w:rFonts w:cstheme="minorHAnsi"/>
-        </w:rPr>
-        <w:t>│</w:t>
-      </w:r>
-    </w:p>
-    <w:p>
-      <w:pPr>
-        <w:rPr>
-          <w:rFonts w:cstheme="minorHAnsi"/>
-        </w:rPr>
-      </w:pPr>
-      <w:r>
-        <w:rPr>
-          <w:rFonts w:cstheme="minorHAnsi"/>
-        </w:rPr>
-        <w:t xml:space="preserve">          ┌───────────────</w:t>
+        <w:t xml:space="preserve">                    </w:t>
       </w:r>
       <w:r>
         <w:rPr>
           <w:rFonts w:ascii="Arial" w:hAnsi="Arial" w:cs="Arial"/>
         </w:rPr>
-        <w:t>┼</w:t>
-      </w:r>
-      <w:r>
-        <w:rPr>
-          <w:rFonts w:ascii="Calibri" w:hAnsi="Calibri" w:cs="Calibri"/>
-        </w:rPr>
-        <w:t>────</w:t>
-      </w:r>
-      <w:r>
-        <w:rPr>
-          <w:rFonts w:cstheme="minorHAnsi"/>
-        </w:rPr>
-        <w:t>───────┐</w:t>
-      </w:r>
-    </w:p>
-    <w:p>
-      <w:pPr>
-        <w:rPr>
-          <w:rFonts w:cstheme="minorHAnsi"/>
-        </w:rPr>
-      </w:pPr>
-      <w:r>
-        <w:rPr>
-          <w:rFonts w:cstheme="minorHAnsi"/>
-        </w:rPr>
-        <w:t xml:space="preserve">          │                            │                              │</w:t>
-      </w:r>
-    </w:p>
-    <w:p>
-      <w:pPr>
-        <w:rPr>
-          <w:rFonts w:cstheme="minorHAnsi"/>
-        </w:rPr>
-      </w:pPr>
-      <w:r>
-        <w:rPr>
-          <w:rFonts w:cstheme="minorHAnsi"/>
-        </w:rPr>
-        <w:t xml:space="preserve">          </w:t>
+        <w:t>▼</w:t>
+      </w:r>
+      <w:r>
+        <w:rPr>
+          <w:rFonts w:cstheme="minorHAnsi"/>
+        </w:rPr>
+        <w:t xml:space="preserve">                              </w:t>
       </w:r>
       <w:r>
         <w:rPr>
@@ -4711,7 +6366,7 @@
         <w:rPr>
           <w:rFonts w:cstheme="minorHAnsi"/>
         </w:rPr>
-        <w:t xml:space="preserve">                         </w:t>
+        <w:t xml:space="preserve">                                     </w:t>
       </w:r>
       <w:r>
         <w:rPr>
@@ -4719,11 +6374,107 @@
         </w:rPr>
         <w:t>▼</w:t>
       </w:r>
-      <w:r>
-        <w:rPr>
-          <w:rFonts w:cstheme="minorHAnsi"/>
-        </w:rPr>
-        <w:t xml:space="preserve">                           </w:t>
+    </w:p>
+    <w:p>
+      <w:pPr>
+        <w:rPr>
+          <w:rFonts w:cstheme="minorHAnsi"/>
+        </w:rPr>
+      </w:pPr>
+      <w:r>
+        <w:rPr>
+          <w:rFonts w:cstheme="minorHAnsi"/>
+        </w:rPr>
+        <w:t xml:space="preserve">               </w:t>
+      </w:r>
+      <w:proofErr w:type="spellStart"/>
+      <w:proofErr w:type="gramStart"/>
+      <w:r>
+        <w:rPr>
+          <w:rFonts w:cstheme="minorHAnsi"/>
+        </w:rPr>
+        <w:t>subjects</w:t>
+      </w:r>
+      <w:proofErr w:type="spellEnd"/>
+      <w:r>
+        <w:rPr>
+          <w:rFonts w:cstheme="minorHAnsi"/>
+        </w:rPr>
+        <w:t>[</w:t>
+      </w:r>
+      <w:proofErr w:type="gramEnd"/>
+      <w:r>
+        <w:rPr>
+          <w:rFonts w:cstheme="minorHAnsi"/>
+        </w:rPr>
+        <w:t xml:space="preserve">]         </w:t>
+      </w:r>
+      <w:proofErr w:type="spellStart"/>
+      <w:r>
+        <w:rPr>
+          <w:rFonts w:cstheme="minorHAnsi"/>
+        </w:rPr>
+        <w:t>area_evaluations</w:t>
+      </w:r>
+      <w:proofErr w:type="spellEnd"/>
+      <w:r>
+        <w:rPr>
+          <w:rFonts w:cstheme="minorHAnsi"/>
+        </w:rPr>
+        <w:t xml:space="preserve">[]     </w:t>
+      </w:r>
+      <w:proofErr w:type="spellStart"/>
+      <w:r>
+        <w:rPr>
+          <w:rFonts w:cstheme="minorHAnsi"/>
+        </w:rPr>
+        <w:t>group_customizations</w:t>
+      </w:r>
+      <w:proofErr w:type="spellEnd"/>
+      <w:r>
+        <w:rPr>
+          <w:rFonts w:cstheme="minorHAnsi"/>
+        </w:rPr>
+        <w:t>[]</w:t>
+      </w:r>
+    </w:p>
+    <w:p>
+      <w:pPr>
+        <w:rPr>
+          <w:rFonts w:cstheme="minorHAnsi"/>
+        </w:rPr>
+      </w:pPr>
+      <w:r>
+        <w:rPr>
+          <w:rFonts w:cstheme="minorHAnsi"/>
+        </w:rPr>
+        <w:t xml:space="preserve">                    │                                   │                                 │</w:t>
+      </w:r>
+    </w:p>
+    <w:p>
+      <w:pPr>
+        <w:rPr>
+          <w:rFonts w:cstheme="minorHAnsi"/>
+        </w:rPr>
+      </w:pPr>
+      <w:r>
+        <w:rPr>
+          <w:rFonts w:cstheme="minorHAnsi"/>
+        </w:rPr>
+        <w:t xml:space="preserve">                    │                                   │                                 │</w:t>
+      </w:r>
+    </w:p>
+    <w:p>
+      <w:pPr>
+        <w:rPr>
+          <w:rFonts w:cstheme="minorHAnsi"/>
+        </w:rPr>
+      </w:pPr>
+      <w:r>
+        <w:rPr>
+          <w:rFonts w:cstheme="minorHAnsi"/>
+        </w:rPr>
+        <w:t xml:space="preserve">                    </w:t>
       </w:r>
       <w:r>
         <w:rPr>
@@ -4731,44 +6482,11 @@
         </w:rPr>
         <w:t>▼</w:t>
       </w:r>
-    </w:p>
-    <w:p>
-      <w:pPr>
-        <w:rPr>
-          <w:rFonts w:cstheme="minorHAnsi"/>
-        </w:rPr>
-      </w:pPr>
-      <w:r>
-        <w:rPr>
-          <w:rFonts w:cstheme="minorHAnsi"/>
-        </w:rPr>
-        <w:t xml:space="preserve">   m06_areas       m06_subjects     m06_study_plans</w:t>
-      </w:r>
-    </w:p>
-    <w:p>
-      <w:pPr>
-        <w:rPr>
-          <w:rFonts w:cstheme="minorHAnsi"/>
-        </w:rPr>
-      </w:pPr>
-      <w:r>
-        <w:rPr>
-          <w:rFonts w:cstheme="minorHAnsi"/>
-        </w:rPr>
-        <w:t xml:space="preserve">                                                                      │</w:t>
-      </w:r>
-    </w:p>
-    <w:p>
-      <w:pPr>
-        <w:rPr>
-          <w:rFonts w:cstheme="minorHAnsi"/>
-        </w:rPr>
-      </w:pPr>
-      <w:r>
-        <w:rPr>
-          <w:rFonts w:cstheme="minorHAnsi"/>
-        </w:rPr>
-        <w:t xml:space="preserve">                                                                     </w:t>
+      <w:r>
+        <w:rPr>
+          <w:rFonts w:cstheme="minorHAnsi"/>
+        </w:rPr>
+        <w:t xml:space="preserve">                                </w:t>
       </w:r>
       <w:r>
         <w:rPr>
@@ -4776,45 +6494,11 @@
         </w:rPr>
         <w:t>▼</w:t>
       </w:r>
-    </w:p>
-    <w:p>
-      <w:pPr>
-        <w:rPr>
-          <w:rFonts w:cstheme="minorHAnsi"/>
-        </w:rPr>
-      </w:pPr>
-      <w:r>
-        <w:rPr>
-          <w:rFonts w:cstheme="minorHAnsi"/>
-        </w:rPr>
-        <w:t xml:space="preserve">                                                     m06_plan_versions</w:t>
-      </w:r>
-    </w:p>
-    <w:p>
-      <w:pPr>
-        <w:rPr>
-          <w:rFonts w:cstheme="minorHAnsi"/>
-        </w:rPr>
-      </w:pPr>
-      <w:r>
-        <w:rPr>
-          <w:rFonts w:cstheme="minorHAnsi"/>
-        </w:rPr>
-        <w:t xml:space="preserve">                                                                     │</w:t>
-      </w:r>
-    </w:p>
-    <w:p>
-      <w:pPr>
-        <w:rPr>
-          <w:rFonts w:cstheme="minorHAnsi"/>
-        </w:rPr>
-      </w:pPr>
-      <w:r>
-        <w:rPr>
-          <w:rFonts w:cstheme="minorHAnsi"/>
-        </w:rPr>
-        <w:lastRenderedPageBreak/>
-        <w:t xml:space="preserve">                                                                     </w:t>
+      <w:r>
+        <w:rPr>
+          <w:rFonts w:cstheme="minorHAnsi"/>
+        </w:rPr>
+        <w:t xml:space="preserve">                               </w:t>
       </w:r>
       <w:r>
         <w:rPr>
@@ -4833,70 +6517,50 @@
         <w:rPr>
           <w:rFonts w:cstheme="minorHAnsi"/>
         </w:rPr>
-        <w:t xml:space="preserve">                                                               grades[]</w:t>
-      </w:r>
-    </w:p>
-    <w:p>
-      <w:pPr>
-        <w:rPr>
-          <w:rFonts w:cstheme="minorHAnsi"/>
-        </w:rPr>
-      </w:pPr>
-      <w:r>
-        <w:rPr>
-          <w:rFonts w:cstheme="minorHAnsi"/>
-        </w:rPr>
-        <w:t xml:space="preserve">                                                                      │</w:t>
-      </w:r>
-    </w:p>
-    <w:p>
-      <w:pPr>
-        <w:rPr>
-          <w:rFonts w:cstheme="minorHAnsi"/>
-        </w:rPr>
-      </w:pPr>
-      <w:r>
-        <w:rPr>
-          <w:rFonts w:cstheme="minorHAnsi"/>
-        </w:rPr>
-        <w:t xml:space="preserve">                    ┌─────-----------------──────</w:t>
-      </w:r>
-      <w:r>
-        <w:rPr>
-          <w:rFonts w:ascii="Arial" w:hAnsi="Arial" w:cs="Arial"/>
-        </w:rPr>
-        <w:t>┼</w:t>
-      </w:r>
-      <w:r>
-        <w:rPr>
-          <w:rFonts w:ascii="Calibri" w:hAnsi="Calibri" w:cs="Calibri"/>
-        </w:rPr>
-        <w:t>─</w:t>
-      </w:r>
-      <w:r>
-        <w:rPr>
-          <w:rFonts w:cstheme="minorHAnsi"/>
-        </w:rPr>
-        <w:t>─────────┐</w:t>
-      </w:r>
-    </w:p>
-    <w:p>
-      <w:pPr>
-        <w:rPr>
-          <w:rFonts w:cstheme="minorHAnsi"/>
-        </w:rPr>
-      </w:pPr>
-      <w:r>
-        <w:rPr>
-          <w:rFonts w:cstheme="minorHAnsi"/>
-        </w:rPr>
-        <w:t xml:space="preserve">                    │                                │                                        │</w:t>
-      </w:r>
-    </w:p>
-    <w:p>
-      <w:pPr>
-        <w:rPr>
-          <w:rFonts w:cstheme="minorHAnsi"/>
+        <w:t xml:space="preserve">              </w:t>
+      </w:r>
+      <w:proofErr w:type="spellStart"/>
+      <w:r>
+        <w:rPr>
+          <w:rFonts w:cstheme="minorHAnsi"/>
+        </w:rPr>
+        <w:t>subject_id</w:t>
+      </w:r>
+      <w:proofErr w:type="spellEnd"/>
+      <w:r>
+        <w:rPr>
+          <w:rFonts w:cstheme="minorHAnsi"/>
+        </w:rPr>
+        <w:t xml:space="preserve">                   </w:t>
+      </w:r>
+      <w:proofErr w:type="spellStart"/>
+      <w:r>
+        <w:rPr>
+          <w:rFonts w:cstheme="minorHAnsi"/>
+        </w:rPr>
+        <w:t>area_id</w:t>
+      </w:r>
+      <w:proofErr w:type="spellEnd"/>
+      <w:r>
+        <w:rPr>
+          <w:rFonts w:cstheme="minorHAnsi"/>
+        </w:rPr>
+        <w:t xml:space="preserve">                   </w:t>
+      </w:r>
+      <w:proofErr w:type="spellStart"/>
+      <w:r>
+        <w:rPr>
+          <w:rFonts w:cstheme="minorHAnsi"/>
+        </w:rPr>
+        <w:t>group_id</w:t>
+      </w:r>
+      <w:proofErr w:type="spellEnd"/>
+    </w:p>
+    <w:p>
+      <w:pPr>
+        <w:rPr>
+          <w:rFonts w:cstheme="minorHAnsi"/>
+          <w:lang w:val="en-US"/>
         </w:rPr>
       </w:pPr>
       <w:r>
@@ -4907,84 +6571,10 @@
       </w:r>
       <w:r>
         <w:rPr>
-          <w:rFonts w:ascii="Arial" w:hAnsi="Arial" w:cs="Arial"/>
-        </w:rPr>
-        <w:t>▼</w:t>
-      </w:r>
-      <w:r>
-        <w:rPr>
-          <w:rFonts w:cstheme="minorHAnsi"/>
-        </w:rPr>
-        <w:t xml:space="preserve">                              </w:t>
-      </w:r>
-      <w:r>
-        <w:rPr>
-          <w:rFonts w:ascii="Arial" w:hAnsi="Arial" w:cs="Arial"/>
-        </w:rPr>
-        <w:t>▼</w:t>
-      </w:r>
-      <w:r>
-        <w:rPr>
-          <w:rFonts w:cstheme="minorHAnsi"/>
-        </w:rPr>
-        <w:t xml:space="preserve">                                     </w:t>
-      </w:r>
-      <w:r>
-        <w:rPr>
-          <w:rFonts w:ascii="Arial" w:hAnsi="Arial" w:cs="Arial"/>
-        </w:rPr>
-        <w:t>▼</w:t>
-      </w:r>
-    </w:p>
-    <w:p>
-      <w:pPr>
-        <w:rPr>
           <w:rFonts w:cstheme="minorHAnsi"/>
           <w:lang w:val="en-US"/>
         </w:rPr>
-      </w:pPr>
-      <w:r>
-        <w:rPr>
-          <w:rFonts w:cstheme="minorHAnsi"/>
-        </w:rPr>
-        <w:t xml:space="preserve">               </w:t>
-      </w:r>
-      <w:r>
-        <w:rPr>
-          <w:rFonts w:cstheme="minorHAnsi"/>
-          <w:lang w:val="en-US"/>
-        </w:rPr>
-        <w:t>subjects[]         area_evaluations[]     group_customizations[]</w:t>
-      </w:r>
-    </w:p>
-    <w:p>
-      <w:pPr>
-        <w:rPr>
-          <w:rFonts w:cstheme="minorHAnsi"/>
-          <w:lang w:val="en-US"/>
-        </w:rPr>
-      </w:pPr>
-      <w:r>
-        <w:rPr>
-          <w:rFonts w:cstheme="minorHAnsi"/>
-          <w:lang w:val="en-US"/>
-        </w:rPr>
-        <w:t xml:space="preserve">                    │                                   │                                 │</w:t>
-      </w:r>
-    </w:p>
-    <w:p>
-      <w:pPr>
-        <w:rPr>
-          <w:rFonts w:cstheme="minorHAnsi"/>
-          <w:lang w:val="en-US"/>
-        </w:rPr>
-      </w:pPr>
-      <w:r>
-        <w:rPr>
-          <w:rFonts w:cstheme="minorHAnsi"/>
-          <w:lang w:val="en-US"/>
-        </w:rPr>
-        <w:t xml:space="preserve">                    │                                   │                                 │</w:t>
+        <w:t>│                                   │                               │</w:t>
       </w:r>
     </w:p>
     <w:p>
@@ -5013,7 +6603,21 @@
           <w:rFonts w:cstheme="minorHAnsi"/>
           <w:lang w:val="en-US"/>
         </w:rPr>
-        <w:t xml:space="preserve">                                </w:t>
+        <w:t xml:space="preserve">                  </w:t>
+      </w:r>
+      <w:r>
+        <w:rPr>
+          <w:rFonts w:cstheme="minorHAnsi"/>
+          <w:lang w:val="en-US"/>
+        </w:rPr>
+        <w:t xml:space="preserve">          </w:t>
+      </w:r>
+      <w:r>
+        <w:rPr>
+          <w:rFonts w:cstheme="minorHAnsi"/>
+          <w:lang w:val="en-US"/>
+        </w:rPr>
+        <w:t xml:space="preserve">    </w:t>
       </w:r>
       <w:r>
         <w:rPr>
@@ -5027,7 +6631,21 @@
           <w:rFonts w:cstheme="minorHAnsi"/>
           <w:lang w:val="en-US"/>
         </w:rPr>
-        <w:t xml:space="preserve">                               </w:t>
+        <w:t xml:space="preserve">             </w:t>
+      </w:r>
+      <w:r>
+        <w:rPr>
+          <w:rFonts w:cstheme="minorHAnsi"/>
+          <w:lang w:val="en-US"/>
+        </w:rPr>
+        <w:t xml:space="preserve">       </w:t>
+      </w:r>
+      <w:r>
+        <w:rPr>
+          <w:rFonts w:cstheme="minorHAnsi"/>
+          <w:lang w:val="en-US"/>
+        </w:rPr>
+        <w:t xml:space="preserve">         </w:t>
       </w:r>
       <w:r>
         <w:rPr>
@@ -5049,116 +6667,17 @@
           <w:rFonts w:cstheme="minorHAnsi"/>
           <w:lang w:val="en-US"/>
         </w:rPr>
-        <w:t xml:space="preserve">              subject_id                   area_id                   group_id</w:t>
-      </w:r>
-    </w:p>
-    <w:p>
-      <w:pPr>
+        <w:t xml:space="preserve">             m06_subjects             m06_areas             </w:t>
+      </w:r>
+      <w:proofErr w:type="spellStart"/>
+      <w:r>
         <w:rPr>
           <w:rFonts w:cstheme="minorHAnsi"/>
           <w:lang w:val="en-US"/>
         </w:rPr>
-      </w:pPr>
-      <w:r>
-        <w:rPr>
-          <w:rFonts w:cstheme="minorHAnsi"/>
-          <w:lang w:val="en-US"/>
-        </w:rPr>
-        <w:t xml:space="preserve">                    │                                   │                               │</w:t>
-      </w:r>
-    </w:p>
-    <w:p>
-      <w:pPr>
-        <w:rPr>
-          <w:rFonts w:cstheme="minorHAnsi"/>
-          <w:lang w:val="en-US"/>
-        </w:rPr>
-      </w:pPr>
-      <w:r>
-        <w:rPr>
-          <w:rFonts w:cstheme="minorHAnsi"/>
-          <w:lang w:val="en-US"/>
-        </w:rPr>
-        <w:t xml:space="preserve">                    </w:t>
-      </w:r>
-      <w:r>
-        <w:rPr>
-          <w:rFonts w:ascii="Arial" w:hAnsi="Arial" w:cs="Arial"/>
-          <w:lang w:val="en-US"/>
-        </w:rPr>
-        <w:t>▼</w:t>
-      </w:r>
-      <w:r>
-        <w:rPr>
-          <w:rFonts w:cstheme="minorHAnsi"/>
-          <w:lang w:val="en-US"/>
-        </w:rPr>
-        <w:t xml:space="preserve">                  </w:t>
-      </w:r>
-      <w:r>
-        <w:rPr>
-          <w:rFonts w:cstheme="minorHAnsi"/>
-          <w:lang w:val="en-US"/>
-        </w:rPr>
-        <w:t xml:space="preserve">          </w:t>
-      </w:r>
-      <w:r>
-        <w:rPr>
-          <w:rFonts w:cstheme="minorHAnsi"/>
-          <w:lang w:val="en-US"/>
-        </w:rPr>
-        <w:t xml:space="preserve">    </w:t>
-      </w:r>
-      <w:r>
-        <w:rPr>
-          <w:rFonts w:ascii="Arial" w:hAnsi="Arial" w:cs="Arial"/>
-          <w:lang w:val="en-US"/>
-        </w:rPr>
-        <w:t>▼</w:t>
-      </w:r>
-      <w:r>
-        <w:rPr>
-          <w:rFonts w:cstheme="minorHAnsi"/>
-          <w:lang w:val="en-US"/>
-        </w:rPr>
-        <w:t xml:space="preserve">             </w:t>
-      </w:r>
-      <w:r>
-        <w:rPr>
-          <w:rFonts w:cstheme="minorHAnsi"/>
-          <w:lang w:val="en-US"/>
-        </w:rPr>
-        <w:t xml:space="preserve">       </w:t>
-      </w:r>
-      <w:r>
-        <w:rPr>
-          <w:rFonts w:cstheme="minorHAnsi"/>
-          <w:lang w:val="en-US"/>
-        </w:rPr>
-        <w:t xml:space="preserve">         </w:t>
-      </w:r>
-      <w:r>
-        <w:rPr>
-          <w:rFonts w:ascii="Arial" w:hAnsi="Arial" w:cs="Arial"/>
-          <w:lang w:val="en-US"/>
-        </w:rPr>
-        <w:t>▼</w:t>
-      </w:r>
-    </w:p>
-    <w:p>
-      <w:pPr>
-        <w:rPr>
-          <w:rFonts w:cstheme="minorHAnsi"/>
-          <w:lang w:val="en-US"/>
-        </w:rPr>
-      </w:pPr>
-      <w:r>
-        <w:rPr>
-          <w:rFonts w:cstheme="minorHAnsi"/>
-          <w:lang w:val="en-US"/>
-        </w:rPr>
-        <w:t xml:space="preserve">             m06_subjects             m06_areas             core_groups</w:t>
-      </w:r>
+        <w:t>core_groups</w:t>
+      </w:r>
+      <w:proofErr w:type="spellEnd"/>
     </w:p>
     <w:p>
       <w:pPr>
@@ -5735,6 +7254,119 @@
     </w:lvl>
   </w:abstractNum>
   <w:abstractNum w:abstractNumId="4" w15:restartNumberingAfterBreak="0">
+    <w:nsid w:val="3F5A1128"/>
+    <w:multiLevelType w:val="hybridMultilevel"/>
+    <w:tmpl w:val="C776A448"/>
+    <w:lvl w:ilvl="0" w:tplc="240A0001">
+      <w:start w:val="1"/>
+      <w:numFmt w:val="bullet"/>
+      <w:lvlText w:val=""/>
+      <w:lvlJc w:val="left"/>
+      <w:pPr>
+        <w:ind w:left="720" w:hanging="360"/>
+      </w:pPr>
+      <w:rPr>
+        <w:rFonts w:ascii="Symbol" w:hAnsi="Symbol" w:hint="default"/>
+      </w:rPr>
+    </w:lvl>
+    <w:lvl w:ilvl="1" w:tplc="240A0003" w:tentative="1">
+      <w:start w:val="1"/>
+      <w:numFmt w:val="bullet"/>
+      <w:lvlText w:val="o"/>
+      <w:lvlJc w:val="left"/>
+      <w:pPr>
+        <w:ind w:left="1440" w:hanging="360"/>
+      </w:pPr>
+      <w:rPr>
+        <w:rFonts w:ascii="Courier New" w:hAnsi="Courier New" w:cs="Courier New" w:hint="default"/>
+      </w:rPr>
+    </w:lvl>
+    <w:lvl w:ilvl="2" w:tplc="240A0005" w:tentative="1">
+      <w:start w:val="1"/>
+      <w:numFmt w:val="bullet"/>
+      <w:lvlText w:val=""/>
+      <w:lvlJc w:val="left"/>
+      <w:pPr>
+        <w:ind w:left="2160" w:hanging="360"/>
+      </w:pPr>
+      <w:rPr>
+        <w:rFonts w:ascii="Wingdings" w:hAnsi="Wingdings" w:hint="default"/>
+      </w:rPr>
+    </w:lvl>
+    <w:lvl w:ilvl="3" w:tplc="240A0001" w:tentative="1">
+      <w:start w:val="1"/>
+      <w:numFmt w:val="bullet"/>
+      <w:lvlText w:val=""/>
+      <w:lvlJc w:val="left"/>
+      <w:pPr>
+        <w:ind w:left="2880" w:hanging="360"/>
+      </w:pPr>
+      <w:rPr>
+        <w:rFonts w:ascii="Symbol" w:hAnsi="Symbol" w:hint="default"/>
+      </w:rPr>
+    </w:lvl>
+    <w:lvl w:ilvl="4" w:tplc="240A0003" w:tentative="1">
+      <w:start w:val="1"/>
+      <w:numFmt w:val="bullet"/>
+      <w:lvlText w:val="o"/>
+      <w:lvlJc w:val="left"/>
+      <w:pPr>
+        <w:ind w:left="3600" w:hanging="360"/>
+      </w:pPr>
+      <w:rPr>
+        <w:rFonts w:ascii="Courier New" w:hAnsi="Courier New" w:cs="Courier New" w:hint="default"/>
+      </w:rPr>
+    </w:lvl>
+    <w:lvl w:ilvl="5" w:tplc="240A0005" w:tentative="1">
+      <w:start w:val="1"/>
+      <w:numFmt w:val="bullet"/>
+      <w:lvlText w:val=""/>
+      <w:lvlJc w:val="left"/>
+      <w:pPr>
+        <w:ind w:left="4320" w:hanging="360"/>
+      </w:pPr>
+      <w:rPr>
+        <w:rFonts w:ascii="Wingdings" w:hAnsi="Wingdings" w:hint="default"/>
+      </w:rPr>
+    </w:lvl>
+    <w:lvl w:ilvl="6" w:tplc="240A0001" w:tentative="1">
+      <w:start w:val="1"/>
+      <w:numFmt w:val="bullet"/>
+      <w:lvlText w:val=""/>
+      <w:lvlJc w:val="left"/>
+      <w:pPr>
+        <w:ind w:left="5040" w:hanging="360"/>
+      </w:pPr>
+      <w:rPr>
+        <w:rFonts w:ascii="Symbol" w:hAnsi="Symbol" w:hint="default"/>
+      </w:rPr>
+    </w:lvl>
+    <w:lvl w:ilvl="7" w:tplc="240A0003" w:tentative="1">
+      <w:start w:val="1"/>
+      <w:numFmt w:val="bullet"/>
+      <w:lvlText w:val="o"/>
+      <w:lvlJc w:val="left"/>
+      <w:pPr>
+        <w:ind w:left="5760" w:hanging="360"/>
+      </w:pPr>
+      <w:rPr>
+        <w:rFonts w:ascii="Courier New" w:hAnsi="Courier New" w:cs="Courier New" w:hint="default"/>
+      </w:rPr>
+    </w:lvl>
+    <w:lvl w:ilvl="8" w:tplc="240A0005" w:tentative="1">
+      <w:start w:val="1"/>
+      <w:numFmt w:val="bullet"/>
+      <w:lvlText w:val=""/>
+      <w:lvlJc w:val="left"/>
+      <w:pPr>
+        <w:ind w:left="6480" w:hanging="360"/>
+      </w:pPr>
+      <w:rPr>
+        <w:rFonts w:ascii="Wingdings" w:hAnsi="Wingdings" w:hint="default"/>
+      </w:rPr>
+    </w:lvl>
+  </w:abstractNum>
+  <w:abstractNum w:abstractNumId="5" w15:restartNumberingAfterBreak="0">
     <w:nsid w:val="486C25C0"/>
     <w:multiLevelType w:val="multilevel"/>
     <w:tmpl w:val="1230032C"/>
@@ -5879,7 +7511,7 @@
       </w:rPr>
     </w:lvl>
   </w:abstractNum>
-  <w:abstractNum w:abstractNumId="5" w15:restartNumberingAfterBreak="0">
+  <w:abstractNum w:abstractNumId="6" w15:restartNumberingAfterBreak="0">
     <w:nsid w:val="4C2E36D4"/>
     <w:multiLevelType w:val="multilevel"/>
     <w:tmpl w:val="38A687B8"/>
@@ -6004,7 +7636,414 @@
       </w:pPr>
     </w:lvl>
   </w:abstractNum>
-  <w:abstractNum w:abstractNumId="6" w15:restartNumberingAfterBreak="0">
+  <w:abstractNum w:abstractNumId="7" w15:restartNumberingAfterBreak="0">
+    <w:nsid w:val="51B138B5"/>
+    <w:multiLevelType w:val="multilevel"/>
+    <w:tmpl w:val="8DDE2AAE"/>
+    <w:lvl w:ilvl="0">
+      <w:start w:val="1"/>
+      <w:numFmt w:val="bullet"/>
+      <w:lvlText w:val=""/>
+      <w:lvlJc w:val="left"/>
+      <w:pPr>
+        <w:tabs>
+          <w:tab w:val="num" w:pos="720"/>
+        </w:tabs>
+        <w:ind w:left="720" w:hanging="360"/>
+      </w:pPr>
+      <w:rPr>
+        <w:rFonts w:ascii="Symbol" w:hAnsi="Symbol" w:hint="default"/>
+        <w:sz w:val="20"/>
+      </w:rPr>
+    </w:lvl>
+    <w:lvl w:ilvl="1" w:tentative="1">
+      <w:start w:val="1"/>
+      <w:numFmt w:val="bullet"/>
+      <w:lvlText w:val="o"/>
+      <w:lvlJc w:val="left"/>
+      <w:pPr>
+        <w:tabs>
+          <w:tab w:val="num" w:pos="1440"/>
+        </w:tabs>
+        <w:ind w:left="1440" w:hanging="360"/>
+      </w:pPr>
+      <w:rPr>
+        <w:rFonts w:ascii="Courier New" w:hAnsi="Courier New" w:hint="default"/>
+        <w:sz w:val="20"/>
+      </w:rPr>
+    </w:lvl>
+    <w:lvl w:ilvl="2" w:tentative="1">
+      <w:start w:val="1"/>
+      <w:numFmt w:val="bullet"/>
+      <w:lvlText w:val=""/>
+      <w:lvlJc w:val="left"/>
+      <w:pPr>
+        <w:tabs>
+          <w:tab w:val="num" w:pos="2160"/>
+        </w:tabs>
+        <w:ind w:left="2160" w:hanging="360"/>
+      </w:pPr>
+      <w:rPr>
+        <w:rFonts w:ascii="Wingdings" w:hAnsi="Wingdings" w:hint="default"/>
+        <w:sz w:val="20"/>
+      </w:rPr>
+    </w:lvl>
+    <w:lvl w:ilvl="3" w:tentative="1">
+      <w:start w:val="1"/>
+      <w:numFmt w:val="bullet"/>
+      <w:lvlText w:val=""/>
+      <w:lvlJc w:val="left"/>
+      <w:pPr>
+        <w:tabs>
+          <w:tab w:val="num" w:pos="2880"/>
+        </w:tabs>
+        <w:ind w:left="2880" w:hanging="360"/>
+      </w:pPr>
+      <w:rPr>
+        <w:rFonts w:ascii="Wingdings" w:hAnsi="Wingdings" w:hint="default"/>
+        <w:sz w:val="20"/>
+      </w:rPr>
+    </w:lvl>
+    <w:lvl w:ilvl="4" w:tentative="1">
+      <w:start w:val="1"/>
+      <w:numFmt w:val="bullet"/>
+      <w:lvlText w:val=""/>
+      <w:lvlJc w:val="left"/>
+      <w:pPr>
+        <w:tabs>
+          <w:tab w:val="num" w:pos="3600"/>
+        </w:tabs>
+        <w:ind w:left="3600" w:hanging="360"/>
+      </w:pPr>
+      <w:rPr>
+        <w:rFonts w:ascii="Wingdings" w:hAnsi="Wingdings" w:hint="default"/>
+        <w:sz w:val="20"/>
+      </w:rPr>
+    </w:lvl>
+    <w:lvl w:ilvl="5" w:tentative="1">
+      <w:start w:val="1"/>
+      <w:numFmt w:val="bullet"/>
+      <w:lvlText w:val=""/>
+      <w:lvlJc w:val="left"/>
+      <w:pPr>
+        <w:tabs>
+          <w:tab w:val="num" w:pos="4320"/>
+        </w:tabs>
+        <w:ind w:left="4320" w:hanging="360"/>
+      </w:pPr>
+      <w:rPr>
+        <w:rFonts w:ascii="Wingdings" w:hAnsi="Wingdings" w:hint="default"/>
+        <w:sz w:val="20"/>
+      </w:rPr>
+    </w:lvl>
+    <w:lvl w:ilvl="6" w:tentative="1">
+      <w:start w:val="1"/>
+      <w:numFmt w:val="bullet"/>
+      <w:lvlText w:val=""/>
+      <w:lvlJc w:val="left"/>
+      <w:pPr>
+        <w:tabs>
+          <w:tab w:val="num" w:pos="5040"/>
+        </w:tabs>
+        <w:ind w:left="5040" w:hanging="360"/>
+      </w:pPr>
+      <w:rPr>
+        <w:rFonts w:ascii="Wingdings" w:hAnsi="Wingdings" w:hint="default"/>
+        <w:sz w:val="20"/>
+      </w:rPr>
+    </w:lvl>
+    <w:lvl w:ilvl="7" w:tentative="1">
+      <w:start w:val="1"/>
+      <w:numFmt w:val="bullet"/>
+      <w:lvlText w:val=""/>
+      <w:lvlJc w:val="left"/>
+      <w:pPr>
+        <w:tabs>
+          <w:tab w:val="num" w:pos="5760"/>
+        </w:tabs>
+        <w:ind w:left="5760" w:hanging="360"/>
+      </w:pPr>
+      <w:rPr>
+        <w:rFonts w:ascii="Wingdings" w:hAnsi="Wingdings" w:hint="default"/>
+        <w:sz w:val="20"/>
+      </w:rPr>
+    </w:lvl>
+    <w:lvl w:ilvl="8" w:tentative="1">
+      <w:start w:val="1"/>
+      <w:numFmt w:val="bullet"/>
+      <w:lvlText w:val=""/>
+      <w:lvlJc w:val="left"/>
+      <w:pPr>
+        <w:tabs>
+          <w:tab w:val="num" w:pos="6480"/>
+        </w:tabs>
+        <w:ind w:left="6480" w:hanging="360"/>
+      </w:pPr>
+      <w:rPr>
+        <w:rFonts w:ascii="Wingdings" w:hAnsi="Wingdings" w:hint="default"/>
+        <w:sz w:val="20"/>
+      </w:rPr>
+    </w:lvl>
+  </w:abstractNum>
+  <w:abstractNum w:abstractNumId="8" w15:restartNumberingAfterBreak="0">
+    <w:nsid w:val="524027F7"/>
+    <w:multiLevelType w:val="multilevel"/>
+    <w:tmpl w:val="1230032C"/>
+    <w:lvl w:ilvl="0">
+      <w:start w:val="1"/>
+      <w:numFmt w:val="bullet"/>
+      <w:lvlText w:val=""/>
+      <w:lvlJc w:val="left"/>
+      <w:pPr>
+        <w:tabs>
+          <w:tab w:val="num" w:pos="720"/>
+        </w:tabs>
+        <w:ind w:left="720" w:hanging="360"/>
+      </w:pPr>
+      <w:rPr>
+        <w:rFonts w:ascii="Symbol" w:hAnsi="Symbol" w:hint="default"/>
+        <w:sz w:val="20"/>
+      </w:rPr>
+    </w:lvl>
+    <w:lvl w:ilvl="1">
+      <w:start w:val="1"/>
+      <w:numFmt w:val="decimal"/>
+      <w:lvlText w:val="%2."/>
+      <w:lvlJc w:val="left"/>
+      <w:pPr>
+        <w:ind w:left="1440" w:hanging="360"/>
+      </w:pPr>
+      <w:rPr>
+        <w:rFonts w:hint="default"/>
+      </w:rPr>
+    </w:lvl>
+    <w:lvl w:ilvl="2">
+      <w:start w:val="1"/>
+      <w:numFmt w:val="bullet"/>
+      <w:lvlText w:val=""/>
+      <w:lvlJc w:val="left"/>
+      <w:pPr>
+        <w:tabs>
+          <w:tab w:val="num" w:pos="2160"/>
+        </w:tabs>
+        <w:ind w:left="2160" w:hanging="360"/>
+      </w:pPr>
+      <w:rPr>
+        <w:rFonts w:ascii="Wingdings" w:hAnsi="Wingdings" w:hint="default"/>
+        <w:sz w:val="20"/>
+      </w:rPr>
+    </w:lvl>
+    <w:lvl w:ilvl="3" w:tentative="1">
+      <w:start w:val="1"/>
+      <w:numFmt w:val="bullet"/>
+      <w:lvlText w:val=""/>
+      <w:lvlJc w:val="left"/>
+      <w:pPr>
+        <w:tabs>
+          <w:tab w:val="num" w:pos="2880"/>
+        </w:tabs>
+        <w:ind w:left="2880" w:hanging="360"/>
+      </w:pPr>
+      <w:rPr>
+        <w:rFonts w:ascii="Wingdings" w:hAnsi="Wingdings" w:hint="default"/>
+        <w:sz w:val="20"/>
+      </w:rPr>
+    </w:lvl>
+    <w:lvl w:ilvl="4" w:tentative="1">
+      <w:start w:val="1"/>
+      <w:numFmt w:val="bullet"/>
+      <w:lvlText w:val=""/>
+      <w:lvlJc w:val="left"/>
+      <w:pPr>
+        <w:tabs>
+          <w:tab w:val="num" w:pos="3600"/>
+        </w:tabs>
+        <w:ind w:left="3600" w:hanging="360"/>
+      </w:pPr>
+      <w:rPr>
+        <w:rFonts w:ascii="Wingdings" w:hAnsi="Wingdings" w:hint="default"/>
+        <w:sz w:val="20"/>
+      </w:rPr>
+    </w:lvl>
+    <w:lvl w:ilvl="5" w:tentative="1">
+      <w:start w:val="1"/>
+      <w:numFmt w:val="bullet"/>
+      <w:lvlText w:val=""/>
+      <w:lvlJc w:val="left"/>
+      <w:pPr>
+        <w:tabs>
+          <w:tab w:val="num" w:pos="4320"/>
+        </w:tabs>
+        <w:ind w:left="4320" w:hanging="360"/>
+      </w:pPr>
+      <w:rPr>
+        <w:rFonts w:ascii="Wingdings" w:hAnsi="Wingdings" w:hint="default"/>
+        <w:sz w:val="20"/>
+      </w:rPr>
+    </w:lvl>
+    <w:lvl w:ilvl="6" w:tentative="1">
+      <w:start w:val="1"/>
+      <w:numFmt w:val="bullet"/>
+      <w:lvlText w:val=""/>
+      <w:lvlJc w:val="left"/>
+      <w:pPr>
+        <w:tabs>
+          <w:tab w:val="num" w:pos="5040"/>
+        </w:tabs>
+        <w:ind w:left="5040" w:hanging="360"/>
+      </w:pPr>
+      <w:rPr>
+        <w:rFonts w:ascii="Wingdings" w:hAnsi="Wingdings" w:hint="default"/>
+        <w:sz w:val="20"/>
+      </w:rPr>
+    </w:lvl>
+    <w:lvl w:ilvl="7" w:tentative="1">
+      <w:start w:val="1"/>
+      <w:numFmt w:val="bullet"/>
+      <w:lvlText w:val=""/>
+      <w:lvlJc w:val="left"/>
+      <w:pPr>
+        <w:tabs>
+          <w:tab w:val="num" w:pos="5760"/>
+        </w:tabs>
+        <w:ind w:left="5760" w:hanging="360"/>
+      </w:pPr>
+      <w:rPr>
+        <w:rFonts w:ascii="Wingdings" w:hAnsi="Wingdings" w:hint="default"/>
+        <w:sz w:val="20"/>
+      </w:rPr>
+    </w:lvl>
+    <w:lvl w:ilvl="8" w:tentative="1">
+      <w:start w:val="1"/>
+      <w:numFmt w:val="bullet"/>
+      <w:lvlText w:val=""/>
+      <w:lvlJc w:val="left"/>
+      <w:pPr>
+        <w:tabs>
+          <w:tab w:val="num" w:pos="6480"/>
+        </w:tabs>
+        <w:ind w:left="6480" w:hanging="360"/>
+      </w:pPr>
+      <w:rPr>
+        <w:rFonts w:ascii="Wingdings" w:hAnsi="Wingdings" w:hint="default"/>
+        <w:sz w:val="20"/>
+      </w:rPr>
+    </w:lvl>
+  </w:abstractNum>
+  <w:abstractNum w:abstractNumId="9" w15:restartNumberingAfterBreak="0">
+    <w:nsid w:val="6ACB48FF"/>
+    <w:multiLevelType w:val="hybridMultilevel"/>
+    <w:tmpl w:val="576AED86"/>
+    <w:lvl w:ilvl="0" w:tplc="240A0001">
+      <w:start w:val="1"/>
+      <w:numFmt w:val="bullet"/>
+      <w:lvlText w:val=""/>
+      <w:lvlJc w:val="left"/>
+      <w:pPr>
+        <w:ind w:left="720" w:hanging="360"/>
+      </w:pPr>
+      <w:rPr>
+        <w:rFonts w:ascii="Symbol" w:hAnsi="Symbol" w:hint="default"/>
+      </w:rPr>
+    </w:lvl>
+    <w:lvl w:ilvl="1" w:tplc="240A0003" w:tentative="1">
+      <w:start w:val="1"/>
+      <w:numFmt w:val="bullet"/>
+      <w:lvlText w:val="o"/>
+      <w:lvlJc w:val="left"/>
+      <w:pPr>
+        <w:ind w:left="1440" w:hanging="360"/>
+      </w:pPr>
+      <w:rPr>
+        <w:rFonts w:ascii="Courier New" w:hAnsi="Courier New" w:cs="Courier New" w:hint="default"/>
+      </w:rPr>
+    </w:lvl>
+    <w:lvl w:ilvl="2" w:tplc="240A0005" w:tentative="1">
+      <w:start w:val="1"/>
+      <w:numFmt w:val="bullet"/>
+      <w:lvlText w:val=""/>
+      <w:lvlJc w:val="left"/>
+      <w:pPr>
+        <w:ind w:left="2160" w:hanging="360"/>
+      </w:pPr>
+      <w:rPr>
+        <w:rFonts w:ascii="Wingdings" w:hAnsi="Wingdings" w:hint="default"/>
+      </w:rPr>
+    </w:lvl>
+    <w:lvl w:ilvl="3" w:tplc="240A0001" w:tentative="1">
+      <w:start w:val="1"/>
+      <w:numFmt w:val="bullet"/>
+      <w:lvlText w:val=""/>
+      <w:lvlJc w:val="left"/>
+      <w:pPr>
+        <w:ind w:left="2880" w:hanging="360"/>
+      </w:pPr>
+      <w:rPr>
+        <w:rFonts w:ascii="Symbol" w:hAnsi="Symbol" w:hint="default"/>
+      </w:rPr>
+    </w:lvl>
+    <w:lvl w:ilvl="4" w:tplc="240A0003" w:tentative="1">
+      <w:start w:val="1"/>
+      <w:numFmt w:val="bullet"/>
+      <w:lvlText w:val="o"/>
+      <w:lvlJc w:val="left"/>
+      <w:pPr>
+        <w:ind w:left="3600" w:hanging="360"/>
+      </w:pPr>
+      <w:rPr>
+        <w:rFonts w:ascii="Courier New" w:hAnsi="Courier New" w:cs="Courier New" w:hint="default"/>
+      </w:rPr>
+    </w:lvl>
+    <w:lvl w:ilvl="5" w:tplc="240A0005" w:tentative="1">
+      <w:start w:val="1"/>
+      <w:numFmt w:val="bullet"/>
+      <w:lvlText w:val=""/>
+      <w:lvlJc w:val="left"/>
+      <w:pPr>
+        <w:ind w:left="4320" w:hanging="360"/>
+      </w:pPr>
+      <w:rPr>
+        <w:rFonts w:ascii="Wingdings" w:hAnsi="Wingdings" w:hint="default"/>
+      </w:rPr>
+    </w:lvl>
+    <w:lvl w:ilvl="6" w:tplc="240A0001" w:tentative="1">
+      <w:start w:val="1"/>
+      <w:numFmt w:val="bullet"/>
+      <w:lvlText w:val=""/>
+      <w:lvlJc w:val="left"/>
+      <w:pPr>
+        <w:ind w:left="5040" w:hanging="360"/>
+      </w:pPr>
+      <w:rPr>
+        <w:rFonts w:ascii="Symbol" w:hAnsi="Symbol" w:hint="default"/>
+      </w:rPr>
+    </w:lvl>
+    <w:lvl w:ilvl="7" w:tplc="240A0003" w:tentative="1">
+      <w:start w:val="1"/>
+      <w:numFmt w:val="bullet"/>
+      <w:lvlText w:val="o"/>
+      <w:lvlJc w:val="left"/>
+      <w:pPr>
+        <w:ind w:left="5760" w:hanging="360"/>
+      </w:pPr>
+      <w:rPr>
+        <w:rFonts w:ascii="Courier New" w:hAnsi="Courier New" w:cs="Courier New" w:hint="default"/>
+      </w:rPr>
+    </w:lvl>
+    <w:lvl w:ilvl="8" w:tplc="240A0005" w:tentative="1">
+      <w:start w:val="1"/>
+      <w:numFmt w:val="bullet"/>
+      <w:lvlText w:val=""/>
+      <w:lvlJc w:val="left"/>
+      <w:pPr>
+        <w:ind w:left="6480" w:hanging="360"/>
+      </w:pPr>
+      <w:rPr>
+        <w:rFonts w:ascii="Wingdings" w:hAnsi="Wingdings" w:hint="default"/>
+      </w:rPr>
+    </w:lvl>
+  </w:abstractNum>
+  <w:abstractNum w:abstractNumId="10" w15:restartNumberingAfterBreak="0">
     <w:nsid w:val="7B6D6566"/>
     <w:multiLevelType w:val="hybridMultilevel"/>
     <w:tmpl w:val="93022D96"/>
@@ -6117,7 +8156,7 @@
       </w:rPr>
     </w:lvl>
   </w:abstractNum>
-  <w:abstractNum w:abstractNumId="7" w15:restartNumberingAfterBreak="0">
+  <w:abstractNum w:abstractNumId="11" w15:restartNumberingAfterBreak="0">
     <w:nsid w:val="7FEB37AE"/>
     <w:multiLevelType w:val="hybridMultilevel"/>
     <w:tmpl w:val="916EB4A2"/>
@@ -6234,25 +8273,37 @@
     <w:abstractNumId w:val="1"/>
   </w:num>
   <w:num w:numId="2">
-    <w:abstractNumId w:val="6"/>
+    <w:abstractNumId w:val="10"/>
   </w:num>
   <w:num w:numId="3">
     <w:abstractNumId w:val="3"/>
   </w:num>
   <w:num w:numId="4">
-    <w:abstractNumId w:val="7"/>
+    <w:abstractNumId w:val="11"/>
   </w:num>
   <w:num w:numId="5">
     <w:abstractNumId w:val="0"/>
   </w:num>
   <w:num w:numId="6">
-    <w:abstractNumId w:val="4"/>
+    <w:abstractNumId w:val="5"/>
   </w:num>
   <w:num w:numId="7">
     <w:abstractNumId w:val="2"/>
   </w:num>
   <w:num w:numId="8">
-    <w:abstractNumId w:val="5"/>
+    <w:abstractNumId w:val="6"/>
+  </w:num>
+  <w:num w:numId="9">
+    <w:abstractNumId w:val="9"/>
+  </w:num>
+  <w:num w:numId="10">
+    <w:abstractNumId w:val="4"/>
+  </w:num>
+  <w:num w:numId="11">
+    <w:abstractNumId w:val="7"/>
+  </w:num>
+  <w:num w:numId="12">
+    <w:abstractNumId w:val="8"/>
   </w:num>
 </w:numbering>
 </file>

--- a/doc/Análisis_M06_Klassy.docx
+++ b/doc/Análisis_M06_Klassy.docx
@@ -6379,6 +6379,7 @@
       <w:pPr>
         <w:rPr>
           <w:rFonts w:cstheme="minorHAnsi"/>
+          <w:lang w:val="en-US"/>
         </w:rPr>
       </w:pPr>
       <w:r>
@@ -6387,53 +6388,51 @@
         </w:rPr>
         <w:t xml:space="preserve">               </w:t>
       </w:r>
+      <w:proofErr w:type="gramStart"/>
+      <w:r>
+        <w:rPr>
+          <w:rFonts w:cstheme="minorHAnsi"/>
+          <w:lang w:val="en-US"/>
+        </w:rPr>
+        <w:t>subjects[</w:t>
+      </w:r>
+      <w:proofErr w:type="gramEnd"/>
+      <w:r>
+        <w:rPr>
+          <w:rFonts w:cstheme="minorHAnsi"/>
+          <w:lang w:val="en-US"/>
+        </w:rPr>
+        <w:t xml:space="preserve">]         </w:t>
+      </w:r>
       <w:proofErr w:type="spellStart"/>
-      <w:proofErr w:type="gramStart"/>
-      <w:r>
-        <w:rPr>
-          <w:rFonts w:cstheme="minorHAnsi"/>
-        </w:rPr>
-        <w:t>subjects</w:t>
+      <w:r>
+        <w:rPr>
+          <w:rFonts w:cstheme="minorHAnsi"/>
+          <w:lang w:val="en-US"/>
+        </w:rPr>
+        <w:t>area_evaluations</w:t>
       </w:r>
       <w:proofErr w:type="spellEnd"/>
       <w:r>
         <w:rPr>
           <w:rFonts w:cstheme="minorHAnsi"/>
-        </w:rPr>
-        <w:t>[</w:t>
-      </w:r>
-      <w:proofErr w:type="gramEnd"/>
-      <w:r>
-        <w:rPr>
-          <w:rFonts w:cstheme="minorHAnsi"/>
-        </w:rPr>
-        <w:t xml:space="preserve">]         </w:t>
+          <w:lang w:val="en-US"/>
+        </w:rPr>
+        <w:t xml:space="preserve">[]     </w:t>
       </w:r>
       <w:proofErr w:type="spellStart"/>
       <w:r>
         <w:rPr>
           <w:rFonts w:cstheme="minorHAnsi"/>
-        </w:rPr>
-        <w:t>area_evaluations</w:t>
+          <w:lang w:val="en-US"/>
+        </w:rPr>
+        <w:t>group_customizations</w:t>
       </w:r>
       <w:proofErr w:type="spellEnd"/>
       <w:r>
         <w:rPr>
           <w:rFonts w:cstheme="minorHAnsi"/>
-        </w:rPr>
-        <w:t xml:space="preserve">[]     </w:t>
-      </w:r>
-      <w:proofErr w:type="spellStart"/>
-      <w:r>
-        <w:rPr>
-          <w:rFonts w:cstheme="minorHAnsi"/>
-        </w:rPr>
-        <w:t>group_customizations</w:t>
-      </w:r>
-      <w:proofErr w:type="spellEnd"/>
-      <w:r>
-        <w:rPr>
-          <w:rFonts w:cstheme="minorHAnsi"/>
+          <w:lang w:val="en-US"/>
         </w:rPr>
         <w:t>[]</w:t>
       </w:r>
@@ -6442,11 +6441,13 @@
       <w:pPr>
         <w:rPr>
           <w:rFonts w:cstheme="minorHAnsi"/>
-        </w:rPr>
-      </w:pPr>
-      <w:r>
-        <w:rPr>
-          <w:rFonts w:cstheme="minorHAnsi"/>
+          <w:lang w:val="en-US"/>
+        </w:rPr>
+      </w:pPr>
+      <w:r>
+        <w:rPr>
+          <w:rFonts w:cstheme="minorHAnsi"/>
+          <w:lang w:val="en-US"/>
         </w:rPr>
         <w:t xml:space="preserve">                    │                                   │                                 │</w:t>
       </w:r>
@@ -6455,126 +6456,15 @@
       <w:pPr>
         <w:rPr>
           <w:rFonts w:cstheme="minorHAnsi"/>
-        </w:rPr>
-      </w:pPr>
-      <w:r>
-        <w:rPr>
-          <w:rFonts w:cstheme="minorHAnsi"/>
+          <w:lang w:val="en-US"/>
+        </w:rPr>
+      </w:pPr>
+      <w:r>
+        <w:rPr>
+          <w:rFonts w:cstheme="minorHAnsi"/>
+          <w:lang w:val="en-US"/>
         </w:rPr>
         <w:t xml:space="preserve">                    │                                   │                                 │</w:t>
-      </w:r>
-    </w:p>
-    <w:p>
-      <w:pPr>
-        <w:rPr>
-          <w:rFonts w:cstheme="minorHAnsi"/>
-        </w:rPr>
-      </w:pPr>
-      <w:r>
-        <w:rPr>
-          <w:rFonts w:cstheme="minorHAnsi"/>
-        </w:rPr>
-        <w:t xml:space="preserve">                    </w:t>
-      </w:r>
-      <w:r>
-        <w:rPr>
-          <w:rFonts w:ascii="Arial" w:hAnsi="Arial" w:cs="Arial"/>
-        </w:rPr>
-        <w:t>▼</w:t>
-      </w:r>
-      <w:r>
-        <w:rPr>
-          <w:rFonts w:cstheme="minorHAnsi"/>
-        </w:rPr>
-        <w:t xml:space="preserve">                                </w:t>
-      </w:r>
-      <w:r>
-        <w:rPr>
-          <w:rFonts w:ascii="Arial" w:hAnsi="Arial" w:cs="Arial"/>
-        </w:rPr>
-        <w:t>▼</w:t>
-      </w:r>
-      <w:r>
-        <w:rPr>
-          <w:rFonts w:cstheme="minorHAnsi"/>
-        </w:rPr>
-        <w:t xml:space="preserve">                               </w:t>
-      </w:r>
-      <w:r>
-        <w:rPr>
-          <w:rFonts w:ascii="Arial" w:hAnsi="Arial" w:cs="Arial"/>
-        </w:rPr>
-        <w:t>▼</w:t>
-      </w:r>
-    </w:p>
-    <w:p>
-      <w:pPr>
-        <w:rPr>
-          <w:rFonts w:cstheme="minorHAnsi"/>
-        </w:rPr>
-      </w:pPr>
-      <w:r>
-        <w:rPr>
-          <w:rFonts w:cstheme="minorHAnsi"/>
-        </w:rPr>
-        <w:t xml:space="preserve">              </w:t>
-      </w:r>
-      <w:proofErr w:type="spellStart"/>
-      <w:r>
-        <w:rPr>
-          <w:rFonts w:cstheme="minorHAnsi"/>
-        </w:rPr>
-        <w:t>subject_id</w:t>
-      </w:r>
-      <w:proofErr w:type="spellEnd"/>
-      <w:r>
-        <w:rPr>
-          <w:rFonts w:cstheme="minorHAnsi"/>
-        </w:rPr>
-        <w:t xml:space="preserve">                   </w:t>
-      </w:r>
-      <w:proofErr w:type="spellStart"/>
-      <w:r>
-        <w:rPr>
-          <w:rFonts w:cstheme="minorHAnsi"/>
-        </w:rPr>
-        <w:t>area_id</w:t>
-      </w:r>
-      <w:proofErr w:type="spellEnd"/>
-      <w:r>
-        <w:rPr>
-          <w:rFonts w:cstheme="minorHAnsi"/>
-        </w:rPr>
-        <w:t xml:space="preserve">                   </w:t>
-      </w:r>
-      <w:proofErr w:type="spellStart"/>
-      <w:r>
-        <w:rPr>
-          <w:rFonts w:cstheme="minorHAnsi"/>
-        </w:rPr>
-        <w:t>group_id</w:t>
-      </w:r>
-      <w:proofErr w:type="spellEnd"/>
-    </w:p>
-    <w:p>
-      <w:pPr>
-        <w:rPr>
-          <w:rFonts w:cstheme="minorHAnsi"/>
-          <w:lang w:val="en-US"/>
-        </w:rPr>
-      </w:pPr>
-      <w:r>
-        <w:rPr>
-          <w:rFonts w:cstheme="minorHAnsi"/>
-        </w:rPr>
-        <w:t xml:space="preserve">                    </w:t>
-      </w:r>
-      <w:r>
-        <w:rPr>
-          <w:rFonts w:cstheme="minorHAnsi"/>
-          <w:lang w:val="en-US"/>
-        </w:rPr>
-        <w:t>│                                   │                               │</w:t>
       </w:r>
     </w:p>
     <w:p>
@@ -6603,21 +6493,7 @@
           <w:rFonts w:cstheme="minorHAnsi"/>
           <w:lang w:val="en-US"/>
         </w:rPr>
-        <w:t xml:space="preserve">                  </w:t>
-      </w:r>
-      <w:r>
-        <w:rPr>
-          <w:rFonts w:cstheme="minorHAnsi"/>
-          <w:lang w:val="en-US"/>
-        </w:rPr>
-        <w:t xml:space="preserve">          </w:t>
-      </w:r>
-      <w:r>
-        <w:rPr>
-          <w:rFonts w:cstheme="minorHAnsi"/>
-          <w:lang w:val="en-US"/>
-        </w:rPr>
-        <w:t xml:space="preserve">    </w:t>
+        <w:t xml:space="preserve">                                </w:t>
       </w:r>
       <w:r>
         <w:rPr>
@@ -6631,21 +6507,7 @@
           <w:rFonts w:cstheme="minorHAnsi"/>
           <w:lang w:val="en-US"/>
         </w:rPr>
-        <w:t xml:space="preserve">             </w:t>
-      </w:r>
-      <w:r>
-        <w:rPr>
-          <w:rFonts w:cstheme="minorHAnsi"/>
-          <w:lang w:val="en-US"/>
-        </w:rPr>
-        <w:t xml:space="preserve">       </w:t>
-      </w:r>
-      <w:r>
-        <w:rPr>
-          <w:rFonts w:cstheme="minorHAnsi"/>
-          <w:lang w:val="en-US"/>
-        </w:rPr>
-        <w:t xml:space="preserve">         </w:t>
+        <w:t xml:space="preserve">                               </w:t>
       </w:r>
       <w:r>
         <w:rPr>
@@ -6667,6 +6529,162 @@
           <w:rFonts w:cstheme="minorHAnsi"/>
           <w:lang w:val="en-US"/>
         </w:rPr>
+        <w:t xml:space="preserve">              </w:t>
+      </w:r>
+      <w:proofErr w:type="spellStart"/>
+      <w:r>
+        <w:rPr>
+          <w:rFonts w:cstheme="minorHAnsi"/>
+          <w:lang w:val="en-US"/>
+        </w:rPr>
+        <w:t>subject_id</w:t>
+      </w:r>
+      <w:proofErr w:type="spellEnd"/>
+      <w:r>
+        <w:rPr>
+          <w:rFonts w:cstheme="minorHAnsi"/>
+          <w:lang w:val="en-US"/>
+        </w:rPr>
+        <w:t xml:space="preserve">                   </w:t>
+      </w:r>
+      <w:proofErr w:type="spellStart"/>
+      <w:r>
+        <w:rPr>
+          <w:rFonts w:cstheme="minorHAnsi"/>
+          <w:lang w:val="en-US"/>
+        </w:rPr>
+        <w:t>area_id</w:t>
+      </w:r>
+      <w:proofErr w:type="spellEnd"/>
+      <w:r>
+        <w:rPr>
+          <w:rFonts w:cstheme="minorHAnsi"/>
+          <w:lang w:val="en-US"/>
+        </w:rPr>
+        <w:t xml:space="preserve">                   </w:t>
+      </w:r>
+      <w:proofErr w:type="spellStart"/>
+      <w:r>
+        <w:rPr>
+          <w:rFonts w:cstheme="minorHAnsi"/>
+          <w:lang w:val="en-US"/>
+        </w:rPr>
+        <w:t>group_id</w:t>
+      </w:r>
+      <w:proofErr w:type="spellEnd"/>
+    </w:p>
+    <w:p>
+      <w:pPr>
+        <w:rPr>
+          <w:rFonts w:cstheme="minorHAnsi"/>
+          <w:lang w:val="en-US"/>
+        </w:rPr>
+      </w:pPr>
+      <w:r>
+        <w:rPr>
+          <w:rFonts w:cstheme="minorHAnsi"/>
+          <w:lang w:val="en-US"/>
+        </w:rPr>
+        <w:t xml:space="preserve">                    </w:t>
+      </w:r>
+      <w:r>
+        <w:rPr>
+          <w:rFonts w:cstheme="minorHAnsi"/>
+          <w:lang w:val="en-US"/>
+        </w:rPr>
+        <w:t>│                                   │                               │</w:t>
+      </w:r>
+    </w:p>
+    <w:p>
+      <w:pPr>
+        <w:rPr>
+          <w:rFonts w:cstheme="minorHAnsi"/>
+          <w:lang w:val="en-US"/>
+        </w:rPr>
+      </w:pPr>
+      <w:r>
+        <w:rPr>
+          <w:rFonts w:cstheme="minorHAnsi"/>
+          <w:lang w:val="en-US"/>
+        </w:rPr>
+        <w:t xml:space="preserve">                    </w:t>
+      </w:r>
+      <w:r>
+        <w:rPr>
+          <w:rFonts w:ascii="Arial" w:hAnsi="Arial" w:cs="Arial"/>
+          <w:lang w:val="en-US"/>
+        </w:rPr>
+        <w:t>▼</w:t>
+      </w:r>
+      <w:r>
+        <w:rPr>
+          <w:rFonts w:cstheme="minorHAnsi"/>
+          <w:lang w:val="en-US"/>
+        </w:rPr>
+        <w:t xml:space="preserve">                  </w:t>
+      </w:r>
+      <w:r>
+        <w:rPr>
+          <w:rFonts w:cstheme="minorHAnsi"/>
+          <w:lang w:val="en-US"/>
+        </w:rPr>
+        <w:t xml:space="preserve">          </w:t>
+      </w:r>
+      <w:r>
+        <w:rPr>
+          <w:rFonts w:cstheme="minorHAnsi"/>
+          <w:lang w:val="en-US"/>
+        </w:rPr>
+        <w:t xml:space="preserve">    </w:t>
+      </w:r>
+      <w:r>
+        <w:rPr>
+          <w:rFonts w:ascii="Arial" w:hAnsi="Arial" w:cs="Arial"/>
+          <w:lang w:val="en-US"/>
+        </w:rPr>
+        <w:t>▼</w:t>
+      </w:r>
+      <w:r>
+        <w:rPr>
+          <w:rFonts w:cstheme="minorHAnsi"/>
+          <w:lang w:val="en-US"/>
+        </w:rPr>
+        <w:t xml:space="preserve">             </w:t>
+      </w:r>
+      <w:r>
+        <w:rPr>
+          <w:rFonts w:cstheme="minorHAnsi"/>
+          <w:lang w:val="en-US"/>
+        </w:rPr>
+        <w:t xml:space="preserve">       </w:t>
+      </w:r>
+      <w:r>
+        <w:rPr>
+          <w:rFonts w:cstheme="minorHAnsi"/>
+          <w:lang w:val="en-US"/>
+        </w:rPr>
+        <w:t xml:space="preserve">         </w:t>
+      </w:r>
+      <w:r>
+        <w:rPr>
+          <w:rFonts w:ascii="Arial" w:hAnsi="Arial" w:cs="Arial"/>
+          <w:lang w:val="en-US"/>
+        </w:rPr>
+        <w:t>▼</w:t>
+      </w:r>
+    </w:p>
+    <w:p>
+      <w:pPr>
+        <w:rPr>
+          <w:rFonts w:cstheme="minorHAnsi"/>
+          <w:lang w:val="en-US"/>
+        </w:rPr>
+      </w:pPr>
+      <w:r>
+        <w:rPr>
+          <w:rFonts w:cstheme="minorHAnsi"/>
+          <w:lang w:val="en-US"/>
+        </w:rPr>
         <w:t xml:space="preserve">             m06_subjects             m06_areas             </w:t>
       </w:r>
       <w:proofErr w:type="spellStart"/>
@@ -6762,6 +6780,441 @@
           <w:rFonts w:cstheme="minorHAnsi"/>
         </w:rPr>
       </w:pPr>
+    </w:p>
+    <w:p>
+      <w:pPr>
+        <w:rPr>
+          <w:rFonts w:cstheme="minorHAnsi"/>
+        </w:rPr>
+      </w:pPr>
+    </w:p>
+    <w:p>
+      <w:pPr>
+        <w:rPr>
+          <w:rFonts w:cstheme="minorHAnsi"/>
+        </w:rPr>
+      </w:pPr>
+    </w:p>
+    <w:p>
+      <w:pPr>
+        <w:rPr>
+          <w:rFonts w:cstheme="minorHAnsi"/>
+        </w:rPr>
+      </w:pPr>
+    </w:p>
+    <w:p>
+      <w:pPr>
+        <w:rPr>
+          <w:rFonts w:cstheme="minorHAnsi"/>
+        </w:rPr>
+      </w:pPr>
+    </w:p>
+    <w:p>
+      <w:pPr>
+        <w:rPr>
+          <w:rFonts w:cstheme="minorHAnsi"/>
+        </w:rPr>
+      </w:pPr>
+    </w:p>
+    <w:p>
+      <w:pPr>
+        <w:rPr>
+          <w:rFonts w:cstheme="minorHAnsi"/>
+        </w:rPr>
+      </w:pPr>
+    </w:p>
+    <w:p>
+      <w:pPr>
+        <w:rPr>
+          <w:rFonts w:cstheme="minorHAnsi"/>
+        </w:rPr>
+      </w:pPr>
+    </w:p>
+    <w:p>
+      <w:pPr>
+        <w:rPr>
+          <w:rFonts w:cstheme="minorHAnsi"/>
+        </w:rPr>
+      </w:pPr>
+    </w:p>
+    <w:p>
+      <w:pPr>
+        <w:rPr>
+          <w:rFonts w:cstheme="minorHAnsi"/>
+        </w:rPr>
+      </w:pPr>
+    </w:p>
+    <w:p>
+      <w:pPr>
+        <w:rPr>
+          <w:rFonts w:cstheme="minorHAnsi"/>
+        </w:rPr>
+      </w:pPr>
+    </w:p>
+    <w:p>
+      <w:pPr>
+        <w:rPr>
+          <w:rFonts w:cstheme="minorHAnsi"/>
+        </w:rPr>
+      </w:pPr>
+    </w:p>
+    <w:p>
+      <w:pPr>
+        <w:rPr>
+          <w:rFonts w:cstheme="minorHAnsi"/>
+        </w:rPr>
+      </w:pPr>
+    </w:p>
+    <w:p>
+      <w:pPr>
+        <w:rPr>
+          <w:rFonts w:cstheme="minorHAnsi"/>
+        </w:rPr>
+      </w:pPr>
+    </w:p>
+    <w:p>
+      <w:pPr>
+        <w:rPr>
+          <w:rFonts w:cstheme="minorHAnsi"/>
+        </w:rPr>
+      </w:pPr>
+    </w:p>
+    <w:p>
+      <w:pPr>
+        <w:rPr>
+          <w:rFonts w:cstheme="minorHAnsi"/>
+        </w:rPr>
+      </w:pPr>
+    </w:p>
+    <w:p>
+      <w:pPr>
+        <w:rPr>
+          <w:rFonts w:cstheme="minorHAnsi"/>
+        </w:rPr>
+      </w:pPr>
+    </w:p>
+    <w:p>
+      <w:pPr>
+        <w:rPr>
+          <w:rFonts w:cstheme="minorHAnsi"/>
+        </w:rPr>
+      </w:pPr>
+    </w:p>
+    <w:p>
+      <w:pPr>
+        <w:rPr>
+          <w:rFonts w:cstheme="minorHAnsi"/>
+        </w:rPr>
+      </w:pPr>
+      <w:r>
+        <w:rPr>
+          <w:rFonts w:cstheme="minorHAnsi"/>
+        </w:rPr>
+        <w:t xml:space="preserve">MÓDULO 08 </w:t>
+      </w:r>
+    </w:p>
+    <w:p>
+      <w:pPr>
+        <w:rPr>
+          <w:rFonts w:cstheme="minorHAnsi"/>
+        </w:rPr>
+      </w:pPr>
+    </w:p>
+    <w:p>
+      <w:pPr>
+        <w:pStyle w:val="Ttulo3"/>
+      </w:pPr>
+      <w:r>
+        <w:t>1. Dirección de grupo y reuniones de padres: ¿cuentan o no como horas lectivas?</w:t>
+      </w:r>
+    </w:p>
+    <w:p>
+      <w:pPr>
+        <w:spacing w:before="100" w:beforeAutospacing="1" w:after="100" w:afterAutospacing="1"/>
+      </w:pPr>
+      <w:r>
+        <w:t xml:space="preserve">Para entender por qué el sistema le pone </w:t>
+      </w:r>
+      <w:r>
+        <w:rPr>
+          <w:rStyle w:val="CdigoHTML"/>
+          <w:rFonts w:eastAsiaTheme="minorHAnsi"/>
+        </w:rPr>
+        <w:t>0</w:t>
+      </w:r>
+      <w:r>
+        <w:t xml:space="preserve"> a la dirección de grupo, hay que diferenciar dos conceptos clave del Decreto 1850:</w:t>
+      </w:r>
+    </w:p>
+    <w:p>
+      <w:pPr>
+        <w:numPr>
+          <w:ilvl w:val="0"/>
+          <w:numId w:val="13"/>
+        </w:numPr>
+        <w:spacing w:before="100" w:beforeAutospacing="1" w:after="100" w:afterAutospacing="1" w:line="240" w:lineRule="auto"/>
+      </w:pPr>
+      <w:r>
+        <w:rPr>
+          <w:rStyle w:val="Textoennegrita"/>
+        </w:rPr>
+        <w:t>Asignación Académica (Horas Lectivas de Clase):</w:t>
+      </w:r>
+      <w:r>
+        <w:t xml:space="preserve"> Es el tiempo que el docente pasa </w:t>
+      </w:r>
+      <w:r>
+        <w:rPr>
+          <w:rStyle w:val="Textoennegrita"/>
+        </w:rPr>
+        <w:t>frente a los estudiantes dictando clase</w:t>
+      </w:r>
+      <w:r>
+        <w:t xml:space="preserve"> (las 20h en Preescolar, 25h en Primaria, 22h en Secundaria). Este es el número que vigila el semáforo.</w:t>
+      </w:r>
+    </w:p>
+    <w:p>
+      <w:pPr>
+        <w:numPr>
+          <w:ilvl w:val="0"/>
+          <w:numId w:val="13"/>
+        </w:numPr>
+        <w:spacing w:before="100" w:beforeAutospacing="1" w:after="100" w:afterAutospacing="1" w:line="240" w:lineRule="auto"/>
+      </w:pPr>
+      <w:r>
+        <w:rPr>
+          <w:rStyle w:val="Textoennegrita"/>
+        </w:rPr>
+        <w:t>Jornada Laboral Completa (40 horas semanales / 8 diarias):</w:t>
+      </w:r>
+      <w:r>
+        <w:t xml:space="preserve"> Todo docente en Colombia debe cumplir 40 horas a la semana. Al menos 30 horas deben ser presenciales en la institución (6 horas diarias), y </w:t>
+      </w:r>
+      <w:proofErr w:type="gramStart"/>
+      <w:r>
+        <w:t>las 10 restantes</w:t>
+      </w:r>
+      <w:proofErr w:type="gramEnd"/>
+      <w:r>
+        <w:t xml:space="preserve"> en actividades complementarias.</w:t>
+      </w:r>
+    </w:p>
+    <w:p>
+      <w:pPr>
+        <w:pStyle w:val="Ttulo4"/>
+      </w:pPr>
+      <w:r>
+        <w:t>¿Dónde entran las reuniones de padres y la dirección de grupo?</w:t>
+      </w:r>
+    </w:p>
+    <w:p>
+      <w:pPr>
+        <w:spacing w:before="100" w:beforeAutospacing="1" w:after="100" w:afterAutospacing="1"/>
+      </w:pPr>
+      <w:r>
+        <w:t xml:space="preserve">Según el </w:t>
+      </w:r>
+      <w:r>
+        <w:rPr>
+          <w:rStyle w:val="Textoennegrita"/>
+        </w:rPr>
+        <w:t>Artículo 9 del Decreto 1850</w:t>
+      </w:r>
+      <w:r>
+        <w:t>:</w:t>
+      </w:r>
+    </w:p>
+    <w:p>
+      <w:pPr>
+        <w:spacing w:before="100" w:beforeAutospacing="1" w:after="100" w:afterAutospacing="1"/>
+      </w:pPr>
+      <w:r>
+        <w:rPr>
+          <w:rStyle w:val="nfasis"/>
+        </w:rPr>
+        <w:t xml:space="preserve">"El tiempo total que los docentes deben dedicar (...) incluye el cumplimiento de su asignación académica, y la ejecución de actividades curriculares complementarias tales como: administración del proceso educativo, preparación de clase, evaluación, </w:t>
+      </w:r>
+      <w:r>
+        <w:rPr>
+          <w:rStyle w:val="Textoennegrita"/>
+          <w:i/>
+          <w:iCs/>
+        </w:rPr>
+        <w:t>atención a la comunidad, en especial a los padres de familia</w:t>
+      </w:r>
+      <w:r>
+        <w:rPr>
+          <w:rStyle w:val="nfasis"/>
+        </w:rPr>
+        <w:t>, y actividades curriculares no lectivas..."</w:t>
+      </w:r>
+    </w:p>
+    <w:p>
+      <w:pPr>
+        <w:spacing w:before="100" w:beforeAutospacing="1" w:after="100" w:afterAutospacing="1"/>
+      </w:pPr>
+      <w:r>
+        <w:t>Por ley:</w:t>
+      </w:r>
+    </w:p>
+    <w:p>
+      <w:pPr>
+        <w:numPr>
+          <w:ilvl w:val="0"/>
+          <w:numId w:val="14"/>
+        </w:numPr>
+        <w:spacing w:before="100" w:beforeAutospacing="1" w:after="100" w:afterAutospacing="1" w:line="240" w:lineRule="auto"/>
+      </w:pPr>
+      <w:r>
+        <w:rPr>
+          <w:rStyle w:val="Textoennegrita"/>
+        </w:rPr>
+        <w:t>La atención y reuniones de padres:</w:t>
+      </w:r>
+      <w:r>
+        <w:t xml:space="preserve"> </w:t>
+      </w:r>
+      <w:r>
+        <w:rPr>
+          <w:rStyle w:val="Textoennegrita"/>
+        </w:rPr>
+        <w:t>NO son horas de clase</w:t>
+      </w:r>
+      <w:r>
+        <w:t xml:space="preserve">, por lo que </w:t>
+      </w:r>
+      <w:r>
+        <w:rPr>
+          <w:rStyle w:val="Textoennegrita"/>
+        </w:rPr>
+        <w:t>no suman</w:t>
+      </w:r>
+      <w:r>
+        <w:t xml:space="preserve"> a la asignación académica semanal (las 22 horas). Se realizan dentro de las 18 horas complementarias que el profesor tiene para completar su jornada laboral de 40h.</w:t>
+      </w:r>
+    </w:p>
+    <w:p>
+      <w:pPr>
+        <w:numPr>
+          <w:ilvl w:val="0"/>
+          <w:numId w:val="14"/>
+        </w:numPr>
+        <w:spacing w:before="100" w:beforeAutospacing="1" w:after="100" w:afterAutospacing="1" w:line="240" w:lineRule="auto"/>
+      </w:pPr>
+      <w:r>
+        <w:rPr>
+          <w:rStyle w:val="Textoennegrita"/>
+        </w:rPr>
+        <w:t>La Dirección de Grupo:</w:t>
+      </w:r>
+      <w:r>
+        <w:t xml:space="preserve"> Tradicionalmente es una labor formativa y de acompañamiento. Si en el colegio la dirección de grupo no es una materia del horario regular (como "Orientación de Grupo"), se considera labor complementaria y por eso el sistema le pone </w:t>
+      </w:r>
+      <w:r>
+        <w:rPr>
+          <w:rStyle w:val="Textoennegrita"/>
+        </w:rPr>
+        <w:t>0 horas lectivas</w:t>
+      </w:r>
+      <w:r>
+        <w:t xml:space="preserve">. </w:t>
+      </w:r>
+    </w:p>
+    <w:p>
+      <w:pPr>
+        <w:numPr>
+          <w:ilvl w:val="1"/>
+          <w:numId w:val="14"/>
+        </w:numPr>
+        <w:spacing w:before="100" w:beforeAutospacing="1" w:after="100" w:afterAutospacing="1" w:line="240" w:lineRule="auto"/>
+      </w:pPr>
+      <w:r>
+        <w:rPr>
+          <w:rStyle w:val="nfasis"/>
+        </w:rPr>
+        <w:t>Ojo:</w:t>
+      </w:r>
+      <w:r>
+        <w:t xml:space="preserve"> Si en el Proyecto Educativo Institucional (PEI) de tu colegio la dirección de grupo </w:t>
+      </w:r>
+      <w:r>
+        <w:rPr>
+          <w:rStyle w:val="Textoennegrita"/>
+        </w:rPr>
+        <w:t>sí tiene 1 o 2 horas fijas semanales en el horario de clase</w:t>
+      </w:r>
+      <w:r>
+        <w:t>, en ese caso el colegio suele configurarla en el Plan de Estudios (M06) como una materia curricular para que sume a la carga.</w:t>
+      </w:r>
+    </w:p>
+    <w:p>
+      <w:pPr>
+        <w:rPr>
+          <w:rFonts w:cstheme="minorHAnsi"/>
+        </w:rPr>
+      </w:pPr>
+    </w:p>
+    <w:p>
+      <w:pPr>
+        <w:rPr>
+          <w:rFonts w:cstheme="minorHAnsi"/>
+        </w:rPr>
+      </w:pPr>
+    </w:p>
+    <w:p>
+      <w:pPr>
+        <w:rPr>
+          <w:rFonts w:cstheme="minorHAnsi"/>
+        </w:rPr>
+      </w:pPr>
+    </w:p>
+    <w:p>
+      <w:pPr>
+        <w:rPr>
+          <w:rFonts w:cstheme="minorHAnsi"/>
+        </w:rPr>
+      </w:pPr>
+      <w:r>
+        <w:rPr>
+          <w:rFonts w:cstheme="minorHAnsi"/>
+        </w:rPr>
+        <w:lastRenderedPageBreak/>
+        <w:drawing>
+          <wp:inline distT="0" distB="0" distL="0" distR="0" wp14:anchorId="19F4C7F5" wp14:editId="5EA7B301">
+            <wp:extent cx="3886537" cy="3520745"/>
+            <wp:effectExtent l="0" t="0" r="0" b="3810"/>
+            <wp:docPr id="1" name="Imagen 1"/>
+            <wp:cNvGraphicFramePr>
+              <a:graphicFrameLocks xmlns:a="http://schemas.openxmlformats.org/drawingml/2006/main" noChangeAspect="1"/>
+            </wp:cNvGraphicFramePr>
+            <a:graphic xmlns:a="http://schemas.openxmlformats.org/drawingml/2006/main">
+              <a:graphicData uri="http://schemas.openxmlformats.org/drawingml/2006/picture">
+                <pic:pic xmlns:pic="http://schemas.openxmlformats.org/drawingml/2006/picture">
+                  <pic:nvPicPr>
+                    <pic:cNvPr id="1" name=""/>
+                    <pic:cNvPicPr/>
+                  </pic:nvPicPr>
+                  <pic:blipFill>
+                    <a:blip r:embed="rId7"/>
+                    <a:stretch>
+                      <a:fillRect/>
+                    </a:stretch>
+                  </pic:blipFill>
+                  <pic:spPr>
+                    <a:xfrm>
+                      <a:off x="0" y="0"/>
+                      <a:ext cx="3886537" cy="3520745"/>
+                    </a:xfrm>
+                    <a:prstGeom prst="rect">
+                      <a:avLst/>
+                    </a:prstGeom>
+                  </pic:spPr>
+                </pic:pic>
+              </a:graphicData>
+            </a:graphic>
+          </wp:inline>
+        </w:drawing>
+      </w:r>
     </w:p>
     <w:sectPr>
       <w:pgSz w:w="12240" w:h="15840"/>
@@ -7141,6 +7594,155 @@
     </w:lvl>
   </w:abstractNum>
   <w:abstractNum w:abstractNumId="3" w15:restartNumberingAfterBreak="0">
+    <w:nsid w:val="382946E4"/>
+    <w:multiLevelType w:val="multilevel"/>
+    <w:tmpl w:val="9DE290EC"/>
+    <w:lvl w:ilvl="0">
+      <w:start w:val="1"/>
+      <w:numFmt w:val="bullet"/>
+      <w:lvlText w:val=""/>
+      <w:lvlJc w:val="left"/>
+      <w:pPr>
+        <w:tabs>
+          <w:tab w:val="num" w:pos="720"/>
+        </w:tabs>
+        <w:ind w:left="720" w:hanging="360"/>
+      </w:pPr>
+      <w:rPr>
+        <w:rFonts w:ascii="Symbol" w:hAnsi="Symbol" w:hint="default"/>
+        <w:sz w:val="20"/>
+      </w:rPr>
+    </w:lvl>
+    <w:lvl w:ilvl="1" w:tentative="1">
+      <w:start w:val="1"/>
+      <w:numFmt w:val="bullet"/>
+      <w:lvlText w:val="o"/>
+      <w:lvlJc w:val="left"/>
+      <w:pPr>
+        <w:tabs>
+          <w:tab w:val="num" w:pos="1440"/>
+        </w:tabs>
+        <w:ind w:left="1440" w:hanging="360"/>
+      </w:pPr>
+      <w:rPr>
+        <w:rFonts w:ascii="Courier New" w:hAnsi="Courier New" w:hint="default"/>
+        <w:sz w:val="20"/>
+      </w:rPr>
+    </w:lvl>
+    <w:lvl w:ilvl="2" w:tentative="1">
+      <w:start w:val="1"/>
+      <w:numFmt w:val="bullet"/>
+      <w:lvlText w:val=""/>
+      <w:lvlJc w:val="left"/>
+      <w:pPr>
+        <w:tabs>
+          <w:tab w:val="num" w:pos="2160"/>
+        </w:tabs>
+        <w:ind w:left="2160" w:hanging="360"/>
+      </w:pPr>
+      <w:rPr>
+        <w:rFonts w:ascii="Wingdings" w:hAnsi="Wingdings" w:hint="default"/>
+        <w:sz w:val="20"/>
+      </w:rPr>
+    </w:lvl>
+    <w:lvl w:ilvl="3" w:tentative="1">
+      <w:start w:val="1"/>
+      <w:numFmt w:val="bullet"/>
+      <w:lvlText w:val=""/>
+      <w:lvlJc w:val="left"/>
+      <w:pPr>
+        <w:tabs>
+          <w:tab w:val="num" w:pos="2880"/>
+        </w:tabs>
+        <w:ind w:left="2880" w:hanging="360"/>
+      </w:pPr>
+      <w:rPr>
+        <w:rFonts w:ascii="Wingdings" w:hAnsi="Wingdings" w:hint="default"/>
+        <w:sz w:val="20"/>
+      </w:rPr>
+    </w:lvl>
+    <w:lvl w:ilvl="4" w:tentative="1">
+      <w:start w:val="1"/>
+      <w:numFmt w:val="bullet"/>
+      <w:lvlText w:val=""/>
+      <w:lvlJc w:val="left"/>
+      <w:pPr>
+        <w:tabs>
+          <w:tab w:val="num" w:pos="3600"/>
+        </w:tabs>
+        <w:ind w:left="3600" w:hanging="360"/>
+      </w:pPr>
+      <w:rPr>
+        <w:rFonts w:ascii="Wingdings" w:hAnsi="Wingdings" w:hint="default"/>
+        <w:sz w:val="20"/>
+      </w:rPr>
+    </w:lvl>
+    <w:lvl w:ilvl="5" w:tentative="1">
+      <w:start w:val="1"/>
+      <w:numFmt w:val="bullet"/>
+      <w:lvlText w:val=""/>
+      <w:lvlJc w:val="left"/>
+      <w:pPr>
+        <w:tabs>
+          <w:tab w:val="num" w:pos="4320"/>
+        </w:tabs>
+        <w:ind w:left="4320" w:hanging="360"/>
+      </w:pPr>
+      <w:rPr>
+        <w:rFonts w:ascii="Wingdings" w:hAnsi="Wingdings" w:hint="default"/>
+        <w:sz w:val="20"/>
+      </w:rPr>
+    </w:lvl>
+    <w:lvl w:ilvl="6" w:tentative="1">
+      <w:start w:val="1"/>
+      <w:numFmt w:val="bullet"/>
+      <w:lvlText w:val=""/>
+      <w:lvlJc w:val="left"/>
+      <w:pPr>
+        <w:tabs>
+          <w:tab w:val="num" w:pos="5040"/>
+        </w:tabs>
+        <w:ind w:left="5040" w:hanging="360"/>
+      </w:pPr>
+      <w:rPr>
+        <w:rFonts w:ascii="Wingdings" w:hAnsi="Wingdings" w:hint="default"/>
+        <w:sz w:val="20"/>
+      </w:rPr>
+    </w:lvl>
+    <w:lvl w:ilvl="7" w:tentative="1">
+      <w:start w:val="1"/>
+      <w:numFmt w:val="bullet"/>
+      <w:lvlText w:val=""/>
+      <w:lvlJc w:val="left"/>
+      <w:pPr>
+        <w:tabs>
+          <w:tab w:val="num" w:pos="5760"/>
+        </w:tabs>
+        <w:ind w:left="5760" w:hanging="360"/>
+      </w:pPr>
+      <w:rPr>
+        <w:rFonts w:ascii="Wingdings" w:hAnsi="Wingdings" w:hint="default"/>
+        <w:sz w:val="20"/>
+      </w:rPr>
+    </w:lvl>
+    <w:lvl w:ilvl="8" w:tentative="1">
+      <w:start w:val="1"/>
+      <w:numFmt w:val="bullet"/>
+      <w:lvlText w:val=""/>
+      <w:lvlJc w:val="left"/>
+      <w:pPr>
+        <w:tabs>
+          <w:tab w:val="num" w:pos="6480"/>
+        </w:tabs>
+        <w:ind w:left="6480" w:hanging="360"/>
+      </w:pPr>
+      <w:rPr>
+        <w:rFonts w:ascii="Wingdings" w:hAnsi="Wingdings" w:hint="default"/>
+        <w:sz w:val="20"/>
+      </w:rPr>
+    </w:lvl>
+  </w:abstractNum>
+  <w:abstractNum w:abstractNumId="4" w15:restartNumberingAfterBreak="0">
     <w:nsid w:val="3B014CC8"/>
     <w:multiLevelType w:val="hybridMultilevel"/>
     <w:tmpl w:val="AD38BB22"/>
@@ -7253,7 +7855,7 @@
       </w:rPr>
     </w:lvl>
   </w:abstractNum>
-  <w:abstractNum w:abstractNumId="4" w15:restartNumberingAfterBreak="0">
+  <w:abstractNum w:abstractNumId="5" w15:restartNumberingAfterBreak="0">
     <w:nsid w:val="3F5A1128"/>
     <w:multiLevelType w:val="hybridMultilevel"/>
     <w:tmpl w:val="C776A448"/>
@@ -7366,7 +7968,7 @@
       </w:rPr>
     </w:lvl>
   </w:abstractNum>
-  <w:abstractNum w:abstractNumId="5" w15:restartNumberingAfterBreak="0">
+  <w:abstractNum w:abstractNumId="6" w15:restartNumberingAfterBreak="0">
     <w:nsid w:val="486C25C0"/>
     <w:multiLevelType w:val="multilevel"/>
     <w:tmpl w:val="1230032C"/>
@@ -7511,7 +8113,7 @@
       </w:rPr>
     </w:lvl>
   </w:abstractNum>
-  <w:abstractNum w:abstractNumId="6" w15:restartNumberingAfterBreak="0">
+  <w:abstractNum w:abstractNumId="7" w15:restartNumberingAfterBreak="0">
     <w:nsid w:val="4C2E36D4"/>
     <w:multiLevelType w:val="multilevel"/>
     <w:tmpl w:val="38A687B8"/>
@@ -7636,7 +8238,124 @@
       </w:pPr>
     </w:lvl>
   </w:abstractNum>
-  <w:abstractNum w:abstractNumId="7" w15:restartNumberingAfterBreak="0">
+  <w:abstractNum w:abstractNumId="8" w15:restartNumberingAfterBreak="0">
+    <w:nsid w:val="4CF8110B"/>
+    <w:multiLevelType w:val="multilevel"/>
+    <w:tmpl w:val="210AC862"/>
+    <w:lvl w:ilvl="0">
+      <w:start w:val="1"/>
+      <w:numFmt w:val="decimal"/>
+      <w:lvlText w:val="%1."/>
+      <w:lvlJc w:val="left"/>
+      <w:pPr>
+        <w:tabs>
+          <w:tab w:val="num" w:pos="720"/>
+        </w:tabs>
+        <w:ind w:left="720" w:hanging="360"/>
+      </w:pPr>
+    </w:lvl>
+    <w:lvl w:ilvl="1">
+      <w:start w:val="1"/>
+      <w:numFmt w:val="bullet"/>
+      <w:lvlText w:val="o"/>
+      <w:lvlJc w:val="left"/>
+      <w:pPr>
+        <w:tabs>
+          <w:tab w:val="num" w:pos="1440"/>
+        </w:tabs>
+        <w:ind w:left="1440" w:hanging="360"/>
+      </w:pPr>
+      <w:rPr>
+        <w:rFonts w:ascii="Courier New" w:hAnsi="Courier New" w:hint="default"/>
+        <w:sz w:val="20"/>
+      </w:rPr>
+    </w:lvl>
+    <w:lvl w:ilvl="2" w:tentative="1">
+      <w:start w:val="1"/>
+      <w:numFmt w:val="decimal"/>
+      <w:lvlText w:val="%3."/>
+      <w:lvlJc w:val="left"/>
+      <w:pPr>
+        <w:tabs>
+          <w:tab w:val="num" w:pos="2160"/>
+        </w:tabs>
+        <w:ind w:left="2160" w:hanging="360"/>
+      </w:pPr>
+    </w:lvl>
+    <w:lvl w:ilvl="3" w:tentative="1">
+      <w:start w:val="1"/>
+      <w:numFmt w:val="decimal"/>
+      <w:lvlText w:val="%4."/>
+      <w:lvlJc w:val="left"/>
+      <w:pPr>
+        <w:tabs>
+          <w:tab w:val="num" w:pos="2880"/>
+        </w:tabs>
+        <w:ind w:left="2880" w:hanging="360"/>
+      </w:pPr>
+    </w:lvl>
+    <w:lvl w:ilvl="4" w:tentative="1">
+      <w:start w:val="1"/>
+      <w:numFmt w:val="decimal"/>
+      <w:lvlText w:val="%5."/>
+      <w:lvlJc w:val="left"/>
+      <w:pPr>
+        <w:tabs>
+          <w:tab w:val="num" w:pos="3600"/>
+        </w:tabs>
+        <w:ind w:left="3600" w:hanging="360"/>
+      </w:pPr>
+    </w:lvl>
+    <w:lvl w:ilvl="5" w:tentative="1">
+      <w:start w:val="1"/>
+      <w:numFmt w:val="decimal"/>
+      <w:lvlText w:val="%6."/>
+      <w:lvlJc w:val="left"/>
+      <w:pPr>
+        <w:tabs>
+          <w:tab w:val="num" w:pos="4320"/>
+        </w:tabs>
+        <w:ind w:left="4320" w:hanging="360"/>
+      </w:pPr>
+    </w:lvl>
+    <w:lvl w:ilvl="6" w:tentative="1">
+      <w:start w:val="1"/>
+      <w:numFmt w:val="decimal"/>
+      <w:lvlText w:val="%7."/>
+      <w:lvlJc w:val="left"/>
+      <w:pPr>
+        <w:tabs>
+          <w:tab w:val="num" w:pos="5040"/>
+        </w:tabs>
+        <w:ind w:left="5040" w:hanging="360"/>
+      </w:pPr>
+    </w:lvl>
+    <w:lvl w:ilvl="7" w:tentative="1">
+      <w:start w:val="1"/>
+      <w:numFmt w:val="decimal"/>
+      <w:lvlText w:val="%8."/>
+      <w:lvlJc w:val="left"/>
+      <w:pPr>
+        <w:tabs>
+          <w:tab w:val="num" w:pos="5760"/>
+        </w:tabs>
+        <w:ind w:left="5760" w:hanging="360"/>
+      </w:pPr>
+    </w:lvl>
+    <w:lvl w:ilvl="8" w:tentative="1">
+      <w:start w:val="1"/>
+      <w:numFmt w:val="decimal"/>
+      <w:lvlText w:val="%9."/>
+      <w:lvlJc w:val="left"/>
+      <w:pPr>
+        <w:tabs>
+          <w:tab w:val="num" w:pos="6480"/>
+        </w:tabs>
+        <w:ind w:left="6480" w:hanging="360"/>
+      </w:pPr>
+    </w:lvl>
+  </w:abstractNum>
+  <w:abstractNum w:abstractNumId="9" w15:restartNumberingAfterBreak="0">
     <w:nsid w:val="51B138B5"/>
     <w:multiLevelType w:val="multilevel"/>
     <w:tmpl w:val="8DDE2AAE"/>
@@ -7785,7 +8504,7 @@
       </w:rPr>
     </w:lvl>
   </w:abstractNum>
-  <w:abstractNum w:abstractNumId="8" w15:restartNumberingAfterBreak="0">
+  <w:abstractNum w:abstractNumId="10" w15:restartNumberingAfterBreak="0">
     <w:nsid w:val="524027F7"/>
     <w:multiLevelType w:val="multilevel"/>
     <w:tmpl w:val="1230032C"/>
@@ -7930,7 +8649,7 @@
       </w:rPr>
     </w:lvl>
   </w:abstractNum>
-  <w:abstractNum w:abstractNumId="9" w15:restartNumberingAfterBreak="0">
+  <w:abstractNum w:abstractNumId="11" w15:restartNumberingAfterBreak="0">
     <w:nsid w:val="6ACB48FF"/>
     <w:multiLevelType w:val="hybridMultilevel"/>
     <w:tmpl w:val="576AED86"/>
@@ -8043,7 +8762,7 @@
       </w:rPr>
     </w:lvl>
   </w:abstractNum>
-  <w:abstractNum w:abstractNumId="10" w15:restartNumberingAfterBreak="0">
+  <w:abstractNum w:abstractNumId="12" w15:restartNumberingAfterBreak="0">
     <w:nsid w:val="7B6D6566"/>
     <w:multiLevelType w:val="hybridMultilevel"/>
     <w:tmpl w:val="93022D96"/>
@@ -8156,7 +8875,7 @@
       </w:rPr>
     </w:lvl>
   </w:abstractNum>
-  <w:abstractNum w:abstractNumId="11" w15:restartNumberingAfterBreak="0">
+  <w:abstractNum w:abstractNumId="13" w15:restartNumberingAfterBreak="0">
     <w:nsid w:val="7FEB37AE"/>
     <w:multiLevelType w:val="hybridMultilevel"/>
     <w:tmpl w:val="916EB4A2"/>
@@ -8273,36 +8992,42 @@
     <w:abstractNumId w:val="1"/>
   </w:num>
   <w:num w:numId="2">
-    <w:abstractNumId w:val="10"/>
+    <w:abstractNumId w:val="12"/>
   </w:num>
   <w:num w:numId="3">
-    <w:abstractNumId w:val="3"/>
+    <w:abstractNumId w:val="4"/>
   </w:num>
   <w:num w:numId="4">
-    <w:abstractNumId w:val="11"/>
+    <w:abstractNumId w:val="13"/>
   </w:num>
   <w:num w:numId="5">
     <w:abstractNumId w:val="0"/>
   </w:num>
   <w:num w:numId="6">
-    <w:abstractNumId w:val="5"/>
+    <w:abstractNumId w:val="6"/>
   </w:num>
   <w:num w:numId="7">
     <w:abstractNumId w:val="2"/>
   </w:num>
   <w:num w:numId="8">
-    <w:abstractNumId w:val="6"/>
+    <w:abstractNumId w:val="7"/>
   </w:num>
   <w:num w:numId="9">
+    <w:abstractNumId w:val="11"/>
+  </w:num>
+  <w:num w:numId="10">
+    <w:abstractNumId w:val="5"/>
+  </w:num>
+  <w:num w:numId="11">
     <w:abstractNumId w:val="9"/>
   </w:num>
-  <w:num w:numId="10">
-    <w:abstractNumId w:val="4"/>
+  <w:num w:numId="12">
+    <w:abstractNumId w:val="10"/>
   </w:num>
-  <w:num w:numId="11">
-    <w:abstractNumId w:val="7"/>
+  <w:num w:numId="13">
+    <w:abstractNumId w:val="3"/>
   </w:num>
-  <w:num w:numId="12">
+  <w:num w:numId="14">
     <w:abstractNumId w:val="8"/>
   </w:num>
 </w:numbering>
@@ -8728,6 +9453,29 @@
       <w:lang w:eastAsia="es-CO"/>
     </w:rPr>
   </w:style>
+  <w:style w:type="paragraph" w:styleId="Ttulo4">
+    <w:name w:val="heading 4"/>
+    <w:basedOn w:val="Normal"/>
+    <w:next w:val="Normal"/>
+    <w:link w:val="Ttulo4Car"/>
+    <w:uiPriority w:val="9"/>
+    <w:semiHidden/>
+    <w:unhideWhenUsed/>
+    <w:qFormat/>
+    <w:rsid w:val="00A74AC6"/>
+    <w:pPr>
+      <w:keepNext/>
+      <w:keepLines/>
+      <w:spacing w:before="40" w:after="0"/>
+      <w:outlineLvl w:val="3"/>
+    </w:pPr>
+    <w:rPr>
+      <w:rFonts w:asciiTheme="majorHAnsi" w:eastAsiaTheme="majorEastAsia" w:hAnsiTheme="majorHAnsi" w:cstheme="majorBidi"/>
+      <w:i/>
+      <w:iCs/>
+      <w:color w:val="2F5496" w:themeColor="accent1" w:themeShade="BF"/>
+    </w:rPr>
+  </w:style>
   <w:style w:type="character" w:default="1" w:styleId="Fuentedeprrafopredeter">
     <w:name w:val="Default Paragraph Font"/>
     <w:uiPriority w:val="1"/>
@@ -8878,6 +9626,31 @@
       <w:rFonts w:ascii="Courier New" w:eastAsia="Times New Roman" w:hAnsi="Courier New" w:cs="Courier New"/>
       <w:sz w:val="20"/>
       <w:szCs w:val="20"/>
+    </w:rPr>
+  </w:style>
+  <w:style w:type="character" w:styleId="nfasis">
+    <w:name w:val="Emphasis"/>
+    <w:basedOn w:val="Fuentedeprrafopredeter"/>
+    <w:uiPriority w:val="20"/>
+    <w:qFormat/>
+    <w:rsid w:val="00A74AC6"/>
+    <w:rPr>
+      <w:i/>
+      <w:iCs/>
+    </w:rPr>
+  </w:style>
+  <w:style w:type="character" w:customStyle="1" w:styleId="Ttulo4Car">
+    <w:name w:val="Título 4 Car"/>
+    <w:basedOn w:val="Fuentedeprrafopredeter"/>
+    <w:link w:val="Ttulo4"/>
+    <w:uiPriority w:val="9"/>
+    <w:semiHidden/>
+    <w:rsid w:val="00A74AC6"/>
+    <w:rPr>
+      <w:rFonts w:asciiTheme="majorHAnsi" w:eastAsiaTheme="majorEastAsia" w:hAnsiTheme="majorHAnsi" w:cstheme="majorBidi"/>
+      <w:i/>
+      <w:iCs/>
+      <w:color w:val="2F5496" w:themeColor="accent1" w:themeShade="BF"/>
     </w:rPr>
   </w:style>
 </w:styles>
